--- a/research/HAHDResearchPaper.docx
+++ b/research/HAHDResearchPaper.docx
@@ -7,20 +7,22 @@
         <w:spacing w:after="160"/>
         <w:jc w:val="center"/>
         <w:rPr>
-          <w:rFonts w:ascii="Times New Roman" w:eastAsia="Times New Roman" w:hAnsi="Times New Roman" w:cs="Times New Roman"/>
+          <w:rFonts w:ascii="Times New Roman" w:hAnsi="Times New Roman" w:cs="Times New Roman"/>
           <w:b/>
-          <w:sz w:val="32"/>
-          <w:szCs w:val="32"/>
-        </w:rPr>
-      </w:pPr>
-      <w:r>
-        <w:rPr>
-          <w:rFonts w:ascii="Times New Roman" w:eastAsia="Times New Roman" w:hAnsi="Times New Roman" w:cs="Times New Roman"/>
+          <w:bCs/>
+          <w:sz w:val="28"/>
+          <w:szCs w:val="28"/>
+        </w:rPr>
+      </w:pPr>
+      <w:r>
+        <w:rPr>
+          <w:rFonts w:ascii="Times New Roman" w:hAnsi="Times New Roman" w:cs="Times New Roman"/>
           <w:b/>
-          <w:sz w:val="32"/>
-          <w:szCs w:val="32"/>
-        </w:rPr>
-        <w:t>Human Alignment for Hazardous Driving Detection: Integrating Gaze Data with Computer Vision for Enhanced Safety</w:t>
+          <w:bCs/>
+          <w:sz w:val="28"/>
+          <w:szCs w:val="28"/>
+        </w:rPr>
+        <w:t>Human-Aligned Hazardous Detection through Gaze-Constrained Learning: Mitigating Mesa-Objective Misalignment in Vision Models</w:t>
       </w:r>
     </w:p>
     <w:p>
@@ -35,7 +37,35 @@
         <w:rPr>
           <w:rFonts w:ascii="Times New Roman" w:eastAsia="Times New Roman" w:hAnsi="Times New Roman" w:cs="Times New Roman"/>
         </w:rPr>
-        <w:t>Lennox Anderson, Jonah Mulecrone, Ahmed Boutar, and Tal Erez</w:t>
+        <w:t xml:space="preserve">Lennox Anderson, Jonah </w:t>
+      </w:r>
+      <w:proofErr w:type="spellStart"/>
+      <w:r>
+        <w:rPr>
+          <w:rFonts w:ascii="Times New Roman" w:eastAsia="Times New Roman" w:hAnsi="Times New Roman" w:cs="Times New Roman"/>
+        </w:rPr>
+        <w:t>Mulecrone</w:t>
+      </w:r>
+      <w:proofErr w:type="spellEnd"/>
+      <w:r>
+        <w:rPr>
+          <w:rFonts w:ascii="Times New Roman" w:eastAsia="Times New Roman" w:hAnsi="Times New Roman" w:cs="Times New Roman"/>
+        </w:rPr>
+        <w:t xml:space="preserve">, Ahmed </w:t>
+      </w:r>
+      <w:proofErr w:type="spellStart"/>
+      <w:r>
+        <w:rPr>
+          <w:rFonts w:ascii="Times New Roman" w:eastAsia="Times New Roman" w:hAnsi="Times New Roman" w:cs="Times New Roman"/>
+        </w:rPr>
+        <w:t>Boutar</w:t>
+      </w:r>
+      <w:proofErr w:type="spellEnd"/>
+      <w:r>
+        <w:rPr>
+          <w:rFonts w:ascii="Times New Roman" w:eastAsia="Times New Roman" w:hAnsi="Times New Roman" w:cs="Times New Roman"/>
+        </w:rPr>
+        <w:t>, and Tal Erez</w:t>
       </w:r>
     </w:p>
     <w:p>
@@ -96,16 +126,32 @@
     </w:p>
     <w:p>
       <w:pPr>
-        <w:spacing w:after="160"/>
-        <w:rPr>
-          <w:rFonts w:ascii="Times New Roman" w:eastAsia="Times New Roman" w:hAnsi="Times New Roman" w:cs="Times New Roman"/>
-        </w:rPr>
-      </w:pPr>
-      <w:r>
-        <w:rPr>
-          <w:rFonts w:ascii="Times New Roman" w:eastAsia="Times New Roman" w:hAnsi="Times New Roman" w:cs="Times New Roman"/>
-        </w:rPr>
-        <w:t xml:space="preserve">     This study </w:t>
+        <w:pStyle w:val="whitespace-normal"/>
+      </w:pPr>
+      <w:r>
+        <w:t xml:space="preserve">     </w:t>
+      </w:r>
+      <w:r>
+        <w:t>Current hazard detection systems in autonomous driving may develop mesa objectives—learned internal goals that achieve high training performance through spurious correlations rather than genuine hazard recognition. This inner alignment problem, where models optimize proxy objectives misaligned with human safety perception, poses risks for real-world deployment. We propose that incorporating human gaze patterns during training constrains the space of learnable mesa objectives, forcing models to develop representations aligned with human hazard assessment processes.</w:t>
+      </w:r>
+    </w:p>
+    <w:p>
+      <w:pPr>
+        <w:pStyle w:val="whitespace-normal"/>
+      </w:pPr>
+      <w:r>
+        <w:t>We collected eye-tracking data from participants viewing driving scenarios, identifying hazardous moments through synchronized gaze patterns and manual annotations. By augmenting standard object detection training (YOLOv8) with gaze-derived spatial attention signals, we provide process-level supervision that must be satisfied simultaneously with hazard detection objectives. This dual constraint reduces the viability of misaligned mesa objectives that could otherwise achieve high accuracy through spurious correlations.</w:t>
+      </w:r>
+    </w:p>
+    <w:p>
+      <w:pPr>
+        <w:pStyle w:val="whitespace-normal"/>
+      </w:pPr>
+      <w:r>
+        <w:t xml:space="preserve">Our results demonstrate that gaze-augmented models achieve superior hazard detection performance compared to standard supervised learning, particularly in scenarios where human perception diverges from geometric risk metrics. The improved generalization suggests that multi-modal supervision successfully constrains internal objective formation. This work provides empirical evidence that process-level supervision through human behavioral signals can partially address the inner alignment problem in practical computer vision systems, with implications for building AI </w:t>
+      </w:r>
+      <w:r>
+        <w:t>systems that better reflect human values and perceptual judgments.</w:t>
       </w:r>
     </w:p>
     <w:p>
@@ -143,37 +189,82 @@
     </w:p>
     <w:p>
       <w:pPr>
+        <w:pStyle w:val="whitespace-normal"/>
+      </w:pPr>
+      <w:r>
+        <w:rPr>
+          <w:b/>
+        </w:rPr>
+        <w:t xml:space="preserve">      </w:t>
+      </w:r>
+      <w:r>
+        <w:t>Autonomous driving systems must identify and respond to hazardous situations to ensure passenger safety. However, current approaches to hazard detection often optimize for objectives that diverge from human risk perception, leading to systems that may achieve high technical performance while failing to align with human safety judgments. This misalignment represents a practical instantiation of the inner alignment problem in machine learning: models develop mesa objectives—internal goals learned during training—that differ from the intended base objective of genuine hazard recognition.</w:t>
+      </w:r>
+    </w:p>
+    <w:p>
+      <w:pPr>
+        <w:pStyle w:val="whitespace-normal"/>
+      </w:pPr>
+      <w:r>
+        <w:t>The inner alignment problem emerges when gradient descent produces models that achieve high training performance through spurious correlations rather than learning the intended task. In hazard detection, a model might develop mesa objectives such as "flag all moving objects" or "detect anything near the vehicle," which correlate with hazards in training data but fail to capture the nuanced risk assessment humans perform. These misaligned objectives become particularly problematic during deployment, where distributional shift exposes the gap between what the model learned to optimize and what constitutes actual hazards.</w:t>
+      </w:r>
+    </w:p>
+    <w:p>
+      <w:pPr>
+        <w:pStyle w:val="whitespace-normal"/>
+      </w:pPr>
+      <w:r>
+        <w:t xml:space="preserve">Traditional supervised learning approaches to hazard detection suffer from limited supervisory signal: binary labels indicate whether a hazard exists but provide no insight into the human cognitive process that identified it. This outcome-level supervision leaves vast freedom for models to </w:t>
+      </w:r>
+      <w:r>
+        <w:lastRenderedPageBreak/>
+        <w:t>develop arbitrary mesa objectives that achieve high training accuracy without genuinely understanding hazard assessment. The problem is exacerbated by class imbalance in driving data, where non-hazardous frames vastly outnumber hazardous ones, incentivizing models to exploit simple discriminative features rather than learning robust hazard representations.</w:t>
+      </w:r>
+    </w:p>
+    <w:p>
+      <w:pPr>
+        <w:pStyle w:val="whitespace-normal"/>
+      </w:pPr>
+      <w:r>
+        <w:t>We propose that incorporating human gaze patterns during training provides process-level supervision that constrains mesa objective formation. Eye tracking data captures the implicit human decision process—where people look, how long they fixate, and what patterns of visual attention precede hazard identification. By requiring models to satisfy both hazard detection performance and correlation with human attention patterns, we reduce the space of viable mesa objectives that could emerge during training.</w:t>
+      </w:r>
+    </w:p>
+    <w:p>
+      <w:pPr>
         <w:spacing w:after="160"/>
         <w:rPr>
           <w:rFonts w:ascii="Times New Roman" w:eastAsia="Times New Roman" w:hAnsi="Times New Roman" w:cs="Times New Roman"/>
         </w:rPr>
       </w:pPr>
-      <w:r>
+    </w:p>
+    <w:p>
+      <w:pPr>
+        <w:spacing w:after="160"/>
         <w:rPr>
           <w:rFonts w:ascii="Times New Roman" w:eastAsia="Times New Roman" w:hAnsi="Times New Roman" w:cs="Times New Roman"/>
           <w:b/>
           <w:sz w:val="24"/>
           <w:szCs w:val="24"/>
         </w:rPr>
-        <w:t xml:space="preserve">      </w:t>
-      </w:r>
-      <w:r>
-        <w:rPr>
-          <w:rFonts w:ascii="Times New Roman" w:eastAsia="Times New Roman" w:hAnsi="Times New Roman" w:cs="Times New Roman"/>
-        </w:rPr>
-        <w:t>Lorem ipsum dolor sit amet, consectetuer adipiscing elit. Maecenas porttitor congue massa. Fusce posuere, magna sed pulvinar ultricies, purus lectus malesuada libero, sit amet commodo magna eros quis urna.Nunc viverra imperdiet enim. Fusce est. Vivamus a tellus.Pellentesque habitant morbi tristique senectus et netus et malesuada fames ac turpis egestas. Proin pharetra nonummy pede. Mauris et orci.Aenean nec lorem. In porttitor. Donec laoreet nonummy augue.Suspendisse dui purus, scelerisque at, vulputate vitae, pretium mattis, nunc. Mauris eget neque at sem venenatis eleifend. Ut nonummy.</w:t>
-      </w:r>
-    </w:p>
-    <w:p>
-      <w:pPr>
-        <w:spacing w:after="160"/>
+      </w:pPr>
+      <w:r>
         <w:rPr>
           <w:rFonts w:ascii="Times New Roman" w:eastAsia="Times New Roman" w:hAnsi="Times New Roman" w:cs="Times New Roman"/>
           <w:b/>
           <w:sz w:val="24"/>
           <w:szCs w:val="24"/>
         </w:rPr>
-      </w:pPr>
+        <w:t xml:space="preserve">2   </w:t>
+      </w:r>
+      <w:r>
+        <w:rPr>
+          <w:rFonts w:ascii="Times New Roman" w:eastAsia="Times New Roman" w:hAnsi="Times New Roman" w:cs="Times New Roman"/>
+          <w:b/>
+          <w:sz w:val="26"/>
+          <w:szCs w:val="26"/>
+        </w:rPr>
+        <w:t>Literature</w:t>
+      </w:r>
       <w:r>
         <w:rPr>
           <w:rFonts w:ascii="Times New Roman" w:eastAsia="Times New Roman" w:hAnsi="Times New Roman" w:cs="Times New Roman"/>
@@ -181,7 +272,764 @@
           <w:sz w:val="24"/>
           <w:szCs w:val="24"/>
         </w:rPr>
-        <w:t xml:space="preserve">2   </w:t>
+        <w:t xml:space="preserve"> Review </w:t>
+      </w:r>
+    </w:p>
+    <w:p>
+      <w:pPr>
+        <w:spacing w:after="160"/>
+        <w:rPr>
+          <w:rFonts w:ascii="Times New Roman" w:eastAsia="Times New Roman" w:hAnsi="Times New Roman" w:cs="Times New Roman"/>
+          <w:b/>
+        </w:rPr>
+      </w:pPr>
+      <w:r>
+        <w:rPr>
+          <w:rFonts w:ascii="Times New Roman" w:eastAsia="Times New Roman" w:hAnsi="Times New Roman" w:cs="Times New Roman"/>
+        </w:rPr>
+        <w:t xml:space="preserve">      Lorem ipsum dolor sit </w:t>
+      </w:r>
+      <w:proofErr w:type="spellStart"/>
+      <w:r>
+        <w:rPr>
+          <w:rFonts w:ascii="Times New Roman" w:eastAsia="Times New Roman" w:hAnsi="Times New Roman" w:cs="Times New Roman"/>
+        </w:rPr>
+        <w:t>amet</w:t>
+      </w:r>
+      <w:proofErr w:type="spellEnd"/>
+      <w:r>
+        <w:rPr>
+          <w:rFonts w:ascii="Times New Roman" w:eastAsia="Times New Roman" w:hAnsi="Times New Roman" w:cs="Times New Roman"/>
+        </w:rPr>
+        <w:t xml:space="preserve">, </w:t>
+      </w:r>
+      <w:proofErr w:type="spellStart"/>
+      <w:r>
+        <w:rPr>
+          <w:rFonts w:ascii="Times New Roman" w:eastAsia="Times New Roman" w:hAnsi="Times New Roman" w:cs="Times New Roman"/>
+        </w:rPr>
+        <w:t>consectetuer</w:t>
+      </w:r>
+      <w:proofErr w:type="spellEnd"/>
+      <w:r>
+        <w:rPr>
+          <w:rFonts w:ascii="Times New Roman" w:eastAsia="Times New Roman" w:hAnsi="Times New Roman" w:cs="Times New Roman"/>
+        </w:rPr>
+        <w:t xml:space="preserve"> </w:t>
+      </w:r>
+      <w:proofErr w:type="spellStart"/>
+      <w:r>
+        <w:rPr>
+          <w:rFonts w:ascii="Times New Roman" w:eastAsia="Times New Roman" w:hAnsi="Times New Roman" w:cs="Times New Roman"/>
+        </w:rPr>
+        <w:t>adipiscing</w:t>
+      </w:r>
+      <w:proofErr w:type="spellEnd"/>
+      <w:r>
+        <w:rPr>
+          <w:rFonts w:ascii="Times New Roman" w:eastAsia="Times New Roman" w:hAnsi="Times New Roman" w:cs="Times New Roman"/>
+        </w:rPr>
+        <w:t xml:space="preserve"> </w:t>
+      </w:r>
+      <w:proofErr w:type="spellStart"/>
+      <w:r>
+        <w:rPr>
+          <w:rFonts w:ascii="Times New Roman" w:eastAsia="Times New Roman" w:hAnsi="Times New Roman" w:cs="Times New Roman"/>
+        </w:rPr>
+        <w:t>elit</w:t>
+      </w:r>
+      <w:proofErr w:type="spellEnd"/>
+      <w:r>
+        <w:rPr>
+          <w:rFonts w:ascii="Times New Roman" w:eastAsia="Times New Roman" w:hAnsi="Times New Roman" w:cs="Times New Roman"/>
+        </w:rPr>
+        <w:t xml:space="preserve">. Maecenas </w:t>
+      </w:r>
+      <w:proofErr w:type="spellStart"/>
+      <w:r>
+        <w:rPr>
+          <w:rFonts w:ascii="Times New Roman" w:eastAsia="Times New Roman" w:hAnsi="Times New Roman" w:cs="Times New Roman"/>
+        </w:rPr>
+        <w:t>porttitor</w:t>
+      </w:r>
+      <w:proofErr w:type="spellEnd"/>
+      <w:r>
+        <w:rPr>
+          <w:rFonts w:ascii="Times New Roman" w:eastAsia="Times New Roman" w:hAnsi="Times New Roman" w:cs="Times New Roman"/>
+        </w:rPr>
+        <w:t xml:space="preserve"> </w:t>
+      </w:r>
+      <w:proofErr w:type="spellStart"/>
+      <w:r>
+        <w:rPr>
+          <w:rFonts w:ascii="Times New Roman" w:eastAsia="Times New Roman" w:hAnsi="Times New Roman" w:cs="Times New Roman"/>
+        </w:rPr>
+        <w:t>congue</w:t>
+      </w:r>
+      <w:proofErr w:type="spellEnd"/>
+      <w:r>
+        <w:rPr>
+          <w:rFonts w:ascii="Times New Roman" w:eastAsia="Times New Roman" w:hAnsi="Times New Roman" w:cs="Times New Roman"/>
+        </w:rPr>
+        <w:t xml:space="preserve"> </w:t>
+      </w:r>
+      <w:proofErr w:type="spellStart"/>
+      <w:r>
+        <w:rPr>
+          <w:rFonts w:ascii="Times New Roman" w:eastAsia="Times New Roman" w:hAnsi="Times New Roman" w:cs="Times New Roman"/>
+        </w:rPr>
+        <w:t>massa</w:t>
+      </w:r>
+      <w:proofErr w:type="spellEnd"/>
+      <w:r>
+        <w:rPr>
+          <w:rFonts w:ascii="Times New Roman" w:eastAsia="Times New Roman" w:hAnsi="Times New Roman" w:cs="Times New Roman"/>
+        </w:rPr>
+        <w:t xml:space="preserve">. </w:t>
+      </w:r>
+      <w:proofErr w:type="spellStart"/>
+      <w:r>
+        <w:rPr>
+          <w:rFonts w:ascii="Times New Roman" w:eastAsia="Times New Roman" w:hAnsi="Times New Roman" w:cs="Times New Roman"/>
+        </w:rPr>
+        <w:t>Fusce</w:t>
+      </w:r>
+      <w:proofErr w:type="spellEnd"/>
+      <w:r>
+        <w:rPr>
+          <w:rFonts w:ascii="Times New Roman" w:eastAsia="Times New Roman" w:hAnsi="Times New Roman" w:cs="Times New Roman"/>
+        </w:rPr>
+        <w:t xml:space="preserve"> </w:t>
+      </w:r>
+      <w:proofErr w:type="spellStart"/>
+      <w:r>
+        <w:rPr>
+          <w:rFonts w:ascii="Times New Roman" w:eastAsia="Times New Roman" w:hAnsi="Times New Roman" w:cs="Times New Roman"/>
+        </w:rPr>
+        <w:t>posuere</w:t>
+      </w:r>
+      <w:proofErr w:type="spellEnd"/>
+      <w:r>
+        <w:rPr>
+          <w:rFonts w:ascii="Times New Roman" w:eastAsia="Times New Roman" w:hAnsi="Times New Roman" w:cs="Times New Roman"/>
+        </w:rPr>
+        <w:t xml:space="preserve">, magna sed pulvinar </w:t>
+      </w:r>
+      <w:proofErr w:type="spellStart"/>
+      <w:r>
+        <w:rPr>
+          <w:rFonts w:ascii="Times New Roman" w:eastAsia="Times New Roman" w:hAnsi="Times New Roman" w:cs="Times New Roman"/>
+        </w:rPr>
+        <w:t>ultricies</w:t>
+      </w:r>
+      <w:proofErr w:type="spellEnd"/>
+      <w:r>
+        <w:rPr>
+          <w:rFonts w:ascii="Times New Roman" w:eastAsia="Times New Roman" w:hAnsi="Times New Roman" w:cs="Times New Roman"/>
+        </w:rPr>
+        <w:t xml:space="preserve">, </w:t>
+      </w:r>
+      <w:proofErr w:type="spellStart"/>
+      <w:r>
+        <w:rPr>
+          <w:rFonts w:ascii="Times New Roman" w:eastAsia="Times New Roman" w:hAnsi="Times New Roman" w:cs="Times New Roman"/>
+        </w:rPr>
+        <w:t>purus</w:t>
+      </w:r>
+      <w:proofErr w:type="spellEnd"/>
+      <w:r>
+        <w:rPr>
+          <w:rFonts w:ascii="Times New Roman" w:eastAsia="Times New Roman" w:hAnsi="Times New Roman" w:cs="Times New Roman"/>
+        </w:rPr>
+        <w:t xml:space="preserve"> </w:t>
+      </w:r>
+      <w:proofErr w:type="spellStart"/>
+      <w:r>
+        <w:rPr>
+          <w:rFonts w:ascii="Times New Roman" w:eastAsia="Times New Roman" w:hAnsi="Times New Roman" w:cs="Times New Roman"/>
+        </w:rPr>
+        <w:t>lectus</w:t>
+      </w:r>
+      <w:proofErr w:type="spellEnd"/>
+      <w:r>
+        <w:rPr>
+          <w:rFonts w:ascii="Times New Roman" w:eastAsia="Times New Roman" w:hAnsi="Times New Roman" w:cs="Times New Roman"/>
+        </w:rPr>
+        <w:t xml:space="preserve"> </w:t>
+      </w:r>
+      <w:proofErr w:type="spellStart"/>
+      <w:r>
+        <w:rPr>
+          <w:rFonts w:ascii="Times New Roman" w:eastAsia="Times New Roman" w:hAnsi="Times New Roman" w:cs="Times New Roman"/>
+        </w:rPr>
+        <w:t>malesuada</w:t>
+      </w:r>
+      <w:proofErr w:type="spellEnd"/>
+      <w:r>
+        <w:rPr>
+          <w:rFonts w:ascii="Times New Roman" w:eastAsia="Times New Roman" w:hAnsi="Times New Roman" w:cs="Times New Roman"/>
+        </w:rPr>
+        <w:t xml:space="preserve"> libero, sit </w:t>
+      </w:r>
+      <w:proofErr w:type="spellStart"/>
+      <w:r>
+        <w:rPr>
+          <w:rFonts w:ascii="Times New Roman" w:eastAsia="Times New Roman" w:hAnsi="Times New Roman" w:cs="Times New Roman"/>
+        </w:rPr>
+        <w:t>amet</w:t>
+      </w:r>
+      <w:proofErr w:type="spellEnd"/>
+      <w:r>
+        <w:rPr>
+          <w:rFonts w:ascii="Times New Roman" w:eastAsia="Times New Roman" w:hAnsi="Times New Roman" w:cs="Times New Roman"/>
+        </w:rPr>
+        <w:t xml:space="preserve"> </w:t>
+      </w:r>
+      <w:proofErr w:type="spellStart"/>
+      <w:r>
+        <w:rPr>
+          <w:rFonts w:ascii="Times New Roman" w:eastAsia="Times New Roman" w:hAnsi="Times New Roman" w:cs="Times New Roman"/>
+        </w:rPr>
+        <w:t>commodo</w:t>
+      </w:r>
+      <w:proofErr w:type="spellEnd"/>
+      <w:r>
+        <w:rPr>
+          <w:rFonts w:ascii="Times New Roman" w:eastAsia="Times New Roman" w:hAnsi="Times New Roman" w:cs="Times New Roman"/>
+        </w:rPr>
+        <w:t xml:space="preserve"> magna eros </w:t>
+      </w:r>
+      <w:proofErr w:type="spellStart"/>
+      <w:r>
+        <w:rPr>
+          <w:rFonts w:ascii="Times New Roman" w:eastAsia="Times New Roman" w:hAnsi="Times New Roman" w:cs="Times New Roman"/>
+        </w:rPr>
+        <w:t>quis</w:t>
+      </w:r>
+      <w:proofErr w:type="spellEnd"/>
+      <w:r>
+        <w:rPr>
+          <w:rFonts w:ascii="Times New Roman" w:eastAsia="Times New Roman" w:hAnsi="Times New Roman" w:cs="Times New Roman"/>
+        </w:rPr>
+        <w:t xml:space="preserve"> </w:t>
+      </w:r>
+      <w:proofErr w:type="spellStart"/>
+      <w:proofErr w:type="gramStart"/>
+      <w:r>
+        <w:rPr>
+          <w:rFonts w:ascii="Times New Roman" w:eastAsia="Times New Roman" w:hAnsi="Times New Roman" w:cs="Times New Roman"/>
+        </w:rPr>
+        <w:t>urna.Nunc</w:t>
+      </w:r>
+      <w:proofErr w:type="spellEnd"/>
+      <w:proofErr w:type="gramEnd"/>
+      <w:r>
+        <w:rPr>
+          <w:rFonts w:ascii="Times New Roman" w:eastAsia="Times New Roman" w:hAnsi="Times New Roman" w:cs="Times New Roman"/>
+        </w:rPr>
+        <w:t xml:space="preserve"> </w:t>
+      </w:r>
+      <w:proofErr w:type="spellStart"/>
+      <w:r>
+        <w:rPr>
+          <w:rFonts w:ascii="Times New Roman" w:eastAsia="Times New Roman" w:hAnsi="Times New Roman" w:cs="Times New Roman"/>
+        </w:rPr>
+        <w:t>viverra</w:t>
+      </w:r>
+      <w:proofErr w:type="spellEnd"/>
+      <w:r>
+        <w:rPr>
+          <w:rFonts w:ascii="Times New Roman" w:eastAsia="Times New Roman" w:hAnsi="Times New Roman" w:cs="Times New Roman"/>
+        </w:rPr>
+        <w:t xml:space="preserve"> </w:t>
+      </w:r>
+      <w:proofErr w:type="spellStart"/>
+      <w:r>
+        <w:rPr>
+          <w:rFonts w:ascii="Times New Roman" w:eastAsia="Times New Roman" w:hAnsi="Times New Roman" w:cs="Times New Roman"/>
+        </w:rPr>
+        <w:t>imperdiet</w:t>
+      </w:r>
+      <w:proofErr w:type="spellEnd"/>
+      <w:r>
+        <w:rPr>
+          <w:rFonts w:ascii="Times New Roman" w:eastAsia="Times New Roman" w:hAnsi="Times New Roman" w:cs="Times New Roman"/>
+        </w:rPr>
+        <w:t xml:space="preserve"> </w:t>
+      </w:r>
+      <w:proofErr w:type="spellStart"/>
+      <w:r>
+        <w:rPr>
+          <w:rFonts w:ascii="Times New Roman" w:eastAsia="Times New Roman" w:hAnsi="Times New Roman" w:cs="Times New Roman"/>
+        </w:rPr>
+        <w:t>enim</w:t>
+      </w:r>
+      <w:proofErr w:type="spellEnd"/>
+      <w:r>
+        <w:rPr>
+          <w:rFonts w:ascii="Times New Roman" w:eastAsia="Times New Roman" w:hAnsi="Times New Roman" w:cs="Times New Roman"/>
+        </w:rPr>
+        <w:t xml:space="preserve">. </w:t>
+      </w:r>
+      <w:proofErr w:type="spellStart"/>
+      <w:r>
+        <w:rPr>
+          <w:rFonts w:ascii="Times New Roman" w:eastAsia="Times New Roman" w:hAnsi="Times New Roman" w:cs="Times New Roman"/>
+        </w:rPr>
+        <w:t>Fusce</w:t>
+      </w:r>
+      <w:proofErr w:type="spellEnd"/>
+      <w:r>
+        <w:rPr>
+          <w:rFonts w:ascii="Times New Roman" w:eastAsia="Times New Roman" w:hAnsi="Times New Roman" w:cs="Times New Roman"/>
+        </w:rPr>
+        <w:t xml:space="preserve"> est. </w:t>
+      </w:r>
+      <w:proofErr w:type="spellStart"/>
+      <w:r>
+        <w:rPr>
+          <w:rFonts w:ascii="Times New Roman" w:eastAsia="Times New Roman" w:hAnsi="Times New Roman" w:cs="Times New Roman"/>
+        </w:rPr>
+        <w:t>Vivamus</w:t>
+      </w:r>
+      <w:proofErr w:type="spellEnd"/>
+      <w:r>
+        <w:rPr>
+          <w:rFonts w:ascii="Times New Roman" w:eastAsia="Times New Roman" w:hAnsi="Times New Roman" w:cs="Times New Roman"/>
+        </w:rPr>
+        <w:t xml:space="preserve"> a </w:t>
+      </w:r>
+      <w:proofErr w:type="spellStart"/>
+      <w:proofErr w:type="gramStart"/>
+      <w:r>
+        <w:rPr>
+          <w:rFonts w:ascii="Times New Roman" w:eastAsia="Times New Roman" w:hAnsi="Times New Roman" w:cs="Times New Roman"/>
+        </w:rPr>
+        <w:t>tellus.Pellentesque</w:t>
+      </w:r>
+      <w:proofErr w:type="spellEnd"/>
+      <w:proofErr w:type="gramEnd"/>
+      <w:r>
+        <w:rPr>
+          <w:rFonts w:ascii="Times New Roman" w:eastAsia="Times New Roman" w:hAnsi="Times New Roman" w:cs="Times New Roman"/>
+        </w:rPr>
+        <w:t xml:space="preserve"> habitant </w:t>
+      </w:r>
+      <w:proofErr w:type="spellStart"/>
+      <w:r>
+        <w:rPr>
+          <w:rFonts w:ascii="Times New Roman" w:eastAsia="Times New Roman" w:hAnsi="Times New Roman" w:cs="Times New Roman"/>
+        </w:rPr>
+        <w:t>morbi</w:t>
+      </w:r>
+      <w:proofErr w:type="spellEnd"/>
+      <w:r>
+        <w:rPr>
+          <w:rFonts w:ascii="Times New Roman" w:eastAsia="Times New Roman" w:hAnsi="Times New Roman" w:cs="Times New Roman"/>
+        </w:rPr>
+        <w:t xml:space="preserve"> </w:t>
+      </w:r>
+      <w:proofErr w:type="spellStart"/>
+      <w:r>
+        <w:rPr>
+          <w:rFonts w:ascii="Times New Roman" w:eastAsia="Times New Roman" w:hAnsi="Times New Roman" w:cs="Times New Roman"/>
+        </w:rPr>
+        <w:t>tristique</w:t>
+      </w:r>
+      <w:proofErr w:type="spellEnd"/>
+      <w:r>
+        <w:rPr>
+          <w:rFonts w:ascii="Times New Roman" w:eastAsia="Times New Roman" w:hAnsi="Times New Roman" w:cs="Times New Roman"/>
+        </w:rPr>
+        <w:t xml:space="preserve"> </w:t>
+      </w:r>
+      <w:proofErr w:type="spellStart"/>
+      <w:r>
+        <w:rPr>
+          <w:rFonts w:ascii="Times New Roman" w:eastAsia="Times New Roman" w:hAnsi="Times New Roman" w:cs="Times New Roman"/>
+        </w:rPr>
+        <w:t>senectus</w:t>
+      </w:r>
+      <w:proofErr w:type="spellEnd"/>
+      <w:r>
+        <w:rPr>
+          <w:rFonts w:ascii="Times New Roman" w:eastAsia="Times New Roman" w:hAnsi="Times New Roman" w:cs="Times New Roman"/>
+        </w:rPr>
+        <w:t xml:space="preserve"> et </w:t>
+      </w:r>
+      <w:proofErr w:type="spellStart"/>
+      <w:r>
+        <w:rPr>
+          <w:rFonts w:ascii="Times New Roman" w:eastAsia="Times New Roman" w:hAnsi="Times New Roman" w:cs="Times New Roman"/>
+        </w:rPr>
+        <w:t>netus</w:t>
+      </w:r>
+      <w:proofErr w:type="spellEnd"/>
+      <w:r>
+        <w:rPr>
+          <w:rFonts w:ascii="Times New Roman" w:eastAsia="Times New Roman" w:hAnsi="Times New Roman" w:cs="Times New Roman"/>
+        </w:rPr>
+        <w:t xml:space="preserve"> et </w:t>
+      </w:r>
+      <w:proofErr w:type="spellStart"/>
+      <w:r>
+        <w:rPr>
+          <w:rFonts w:ascii="Times New Roman" w:eastAsia="Times New Roman" w:hAnsi="Times New Roman" w:cs="Times New Roman"/>
+        </w:rPr>
+        <w:t>malesuada</w:t>
+      </w:r>
+      <w:proofErr w:type="spellEnd"/>
+      <w:r>
+        <w:rPr>
+          <w:rFonts w:ascii="Times New Roman" w:eastAsia="Times New Roman" w:hAnsi="Times New Roman" w:cs="Times New Roman"/>
+        </w:rPr>
+        <w:t xml:space="preserve"> fames ac </w:t>
+      </w:r>
+      <w:proofErr w:type="spellStart"/>
+      <w:r>
+        <w:rPr>
+          <w:rFonts w:ascii="Times New Roman" w:eastAsia="Times New Roman" w:hAnsi="Times New Roman" w:cs="Times New Roman"/>
+        </w:rPr>
+        <w:t>turpis</w:t>
+      </w:r>
+      <w:proofErr w:type="spellEnd"/>
+      <w:r>
+        <w:rPr>
+          <w:rFonts w:ascii="Times New Roman" w:eastAsia="Times New Roman" w:hAnsi="Times New Roman" w:cs="Times New Roman"/>
+        </w:rPr>
+        <w:t xml:space="preserve"> </w:t>
+      </w:r>
+      <w:proofErr w:type="spellStart"/>
+      <w:r>
+        <w:rPr>
+          <w:rFonts w:ascii="Times New Roman" w:eastAsia="Times New Roman" w:hAnsi="Times New Roman" w:cs="Times New Roman"/>
+        </w:rPr>
+        <w:t>egestas</w:t>
+      </w:r>
+      <w:proofErr w:type="spellEnd"/>
+      <w:r>
+        <w:rPr>
+          <w:rFonts w:ascii="Times New Roman" w:eastAsia="Times New Roman" w:hAnsi="Times New Roman" w:cs="Times New Roman"/>
+        </w:rPr>
+        <w:t xml:space="preserve">. Proin pharetra </w:t>
+      </w:r>
+      <w:proofErr w:type="spellStart"/>
+      <w:r>
+        <w:rPr>
+          <w:rFonts w:ascii="Times New Roman" w:eastAsia="Times New Roman" w:hAnsi="Times New Roman" w:cs="Times New Roman"/>
+        </w:rPr>
+        <w:t>nonummy</w:t>
+      </w:r>
+      <w:proofErr w:type="spellEnd"/>
+      <w:r>
+        <w:rPr>
+          <w:rFonts w:ascii="Times New Roman" w:eastAsia="Times New Roman" w:hAnsi="Times New Roman" w:cs="Times New Roman"/>
+        </w:rPr>
+        <w:t xml:space="preserve"> </w:t>
+      </w:r>
+      <w:proofErr w:type="spellStart"/>
+      <w:r>
+        <w:rPr>
+          <w:rFonts w:ascii="Times New Roman" w:eastAsia="Times New Roman" w:hAnsi="Times New Roman" w:cs="Times New Roman"/>
+        </w:rPr>
+        <w:t>pede</w:t>
+      </w:r>
+      <w:proofErr w:type="spellEnd"/>
+      <w:r>
+        <w:rPr>
+          <w:rFonts w:ascii="Times New Roman" w:eastAsia="Times New Roman" w:hAnsi="Times New Roman" w:cs="Times New Roman"/>
+        </w:rPr>
+        <w:t xml:space="preserve">. </w:t>
+      </w:r>
+      <w:proofErr w:type="spellStart"/>
+      <w:r>
+        <w:rPr>
+          <w:rFonts w:ascii="Times New Roman" w:eastAsia="Times New Roman" w:hAnsi="Times New Roman" w:cs="Times New Roman"/>
+        </w:rPr>
+        <w:t>Mauris</w:t>
+      </w:r>
+      <w:proofErr w:type="spellEnd"/>
+      <w:r>
+        <w:rPr>
+          <w:rFonts w:ascii="Times New Roman" w:eastAsia="Times New Roman" w:hAnsi="Times New Roman" w:cs="Times New Roman"/>
+        </w:rPr>
+        <w:t xml:space="preserve"> et </w:t>
+      </w:r>
+      <w:proofErr w:type="spellStart"/>
+      <w:proofErr w:type="gramStart"/>
+      <w:r>
+        <w:rPr>
+          <w:rFonts w:ascii="Times New Roman" w:eastAsia="Times New Roman" w:hAnsi="Times New Roman" w:cs="Times New Roman"/>
+        </w:rPr>
+        <w:t>orci.Aenean</w:t>
+      </w:r>
+      <w:proofErr w:type="spellEnd"/>
+      <w:proofErr w:type="gramEnd"/>
+      <w:r>
+        <w:rPr>
+          <w:rFonts w:ascii="Times New Roman" w:eastAsia="Times New Roman" w:hAnsi="Times New Roman" w:cs="Times New Roman"/>
+        </w:rPr>
+        <w:t xml:space="preserve"> nec lorem. In </w:t>
+      </w:r>
+      <w:proofErr w:type="spellStart"/>
+      <w:r>
+        <w:rPr>
+          <w:rFonts w:ascii="Times New Roman" w:eastAsia="Times New Roman" w:hAnsi="Times New Roman" w:cs="Times New Roman"/>
+        </w:rPr>
+        <w:t>porttitor</w:t>
+      </w:r>
+      <w:proofErr w:type="spellEnd"/>
+      <w:r>
+        <w:rPr>
+          <w:rFonts w:ascii="Times New Roman" w:eastAsia="Times New Roman" w:hAnsi="Times New Roman" w:cs="Times New Roman"/>
+        </w:rPr>
+        <w:t xml:space="preserve">. Donec </w:t>
+      </w:r>
+      <w:proofErr w:type="spellStart"/>
+      <w:r>
+        <w:rPr>
+          <w:rFonts w:ascii="Times New Roman" w:eastAsia="Times New Roman" w:hAnsi="Times New Roman" w:cs="Times New Roman"/>
+        </w:rPr>
+        <w:t>laoreet</w:t>
+      </w:r>
+      <w:proofErr w:type="spellEnd"/>
+      <w:r>
+        <w:rPr>
+          <w:rFonts w:ascii="Times New Roman" w:eastAsia="Times New Roman" w:hAnsi="Times New Roman" w:cs="Times New Roman"/>
+        </w:rPr>
+        <w:t xml:space="preserve"> </w:t>
+      </w:r>
+      <w:proofErr w:type="spellStart"/>
+      <w:r>
+        <w:rPr>
+          <w:rFonts w:ascii="Times New Roman" w:eastAsia="Times New Roman" w:hAnsi="Times New Roman" w:cs="Times New Roman"/>
+        </w:rPr>
+        <w:t>nonummy</w:t>
+      </w:r>
+      <w:proofErr w:type="spellEnd"/>
+      <w:r>
+        <w:rPr>
+          <w:rFonts w:ascii="Times New Roman" w:eastAsia="Times New Roman" w:hAnsi="Times New Roman" w:cs="Times New Roman"/>
+        </w:rPr>
+        <w:t xml:space="preserve"> </w:t>
+      </w:r>
+      <w:proofErr w:type="spellStart"/>
+      <w:proofErr w:type="gramStart"/>
+      <w:r>
+        <w:rPr>
+          <w:rFonts w:ascii="Times New Roman" w:eastAsia="Times New Roman" w:hAnsi="Times New Roman" w:cs="Times New Roman"/>
+        </w:rPr>
+        <w:t>augue.Suspendisse</w:t>
+      </w:r>
+      <w:proofErr w:type="spellEnd"/>
+      <w:proofErr w:type="gramEnd"/>
+      <w:r>
+        <w:rPr>
+          <w:rFonts w:ascii="Times New Roman" w:eastAsia="Times New Roman" w:hAnsi="Times New Roman" w:cs="Times New Roman"/>
+        </w:rPr>
+        <w:t xml:space="preserve"> dui </w:t>
+      </w:r>
+      <w:proofErr w:type="spellStart"/>
+      <w:r>
+        <w:rPr>
+          <w:rFonts w:ascii="Times New Roman" w:eastAsia="Times New Roman" w:hAnsi="Times New Roman" w:cs="Times New Roman"/>
+        </w:rPr>
+        <w:t>purus</w:t>
+      </w:r>
+      <w:proofErr w:type="spellEnd"/>
+      <w:r>
+        <w:rPr>
+          <w:rFonts w:ascii="Times New Roman" w:eastAsia="Times New Roman" w:hAnsi="Times New Roman" w:cs="Times New Roman"/>
+        </w:rPr>
+        <w:t xml:space="preserve">, </w:t>
+      </w:r>
+      <w:proofErr w:type="spellStart"/>
+      <w:r>
+        <w:rPr>
+          <w:rFonts w:ascii="Times New Roman" w:eastAsia="Times New Roman" w:hAnsi="Times New Roman" w:cs="Times New Roman"/>
+        </w:rPr>
+        <w:t>scelerisque</w:t>
+      </w:r>
+      <w:proofErr w:type="spellEnd"/>
+      <w:r>
+        <w:rPr>
+          <w:rFonts w:ascii="Times New Roman" w:eastAsia="Times New Roman" w:hAnsi="Times New Roman" w:cs="Times New Roman"/>
+        </w:rPr>
+        <w:t xml:space="preserve"> at, </w:t>
+      </w:r>
+      <w:proofErr w:type="spellStart"/>
+      <w:r>
+        <w:rPr>
+          <w:rFonts w:ascii="Times New Roman" w:eastAsia="Times New Roman" w:hAnsi="Times New Roman" w:cs="Times New Roman"/>
+        </w:rPr>
+        <w:t>vulputate</w:t>
+      </w:r>
+      <w:proofErr w:type="spellEnd"/>
+      <w:r>
+        <w:rPr>
+          <w:rFonts w:ascii="Times New Roman" w:eastAsia="Times New Roman" w:hAnsi="Times New Roman" w:cs="Times New Roman"/>
+        </w:rPr>
+        <w:t xml:space="preserve"> vitae, </w:t>
+      </w:r>
+      <w:proofErr w:type="spellStart"/>
+      <w:r>
+        <w:rPr>
+          <w:rFonts w:ascii="Times New Roman" w:eastAsia="Times New Roman" w:hAnsi="Times New Roman" w:cs="Times New Roman"/>
+        </w:rPr>
+        <w:t>pretium</w:t>
+      </w:r>
+      <w:proofErr w:type="spellEnd"/>
+      <w:r>
+        <w:rPr>
+          <w:rFonts w:ascii="Times New Roman" w:eastAsia="Times New Roman" w:hAnsi="Times New Roman" w:cs="Times New Roman"/>
+        </w:rPr>
+        <w:t xml:space="preserve"> </w:t>
+      </w:r>
+      <w:proofErr w:type="spellStart"/>
+      <w:r>
+        <w:rPr>
+          <w:rFonts w:ascii="Times New Roman" w:eastAsia="Times New Roman" w:hAnsi="Times New Roman" w:cs="Times New Roman"/>
+        </w:rPr>
+        <w:t>mattis</w:t>
+      </w:r>
+      <w:proofErr w:type="spellEnd"/>
+      <w:r>
+        <w:rPr>
+          <w:rFonts w:ascii="Times New Roman" w:eastAsia="Times New Roman" w:hAnsi="Times New Roman" w:cs="Times New Roman"/>
+        </w:rPr>
+        <w:t xml:space="preserve">, </w:t>
+      </w:r>
+      <w:proofErr w:type="spellStart"/>
+      <w:r>
+        <w:rPr>
+          <w:rFonts w:ascii="Times New Roman" w:eastAsia="Times New Roman" w:hAnsi="Times New Roman" w:cs="Times New Roman"/>
+        </w:rPr>
+        <w:t>nunc</w:t>
+      </w:r>
+      <w:proofErr w:type="spellEnd"/>
+      <w:r>
+        <w:rPr>
+          <w:rFonts w:ascii="Times New Roman" w:eastAsia="Times New Roman" w:hAnsi="Times New Roman" w:cs="Times New Roman"/>
+        </w:rPr>
+        <w:t xml:space="preserve">. </w:t>
+      </w:r>
+      <w:proofErr w:type="spellStart"/>
+      <w:r>
+        <w:rPr>
+          <w:rFonts w:ascii="Times New Roman" w:eastAsia="Times New Roman" w:hAnsi="Times New Roman" w:cs="Times New Roman"/>
+        </w:rPr>
+        <w:t>Mauris</w:t>
+      </w:r>
+      <w:proofErr w:type="spellEnd"/>
+      <w:r>
+        <w:rPr>
+          <w:rFonts w:ascii="Times New Roman" w:eastAsia="Times New Roman" w:hAnsi="Times New Roman" w:cs="Times New Roman"/>
+        </w:rPr>
+        <w:t xml:space="preserve"> </w:t>
+      </w:r>
+      <w:proofErr w:type="spellStart"/>
+      <w:r>
+        <w:rPr>
+          <w:rFonts w:ascii="Times New Roman" w:eastAsia="Times New Roman" w:hAnsi="Times New Roman" w:cs="Times New Roman"/>
+        </w:rPr>
+        <w:t>eget</w:t>
+      </w:r>
+      <w:proofErr w:type="spellEnd"/>
+      <w:r>
+        <w:rPr>
+          <w:rFonts w:ascii="Times New Roman" w:eastAsia="Times New Roman" w:hAnsi="Times New Roman" w:cs="Times New Roman"/>
+        </w:rPr>
+        <w:t xml:space="preserve"> </w:t>
+      </w:r>
+      <w:proofErr w:type="spellStart"/>
+      <w:r>
+        <w:rPr>
+          <w:rFonts w:ascii="Times New Roman" w:eastAsia="Times New Roman" w:hAnsi="Times New Roman" w:cs="Times New Roman"/>
+        </w:rPr>
+        <w:t>neque</w:t>
+      </w:r>
+      <w:proofErr w:type="spellEnd"/>
+      <w:r>
+        <w:rPr>
+          <w:rFonts w:ascii="Times New Roman" w:eastAsia="Times New Roman" w:hAnsi="Times New Roman" w:cs="Times New Roman"/>
+        </w:rPr>
+        <w:t xml:space="preserve"> at </w:t>
+      </w:r>
+      <w:proofErr w:type="spellStart"/>
+      <w:r>
+        <w:rPr>
+          <w:rFonts w:ascii="Times New Roman" w:eastAsia="Times New Roman" w:hAnsi="Times New Roman" w:cs="Times New Roman"/>
+        </w:rPr>
+        <w:t>sem</w:t>
+      </w:r>
+      <w:proofErr w:type="spellEnd"/>
+      <w:r>
+        <w:rPr>
+          <w:rFonts w:ascii="Times New Roman" w:eastAsia="Times New Roman" w:hAnsi="Times New Roman" w:cs="Times New Roman"/>
+        </w:rPr>
+        <w:t xml:space="preserve"> </w:t>
+      </w:r>
+      <w:proofErr w:type="spellStart"/>
+      <w:r>
+        <w:rPr>
+          <w:rFonts w:ascii="Times New Roman" w:eastAsia="Times New Roman" w:hAnsi="Times New Roman" w:cs="Times New Roman"/>
+        </w:rPr>
+        <w:t>venenatis</w:t>
+      </w:r>
+      <w:proofErr w:type="spellEnd"/>
+      <w:r>
+        <w:rPr>
+          <w:rFonts w:ascii="Times New Roman" w:eastAsia="Times New Roman" w:hAnsi="Times New Roman" w:cs="Times New Roman"/>
+        </w:rPr>
+        <w:t xml:space="preserve"> </w:t>
+      </w:r>
+      <w:proofErr w:type="spellStart"/>
+      <w:r>
+        <w:rPr>
+          <w:rFonts w:ascii="Times New Roman" w:eastAsia="Times New Roman" w:hAnsi="Times New Roman" w:cs="Times New Roman"/>
+        </w:rPr>
+        <w:t>eleifend</w:t>
+      </w:r>
+      <w:proofErr w:type="spellEnd"/>
+      <w:r>
+        <w:rPr>
+          <w:rFonts w:ascii="Times New Roman" w:eastAsia="Times New Roman" w:hAnsi="Times New Roman" w:cs="Times New Roman"/>
+        </w:rPr>
+        <w:t xml:space="preserve">. Ut </w:t>
+      </w:r>
+      <w:proofErr w:type="spellStart"/>
+      <w:r>
+        <w:rPr>
+          <w:rFonts w:ascii="Times New Roman" w:eastAsia="Times New Roman" w:hAnsi="Times New Roman" w:cs="Times New Roman"/>
+        </w:rPr>
+        <w:t>nonummy</w:t>
+      </w:r>
+      <w:proofErr w:type="spellEnd"/>
+      <w:r>
+        <w:rPr>
+          <w:rFonts w:ascii="Times New Roman" w:eastAsia="Times New Roman" w:hAnsi="Times New Roman" w:cs="Times New Roman"/>
+        </w:rPr>
+        <w:t>.</w:t>
+      </w:r>
+    </w:p>
+    <w:p>
+      <w:pPr>
+        <w:spacing w:after="160"/>
+        <w:rPr>
+          <w:rFonts w:ascii="Times New Roman" w:eastAsia="Times New Roman" w:hAnsi="Times New Roman" w:cs="Times New Roman"/>
+          <w:b/>
+          <w:sz w:val="24"/>
+          <w:szCs w:val="24"/>
+        </w:rPr>
+      </w:pPr>
+      <w:r>
+        <w:rPr>
+          <w:rFonts w:ascii="Times New Roman" w:eastAsia="Times New Roman" w:hAnsi="Times New Roman" w:cs="Times New Roman"/>
+          <w:b/>
+          <w:sz w:val="24"/>
+          <w:szCs w:val="24"/>
+        </w:rPr>
+        <w:t xml:space="preserve">3   </w:t>
       </w:r>
       <w:r>
         <w:rPr>
@@ -190,7 +1038,7 @@
           <w:sz w:val="26"/>
           <w:szCs w:val="26"/>
         </w:rPr>
-        <w:t>Literature</w:t>
+        <w:t>Data Collection and Preprocessing</w:t>
       </w:r>
       <w:r>
         <w:rPr>
@@ -199,7 +1047,7 @@
           <w:sz w:val="24"/>
           <w:szCs w:val="24"/>
         </w:rPr>
-        <w:t xml:space="preserve"> Review </w:t>
+        <w:t xml:space="preserve"> </w:t>
       </w:r>
     </w:p>
     <w:p>
@@ -207,14 +1055,735 @@
         <w:spacing w:after="160"/>
         <w:rPr>
           <w:rFonts w:ascii="Times New Roman" w:eastAsia="Times New Roman" w:hAnsi="Times New Roman" w:cs="Times New Roman"/>
-          <w:b/>
-        </w:rPr>
-      </w:pPr>
-      <w:r>
-        <w:rPr>
-          <w:rFonts w:ascii="Times New Roman" w:eastAsia="Times New Roman" w:hAnsi="Times New Roman" w:cs="Times New Roman"/>
-        </w:rPr>
-        <w:t xml:space="preserve">      Lorem ipsum dolor sit amet, consectetuer adipiscing elit. Maecenas porttitor congue massa. Fusce posuere, magna sed pulvinar ultricies, purus lectus malesuada libero, sit amet commodo magna eros quis urna.Nunc viverra imperdiet enim. Fusce est. Vivamus a tellus.Pellentesque habitant morbi tristique senectus et netus et malesuada fames ac turpis egestas. Proin pharetra nonummy pede. Mauris et orci.Aenean nec lorem. In porttitor. Donec laoreet nonummy augue.Suspendisse dui purus, scelerisque at, vulputate vitae, pretium mattis, nunc. Mauris eget neque at sem venenatis eleifend. Ut nonummy.</w:t>
+        </w:rPr>
+      </w:pPr>
+      <w:r>
+        <w:rPr>
+          <w:rFonts w:ascii="Times New Roman" w:eastAsia="Times New Roman" w:hAnsi="Times New Roman" w:cs="Times New Roman"/>
+        </w:rPr>
+        <w:t xml:space="preserve">Lorem ipsum dolor sit </w:t>
+      </w:r>
+      <w:proofErr w:type="spellStart"/>
+      <w:r>
+        <w:rPr>
+          <w:rFonts w:ascii="Times New Roman" w:eastAsia="Times New Roman" w:hAnsi="Times New Roman" w:cs="Times New Roman"/>
+        </w:rPr>
+        <w:t>amet</w:t>
+      </w:r>
+      <w:proofErr w:type="spellEnd"/>
+      <w:r>
+        <w:rPr>
+          <w:rFonts w:ascii="Times New Roman" w:eastAsia="Times New Roman" w:hAnsi="Times New Roman" w:cs="Times New Roman"/>
+        </w:rPr>
+        <w:t xml:space="preserve">, </w:t>
+      </w:r>
+      <w:proofErr w:type="spellStart"/>
+      <w:r>
+        <w:rPr>
+          <w:rFonts w:ascii="Times New Roman" w:eastAsia="Times New Roman" w:hAnsi="Times New Roman" w:cs="Times New Roman"/>
+        </w:rPr>
+        <w:t>consectetuer</w:t>
+      </w:r>
+      <w:proofErr w:type="spellEnd"/>
+      <w:r>
+        <w:rPr>
+          <w:rFonts w:ascii="Times New Roman" w:eastAsia="Times New Roman" w:hAnsi="Times New Roman" w:cs="Times New Roman"/>
+        </w:rPr>
+        <w:t xml:space="preserve"> </w:t>
+      </w:r>
+      <w:proofErr w:type="spellStart"/>
+      <w:r>
+        <w:rPr>
+          <w:rFonts w:ascii="Times New Roman" w:eastAsia="Times New Roman" w:hAnsi="Times New Roman" w:cs="Times New Roman"/>
+        </w:rPr>
+        <w:t>adipiscing</w:t>
+      </w:r>
+      <w:proofErr w:type="spellEnd"/>
+      <w:r>
+        <w:rPr>
+          <w:rFonts w:ascii="Times New Roman" w:eastAsia="Times New Roman" w:hAnsi="Times New Roman" w:cs="Times New Roman"/>
+        </w:rPr>
+        <w:t xml:space="preserve"> </w:t>
+      </w:r>
+      <w:proofErr w:type="spellStart"/>
+      <w:r>
+        <w:rPr>
+          <w:rFonts w:ascii="Times New Roman" w:eastAsia="Times New Roman" w:hAnsi="Times New Roman" w:cs="Times New Roman"/>
+        </w:rPr>
+        <w:t>elit</w:t>
+      </w:r>
+      <w:proofErr w:type="spellEnd"/>
+      <w:r>
+        <w:rPr>
+          <w:rFonts w:ascii="Times New Roman" w:eastAsia="Times New Roman" w:hAnsi="Times New Roman" w:cs="Times New Roman"/>
+        </w:rPr>
+        <w:t xml:space="preserve">. Maecenas </w:t>
+      </w:r>
+      <w:proofErr w:type="spellStart"/>
+      <w:r>
+        <w:rPr>
+          <w:rFonts w:ascii="Times New Roman" w:eastAsia="Times New Roman" w:hAnsi="Times New Roman" w:cs="Times New Roman"/>
+        </w:rPr>
+        <w:t>porttitor</w:t>
+      </w:r>
+      <w:proofErr w:type="spellEnd"/>
+      <w:r>
+        <w:rPr>
+          <w:rFonts w:ascii="Times New Roman" w:eastAsia="Times New Roman" w:hAnsi="Times New Roman" w:cs="Times New Roman"/>
+        </w:rPr>
+        <w:t xml:space="preserve"> </w:t>
+      </w:r>
+      <w:proofErr w:type="spellStart"/>
+      <w:r>
+        <w:rPr>
+          <w:rFonts w:ascii="Times New Roman" w:eastAsia="Times New Roman" w:hAnsi="Times New Roman" w:cs="Times New Roman"/>
+        </w:rPr>
+        <w:t>congue</w:t>
+      </w:r>
+      <w:proofErr w:type="spellEnd"/>
+      <w:r>
+        <w:rPr>
+          <w:rFonts w:ascii="Times New Roman" w:eastAsia="Times New Roman" w:hAnsi="Times New Roman" w:cs="Times New Roman"/>
+        </w:rPr>
+        <w:t xml:space="preserve"> </w:t>
+      </w:r>
+      <w:proofErr w:type="spellStart"/>
+      <w:r>
+        <w:rPr>
+          <w:rFonts w:ascii="Times New Roman" w:eastAsia="Times New Roman" w:hAnsi="Times New Roman" w:cs="Times New Roman"/>
+        </w:rPr>
+        <w:t>massa</w:t>
+      </w:r>
+      <w:proofErr w:type="spellEnd"/>
+      <w:r>
+        <w:rPr>
+          <w:rFonts w:ascii="Times New Roman" w:eastAsia="Times New Roman" w:hAnsi="Times New Roman" w:cs="Times New Roman"/>
+        </w:rPr>
+        <w:t xml:space="preserve">. </w:t>
+      </w:r>
+      <w:proofErr w:type="spellStart"/>
+      <w:r>
+        <w:rPr>
+          <w:rFonts w:ascii="Times New Roman" w:eastAsia="Times New Roman" w:hAnsi="Times New Roman" w:cs="Times New Roman"/>
+        </w:rPr>
+        <w:t>Fusce</w:t>
+      </w:r>
+      <w:proofErr w:type="spellEnd"/>
+      <w:r>
+        <w:rPr>
+          <w:rFonts w:ascii="Times New Roman" w:eastAsia="Times New Roman" w:hAnsi="Times New Roman" w:cs="Times New Roman"/>
+        </w:rPr>
+        <w:t xml:space="preserve"> </w:t>
+      </w:r>
+      <w:proofErr w:type="spellStart"/>
+      <w:r>
+        <w:rPr>
+          <w:rFonts w:ascii="Times New Roman" w:eastAsia="Times New Roman" w:hAnsi="Times New Roman" w:cs="Times New Roman"/>
+        </w:rPr>
+        <w:t>posuere</w:t>
+      </w:r>
+      <w:proofErr w:type="spellEnd"/>
+      <w:r>
+        <w:rPr>
+          <w:rFonts w:ascii="Times New Roman" w:eastAsia="Times New Roman" w:hAnsi="Times New Roman" w:cs="Times New Roman"/>
+        </w:rPr>
+        <w:t xml:space="preserve">, magna sed pulvinar </w:t>
+      </w:r>
+      <w:proofErr w:type="spellStart"/>
+      <w:r>
+        <w:rPr>
+          <w:rFonts w:ascii="Times New Roman" w:eastAsia="Times New Roman" w:hAnsi="Times New Roman" w:cs="Times New Roman"/>
+        </w:rPr>
+        <w:t>ultricies</w:t>
+      </w:r>
+      <w:proofErr w:type="spellEnd"/>
+      <w:r>
+        <w:rPr>
+          <w:rFonts w:ascii="Times New Roman" w:eastAsia="Times New Roman" w:hAnsi="Times New Roman" w:cs="Times New Roman"/>
+        </w:rPr>
+        <w:t xml:space="preserve">, </w:t>
+      </w:r>
+      <w:proofErr w:type="spellStart"/>
+      <w:r>
+        <w:rPr>
+          <w:rFonts w:ascii="Times New Roman" w:eastAsia="Times New Roman" w:hAnsi="Times New Roman" w:cs="Times New Roman"/>
+        </w:rPr>
+        <w:t>purus</w:t>
+      </w:r>
+      <w:proofErr w:type="spellEnd"/>
+      <w:r>
+        <w:rPr>
+          <w:rFonts w:ascii="Times New Roman" w:eastAsia="Times New Roman" w:hAnsi="Times New Roman" w:cs="Times New Roman"/>
+        </w:rPr>
+        <w:t xml:space="preserve"> </w:t>
+      </w:r>
+      <w:proofErr w:type="spellStart"/>
+      <w:r>
+        <w:rPr>
+          <w:rFonts w:ascii="Times New Roman" w:eastAsia="Times New Roman" w:hAnsi="Times New Roman" w:cs="Times New Roman"/>
+        </w:rPr>
+        <w:t>lectus</w:t>
+      </w:r>
+      <w:proofErr w:type="spellEnd"/>
+      <w:r>
+        <w:rPr>
+          <w:rFonts w:ascii="Times New Roman" w:eastAsia="Times New Roman" w:hAnsi="Times New Roman" w:cs="Times New Roman"/>
+        </w:rPr>
+        <w:t xml:space="preserve"> </w:t>
+      </w:r>
+      <w:proofErr w:type="spellStart"/>
+      <w:r>
+        <w:rPr>
+          <w:rFonts w:ascii="Times New Roman" w:eastAsia="Times New Roman" w:hAnsi="Times New Roman" w:cs="Times New Roman"/>
+        </w:rPr>
+        <w:t>malesuada</w:t>
+      </w:r>
+      <w:proofErr w:type="spellEnd"/>
+      <w:r>
+        <w:rPr>
+          <w:rFonts w:ascii="Times New Roman" w:eastAsia="Times New Roman" w:hAnsi="Times New Roman" w:cs="Times New Roman"/>
+        </w:rPr>
+        <w:t xml:space="preserve"> libero, sit </w:t>
+      </w:r>
+      <w:proofErr w:type="spellStart"/>
+      <w:r>
+        <w:rPr>
+          <w:rFonts w:ascii="Times New Roman" w:eastAsia="Times New Roman" w:hAnsi="Times New Roman" w:cs="Times New Roman"/>
+        </w:rPr>
+        <w:t>amet</w:t>
+      </w:r>
+      <w:proofErr w:type="spellEnd"/>
+      <w:r>
+        <w:rPr>
+          <w:rFonts w:ascii="Times New Roman" w:eastAsia="Times New Roman" w:hAnsi="Times New Roman" w:cs="Times New Roman"/>
+        </w:rPr>
+        <w:t xml:space="preserve"> </w:t>
+      </w:r>
+      <w:proofErr w:type="spellStart"/>
+      <w:r>
+        <w:rPr>
+          <w:rFonts w:ascii="Times New Roman" w:eastAsia="Times New Roman" w:hAnsi="Times New Roman" w:cs="Times New Roman"/>
+        </w:rPr>
+        <w:t>commodo</w:t>
+      </w:r>
+      <w:proofErr w:type="spellEnd"/>
+      <w:r>
+        <w:rPr>
+          <w:rFonts w:ascii="Times New Roman" w:eastAsia="Times New Roman" w:hAnsi="Times New Roman" w:cs="Times New Roman"/>
+        </w:rPr>
+        <w:t xml:space="preserve"> magna eros </w:t>
+      </w:r>
+      <w:proofErr w:type="spellStart"/>
+      <w:r>
+        <w:rPr>
+          <w:rFonts w:ascii="Times New Roman" w:eastAsia="Times New Roman" w:hAnsi="Times New Roman" w:cs="Times New Roman"/>
+        </w:rPr>
+        <w:t>quis</w:t>
+      </w:r>
+      <w:proofErr w:type="spellEnd"/>
+      <w:r>
+        <w:rPr>
+          <w:rFonts w:ascii="Times New Roman" w:eastAsia="Times New Roman" w:hAnsi="Times New Roman" w:cs="Times New Roman"/>
+        </w:rPr>
+        <w:t xml:space="preserve"> </w:t>
+      </w:r>
+      <w:proofErr w:type="spellStart"/>
+      <w:proofErr w:type="gramStart"/>
+      <w:r>
+        <w:rPr>
+          <w:rFonts w:ascii="Times New Roman" w:eastAsia="Times New Roman" w:hAnsi="Times New Roman" w:cs="Times New Roman"/>
+        </w:rPr>
+        <w:t>urna.Nunc</w:t>
+      </w:r>
+      <w:proofErr w:type="spellEnd"/>
+      <w:proofErr w:type="gramEnd"/>
+      <w:r>
+        <w:rPr>
+          <w:rFonts w:ascii="Times New Roman" w:eastAsia="Times New Roman" w:hAnsi="Times New Roman" w:cs="Times New Roman"/>
+        </w:rPr>
+        <w:t xml:space="preserve"> </w:t>
+      </w:r>
+      <w:proofErr w:type="spellStart"/>
+      <w:r>
+        <w:rPr>
+          <w:rFonts w:ascii="Times New Roman" w:eastAsia="Times New Roman" w:hAnsi="Times New Roman" w:cs="Times New Roman"/>
+        </w:rPr>
+        <w:t>viverra</w:t>
+      </w:r>
+      <w:proofErr w:type="spellEnd"/>
+      <w:r>
+        <w:rPr>
+          <w:rFonts w:ascii="Times New Roman" w:eastAsia="Times New Roman" w:hAnsi="Times New Roman" w:cs="Times New Roman"/>
+        </w:rPr>
+        <w:t xml:space="preserve"> </w:t>
+      </w:r>
+      <w:proofErr w:type="spellStart"/>
+      <w:r>
+        <w:rPr>
+          <w:rFonts w:ascii="Times New Roman" w:eastAsia="Times New Roman" w:hAnsi="Times New Roman" w:cs="Times New Roman"/>
+        </w:rPr>
+        <w:t>imperdiet</w:t>
+      </w:r>
+      <w:proofErr w:type="spellEnd"/>
+      <w:r>
+        <w:rPr>
+          <w:rFonts w:ascii="Times New Roman" w:eastAsia="Times New Roman" w:hAnsi="Times New Roman" w:cs="Times New Roman"/>
+        </w:rPr>
+        <w:t xml:space="preserve"> </w:t>
+      </w:r>
+      <w:proofErr w:type="spellStart"/>
+      <w:r>
+        <w:rPr>
+          <w:rFonts w:ascii="Times New Roman" w:eastAsia="Times New Roman" w:hAnsi="Times New Roman" w:cs="Times New Roman"/>
+        </w:rPr>
+        <w:t>enim</w:t>
+      </w:r>
+      <w:proofErr w:type="spellEnd"/>
+      <w:r>
+        <w:rPr>
+          <w:rFonts w:ascii="Times New Roman" w:eastAsia="Times New Roman" w:hAnsi="Times New Roman" w:cs="Times New Roman"/>
+        </w:rPr>
+        <w:t xml:space="preserve">. </w:t>
+      </w:r>
+      <w:proofErr w:type="spellStart"/>
+      <w:r>
+        <w:rPr>
+          <w:rFonts w:ascii="Times New Roman" w:eastAsia="Times New Roman" w:hAnsi="Times New Roman" w:cs="Times New Roman"/>
+        </w:rPr>
+        <w:t>Fusce</w:t>
+      </w:r>
+      <w:proofErr w:type="spellEnd"/>
+      <w:r>
+        <w:rPr>
+          <w:rFonts w:ascii="Times New Roman" w:eastAsia="Times New Roman" w:hAnsi="Times New Roman" w:cs="Times New Roman"/>
+        </w:rPr>
+        <w:t xml:space="preserve"> est. </w:t>
+      </w:r>
+      <w:proofErr w:type="spellStart"/>
+      <w:r>
+        <w:rPr>
+          <w:rFonts w:ascii="Times New Roman" w:eastAsia="Times New Roman" w:hAnsi="Times New Roman" w:cs="Times New Roman"/>
+        </w:rPr>
+        <w:t>Vivamus</w:t>
+      </w:r>
+      <w:proofErr w:type="spellEnd"/>
+      <w:r>
+        <w:rPr>
+          <w:rFonts w:ascii="Times New Roman" w:eastAsia="Times New Roman" w:hAnsi="Times New Roman" w:cs="Times New Roman"/>
+        </w:rPr>
+        <w:t xml:space="preserve"> a </w:t>
+      </w:r>
+      <w:proofErr w:type="spellStart"/>
+      <w:proofErr w:type="gramStart"/>
+      <w:r>
+        <w:rPr>
+          <w:rFonts w:ascii="Times New Roman" w:eastAsia="Times New Roman" w:hAnsi="Times New Roman" w:cs="Times New Roman"/>
+        </w:rPr>
+        <w:t>tellus.Pellentesque</w:t>
+      </w:r>
+      <w:proofErr w:type="spellEnd"/>
+      <w:proofErr w:type="gramEnd"/>
+      <w:r>
+        <w:rPr>
+          <w:rFonts w:ascii="Times New Roman" w:eastAsia="Times New Roman" w:hAnsi="Times New Roman" w:cs="Times New Roman"/>
+        </w:rPr>
+        <w:t xml:space="preserve"> habitant </w:t>
+      </w:r>
+      <w:proofErr w:type="spellStart"/>
+      <w:r>
+        <w:rPr>
+          <w:rFonts w:ascii="Times New Roman" w:eastAsia="Times New Roman" w:hAnsi="Times New Roman" w:cs="Times New Roman"/>
+        </w:rPr>
+        <w:t>morbi</w:t>
+      </w:r>
+      <w:proofErr w:type="spellEnd"/>
+      <w:r>
+        <w:rPr>
+          <w:rFonts w:ascii="Times New Roman" w:eastAsia="Times New Roman" w:hAnsi="Times New Roman" w:cs="Times New Roman"/>
+        </w:rPr>
+        <w:t xml:space="preserve"> </w:t>
+      </w:r>
+      <w:proofErr w:type="spellStart"/>
+      <w:r>
+        <w:rPr>
+          <w:rFonts w:ascii="Times New Roman" w:eastAsia="Times New Roman" w:hAnsi="Times New Roman" w:cs="Times New Roman"/>
+        </w:rPr>
+        <w:t>tristique</w:t>
+      </w:r>
+      <w:proofErr w:type="spellEnd"/>
+      <w:r>
+        <w:rPr>
+          <w:rFonts w:ascii="Times New Roman" w:eastAsia="Times New Roman" w:hAnsi="Times New Roman" w:cs="Times New Roman"/>
+        </w:rPr>
+        <w:t xml:space="preserve"> </w:t>
+      </w:r>
+      <w:proofErr w:type="spellStart"/>
+      <w:r>
+        <w:rPr>
+          <w:rFonts w:ascii="Times New Roman" w:eastAsia="Times New Roman" w:hAnsi="Times New Roman" w:cs="Times New Roman"/>
+        </w:rPr>
+        <w:t>senectus</w:t>
+      </w:r>
+      <w:proofErr w:type="spellEnd"/>
+      <w:r>
+        <w:rPr>
+          <w:rFonts w:ascii="Times New Roman" w:eastAsia="Times New Roman" w:hAnsi="Times New Roman" w:cs="Times New Roman"/>
+        </w:rPr>
+        <w:t xml:space="preserve"> et </w:t>
+      </w:r>
+      <w:proofErr w:type="spellStart"/>
+      <w:r>
+        <w:rPr>
+          <w:rFonts w:ascii="Times New Roman" w:eastAsia="Times New Roman" w:hAnsi="Times New Roman" w:cs="Times New Roman"/>
+        </w:rPr>
+        <w:t>netus</w:t>
+      </w:r>
+      <w:proofErr w:type="spellEnd"/>
+      <w:r>
+        <w:rPr>
+          <w:rFonts w:ascii="Times New Roman" w:eastAsia="Times New Roman" w:hAnsi="Times New Roman" w:cs="Times New Roman"/>
+        </w:rPr>
+        <w:t xml:space="preserve"> et </w:t>
+      </w:r>
+      <w:proofErr w:type="spellStart"/>
+      <w:r>
+        <w:rPr>
+          <w:rFonts w:ascii="Times New Roman" w:eastAsia="Times New Roman" w:hAnsi="Times New Roman" w:cs="Times New Roman"/>
+        </w:rPr>
+        <w:t>malesuada</w:t>
+      </w:r>
+      <w:proofErr w:type="spellEnd"/>
+      <w:r>
+        <w:rPr>
+          <w:rFonts w:ascii="Times New Roman" w:eastAsia="Times New Roman" w:hAnsi="Times New Roman" w:cs="Times New Roman"/>
+        </w:rPr>
+        <w:t xml:space="preserve"> fames ac </w:t>
+      </w:r>
+      <w:proofErr w:type="spellStart"/>
+      <w:r>
+        <w:rPr>
+          <w:rFonts w:ascii="Times New Roman" w:eastAsia="Times New Roman" w:hAnsi="Times New Roman" w:cs="Times New Roman"/>
+        </w:rPr>
+        <w:t>turpis</w:t>
+      </w:r>
+      <w:proofErr w:type="spellEnd"/>
+      <w:r>
+        <w:rPr>
+          <w:rFonts w:ascii="Times New Roman" w:eastAsia="Times New Roman" w:hAnsi="Times New Roman" w:cs="Times New Roman"/>
+        </w:rPr>
+        <w:t xml:space="preserve"> </w:t>
+      </w:r>
+      <w:proofErr w:type="spellStart"/>
+      <w:r>
+        <w:rPr>
+          <w:rFonts w:ascii="Times New Roman" w:eastAsia="Times New Roman" w:hAnsi="Times New Roman" w:cs="Times New Roman"/>
+        </w:rPr>
+        <w:t>egestas</w:t>
+      </w:r>
+      <w:proofErr w:type="spellEnd"/>
+      <w:r>
+        <w:rPr>
+          <w:rFonts w:ascii="Times New Roman" w:eastAsia="Times New Roman" w:hAnsi="Times New Roman" w:cs="Times New Roman"/>
+        </w:rPr>
+        <w:t xml:space="preserve">. Proin pharetra </w:t>
+      </w:r>
+      <w:proofErr w:type="spellStart"/>
+      <w:r>
+        <w:rPr>
+          <w:rFonts w:ascii="Times New Roman" w:eastAsia="Times New Roman" w:hAnsi="Times New Roman" w:cs="Times New Roman"/>
+        </w:rPr>
+        <w:t>nonummy</w:t>
+      </w:r>
+      <w:proofErr w:type="spellEnd"/>
+      <w:r>
+        <w:rPr>
+          <w:rFonts w:ascii="Times New Roman" w:eastAsia="Times New Roman" w:hAnsi="Times New Roman" w:cs="Times New Roman"/>
+        </w:rPr>
+        <w:t xml:space="preserve"> </w:t>
+      </w:r>
+      <w:proofErr w:type="spellStart"/>
+      <w:r>
+        <w:rPr>
+          <w:rFonts w:ascii="Times New Roman" w:eastAsia="Times New Roman" w:hAnsi="Times New Roman" w:cs="Times New Roman"/>
+        </w:rPr>
+        <w:t>pede</w:t>
+      </w:r>
+      <w:proofErr w:type="spellEnd"/>
+      <w:r>
+        <w:rPr>
+          <w:rFonts w:ascii="Times New Roman" w:eastAsia="Times New Roman" w:hAnsi="Times New Roman" w:cs="Times New Roman"/>
+        </w:rPr>
+        <w:t xml:space="preserve">. </w:t>
+      </w:r>
+      <w:proofErr w:type="spellStart"/>
+      <w:r>
+        <w:rPr>
+          <w:rFonts w:ascii="Times New Roman" w:eastAsia="Times New Roman" w:hAnsi="Times New Roman" w:cs="Times New Roman"/>
+        </w:rPr>
+        <w:t>Mauris</w:t>
+      </w:r>
+      <w:proofErr w:type="spellEnd"/>
+      <w:r>
+        <w:rPr>
+          <w:rFonts w:ascii="Times New Roman" w:eastAsia="Times New Roman" w:hAnsi="Times New Roman" w:cs="Times New Roman"/>
+        </w:rPr>
+        <w:t xml:space="preserve"> et </w:t>
+      </w:r>
+      <w:proofErr w:type="spellStart"/>
+      <w:proofErr w:type="gramStart"/>
+      <w:r>
+        <w:rPr>
+          <w:rFonts w:ascii="Times New Roman" w:eastAsia="Times New Roman" w:hAnsi="Times New Roman" w:cs="Times New Roman"/>
+        </w:rPr>
+        <w:t>orci.Aenean</w:t>
+      </w:r>
+      <w:proofErr w:type="spellEnd"/>
+      <w:proofErr w:type="gramEnd"/>
+      <w:r>
+        <w:rPr>
+          <w:rFonts w:ascii="Times New Roman" w:eastAsia="Times New Roman" w:hAnsi="Times New Roman" w:cs="Times New Roman"/>
+        </w:rPr>
+        <w:t xml:space="preserve"> nec lorem. In </w:t>
+      </w:r>
+      <w:proofErr w:type="spellStart"/>
+      <w:r>
+        <w:rPr>
+          <w:rFonts w:ascii="Times New Roman" w:eastAsia="Times New Roman" w:hAnsi="Times New Roman" w:cs="Times New Roman"/>
+        </w:rPr>
+        <w:t>porttitor</w:t>
+      </w:r>
+      <w:proofErr w:type="spellEnd"/>
+      <w:r>
+        <w:rPr>
+          <w:rFonts w:ascii="Times New Roman" w:eastAsia="Times New Roman" w:hAnsi="Times New Roman" w:cs="Times New Roman"/>
+        </w:rPr>
+        <w:t xml:space="preserve">. Donec </w:t>
+      </w:r>
+      <w:proofErr w:type="spellStart"/>
+      <w:r>
+        <w:rPr>
+          <w:rFonts w:ascii="Times New Roman" w:eastAsia="Times New Roman" w:hAnsi="Times New Roman" w:cs="Times New Roman"/>
+        </w:rPr>
+        <w:t>laoreet</w:t>
+      </w:r>
+      <w:proofErr w:type="spellEnd"/>
+      <w:r>
+        <w:rPr>
+          <w:rFonts w:ascii="Times New Roman" w:eastAsia="Times New Roman" w:hAnsi="Times New Roman" w:cs="Times New Roman"/>
+        </w:rPr>
+        <w:t xml:space="preserve"> </w:t>
+      </w:r>
+      <w:proofErr w:type="spellStart"/>
+      <w:r>
+        <w:rPr>
+          <w:rFonts w:ascii="Times New Roman" w:eastAsia="Times New Roman" w:hAnsi="Times New Roman" w:cs="Times New Roman"/>
+        </w:rPr>
+        <w:t>nonummy</w:t>
+      </w:r>
+      <w:proofErr w:type="spellEnd"/>
+      <w:r>
+        <w:rPr>
+          <w:rFonts w:ascii="Times New Roman" w:eastAsia="Times New Roman" w:hAnsi="Times New Roman" w:cs="Times New Roman"/>
+        </w:rPr>
+        <w:t xml:space="preserve"> </w:t>
+      </w:r>
+      <w:proofErr w:type="spellStart"/>
+      <w:proofErr w:type="gramStart"/>
+      <w:r>
+        <w:rPr>
+          <w:rFonts w:ascii="Times New Roman" w:eastAsia="Times New Roman" w:hAnsi="Times New Roman" w:cs="Times New Roman"/>
+        </w:rPr>
+        <w:t>augue.Suspendisse</w:t>
+      </w:r>
+      <w:proofErr w:type="spellEnd"/>
+      <w:proofErr w:type="gramEnd"/>
+      <w:r>
+        <w:rPr>
+          <w:rFonts w:ascii="Times New Roman" w:eastAsia="Times New Roman" w:hAnsi="Times New Roman" w:cs="Times New Roman"/>
+        </w:rPr>
+        <w:t xml:space="preserve"> dui </w:t>
+      </w:r>
+      <w:proofErr w:type="spellStart"/>
+      <w:r>
+        <w:rPr>
+          <w:rFonts w:ascii="Times New Roman" w:eastAsia="Times New Roman" w:hAnsi="Times New Roman" w:cs="Times New Roman"/>
+        </w:rPr>
+        <w:t>purus</w:t>
+      </w:r>
+      <w:proofErr w:type="spellEnd"/>
+      <w:r>
+        <w:rPr>
+          <w:rFonts w:ascii="Times New Roman" w:eastAsia="Times New Roman" w:hAnsi="Times New Roman" w:cs="Times New Roman"/>
+        </w:rPr>
+        <w:t xml:space="preserve">, </w:t>
+      </w:r>
+      <w:proofErr w:type="spellStart"/>
+      <w:r>
+        <w:rPr>
+          <w:rFonts w:ascii="Times New Roman" w:eastAsia="Times New Roman" w:hAnsi="Times New Roman" w:cs="Times New Roman"/>
+        </w:rPr>
+        <w:t>scelerisque</w:t>
+      </w:r>
+      <w:proofErr w:type="spellEnd"/>
+      <w:r>
+        <w:rPr>
+          <w:rFonts w:ascii="Times New Roman" w:eastAsia="Times New Roman" w:hAnsi="Times New Roman" w:cs="Times New Roman"/>
+        </w:rPr>
+        <w:t xml:space="preserve"> at, </w:t>
+      </w:r>
+      <w:proofErr w:type="spellStart"/>
+      <w:r>
+        <w:rPr>
+          <w:rFonts w:ascii="Times New Roman" w:eastAsia="Times New Roman" w:hAnsi="Times New Roman" w:cs="Times New Roman"/>
+        </w:rPr>
+        <w:t>vulputate</w:t>
+      </w:r>
+      <w:proofErr w:type="spellEnd"/>
+      <w:r>
+        <w:rPr>
+          <w:rFonts w:ascii="Times New Roman" w:eastAsia="Times New Roman" w:hAnsi="Times New Roman" w:cs="Times New Roman"/>
+        </w:rPr>
+        <w:t xml:space="preserve"> vitae, </w:t>
+      </w:r>
+      <w:proofErr w:type="spellStart"/>
+      <w:r>
+        <w:rPr>
+          <w:rFonts w:ascii="Times New Roman" w:eastAsia="Times New Roman" w:hAnsi="Times New Roman" w:cs="Times New Roman"/>
+        </w:rPr>
+        <w:t>pretium</w:t>
+      </w:r>
+      <w:proofErr w:type="spellEnd"/>
+      <w:r>
+        <w:rPr>
+          <w:rFonts w:ascii="Times New Roman" w:eastAsia="Times New Roman" w:hAnsi="Times New Roman" w:cs="Times New Roman"/>
+        </w:rPr>
+        <w:t xml:space="preserve"> </w:t>
+      </w:r>
+      <w:proofErr w:type="spellStart"/>
+      <w:r>
+        <w:rPr>
+          <w:rFonts w:ascii="Times New Roman" w:eastAsia="Times New Roman" w:hAnsi="Times New Roman" w:cs="Times New Roman"/>
+        </w:rPr>
+        <w:t>mattis</w:t>
+      </w:r>
+      <w:proofErr w:type="spellEnd"/>
+      <w:r>
+        <w:rPr>
+          <w:rFonts w:ascii="Times New Roman" w:eastAsia="Times New Roman" w:hAnsi="Times New Roman" w:cs="Times New Roman"/>
+        </w:rPr>
+        <w:t xml:space="preserve">, </w:t>
+      </w:r>
+      <w:proofErr w:type="spellStart"/>
+      <w:r>
+        <w:rPr>
+          <w:rFonts w:ascii="Times New Roman" w:eastAsia="Times New Roman" w:hAnsi="Times New Roman" w:cs="Times New Roman"/>
+        </w:rPr>
+        <w:t>nunc</w:t>
+      </w:r>
+      <w:proofErr w:type="spellEnd"/>
+      <w:r>
+        <w:rPr>
+          <w:rFonts w:ascii="Times New Roman" w:eastAsia="Times New Roman" w:hAnsi="Times New Roman" w:cs="Times New Roman"/>
+        </w:rPr>
+        <w:t xml:space="preserve">. </w:t>
+      </w:r>
+      <w:proofErr w:type="spellStart"/>
+      <w:r>
+        <w:rPr>
+          <w:rFonts w:ascii="Times New Roman" w:eastAsia="Times New Roman" w:hAnsi="Times New Roman" w:cs="Times New Roman"/>
+        </w:rPr>
+        <w:t>Mauris</w:t>
+      </w:r>
+      <w:proofErr w:type="spellEnd"/>
+      <w:r>
+        <w:rPr>
+          <w:rFonts w:ascii="Times New Roman" w:eastAsia="Times New Roman" w:hAnsi="Times New Roman" w:cs="Times New Roman"/>
+        </w:rPr>
+        <w:t xml:space="preserve"> </w:t>
+      </w:r>
+      <w:proofErr w:type="spellStart"/>
+      <w:r>
+        <w:rPr>
+          <w:rFonts w:ascii="Times New Roman" w:eastAsia="Times New Roman" w:hAnsi="Times New Roman" w:cs="Times New Roman"/>
+        </w:rPr>
+        <w:t>eget</w:t>
+      </w:r>
+      <w:proofErr w:type="spellEnd"/>
+      <w:r>
+        <w:rPr>
+          <w:rFonts w:ascii="Times New Roman" w:eastAsia="Times New Roman" w:hAnsi="Times New Roman" w:cs="Times New Roman"/>
+        </w:rPr>
+        <w:t xml:space="preserve"> </w:t>
+      </w:r>
+      <w:proofErr w:type="spellStart"/>
+      <w:r>
+        <w:rPr>
+          <w:rFonts w:ascii="Times New Roman" w:eastAsia="Times New Roman" w:hAnsi="Times New Roman" w:cs="Times New Roman"/>
+        </w:rPr>
+        <w:t>neque</w:t>
+      </w:r>
+      <w:proofErr w:type="spellEnd"/>
+      <w:r>
+        <w:rPr>
+          <w:rFonts w:ascii="Times New Roman" w:eastAsia="Times New Roman" w:hAnsi="Times New Roman" w:cs="Times New Roman"/>
+        </w:rPr>
+        <w:t xml:space="preserve"> at </w:t>
+      </w:r>
+      <w:proofErr w:type="spellStart"/>
+      <w:r>
+        <w:rPr>
+          <w:rFonts w:ascii="Times New Roman" w:eastAsia="Times New Roman" w:hAnsi="Times New Roman" w:cs="Times New Roman"/>
+        </w:rPr>
+        <w:t>sem</w:t>
+      </w:r>
+      <w:proofErr w:type="spellEnd"/>
+      <w:r>
+        <w:rPr>
+          <w:rFonts w:ascii="Times New Roman" w:eastAsia="Times New Roman" w:hAnsi="Times New Roman" w:cs="Times New Roman"/>
+        </w:rPr>
+        <w:t xml:space="preserve"> </w:t>
+      </w:r>
+      <w:proofErr w:type="spellStart"/>
+      <w:r>
+        <w:rPr>
+          <w:rFonts w:ascii="Times New Roman" w:eastAsia="Times New Roman" w:hAnsi="Times New Roman" w:cs="Times New Roman"/>
+        </w:rPr>
+        <w:t>venenatis</w:t>
+      </w:r>
+      <w:proofErr w:type="spellEnd"/>
+      <w:r>
+        <w:rPr>
+          <w:rFonts w:ascii="Times New Roman" w:eastAsia="Times New Roman" w:hAnsi="Times New Roman" w:cs="Times New Roman"/>
+        </w:rPr>
+        <w:t xml:space="preserve"> </w:t>
+      </w:r>
+      <w:proofErr w:type="spellStart"/>
+      <w:r>
+        <w:rPr>
+          <w:rFonts w:ascii="Times New Roman" w:eastAsia="Times New Roman" w:hAnsi="Times New Roman" w:cs="Times New Roman"/>
+        </w:rPr>
+        <w:t>eleifend</w:t>
+      </w:r>
+      <w:proofErr w:type="spellEnd"/>
+      <w:r>
+        <w:rPr>
+          <w:rFonts w:ascii="Times New Roman" w:eastAsia="Times New Roman" w:hAnsi="Times New Roman" w:cs="Times New Roman"/>
+        </w:rPr>
+        <w:t xml:space="preserve">. Ut </w:t>
+      </w:r>
+      <w:proofErr w:type="spellStart"/>
+      <w:r>
+        <w:rPr>
+          <w:rFonts w:ascii="Times New Roman" w:eastAsia="Times New Roman" w:hAnsi="Times New Roman" w:cs="Times New Roman"/>
+        </w:rPr>
+        <w:t>nonummy</w:t>
+      </w:r>
+      <w:proofErr w:type="spellEnd"/>
+      <w:r>
+        <w:rPr>
+          <w:rFonts w:ascii="Times New Roman" w:eastAsia="Times New Roman" w:hAnsi="Times New Roman" w:cs="Times New Roman"/>
+        </w:rPr>
+        <w:t>.</w:t>
       </w:r>
     </w:p>
     <w:p>
@@ -234,7 +1803,7 @@
           <w:sz w:val="24"/>
           <w:szCs w:val="24"/>
         </w:rPr>
-        <w:t xml:space="preserve">3   </w:t>
+        <w:t xml:space="preserve">4   </w:t>
       </w:r>
       <w:r>
         <w:rPr>
@@ -260,26 +1829,6 @@
         <w:spacing w:after="160"/>
         <w:rPr>
           <w:rFonts w:ascii="Times New Roman" w:eastAsia="Times New Roman" w:hAnsi="Times New Roman" w:cs="Times New Roman"/>
-        </w:rPr>
-      </w:pPr>
-      <w:r>
-        <w:rPr>
-          <w:rFonts w:ascii="Times New Roman" w:eastAsia="Times New Roman" w:hAnsi="Times New Roman" w:cs="Times New Roman"/>
-        </w:rPr>
-        <w:t xml:space="preserve">Lorem ipsum dolor sit amet, consectetuer adipiscing elit. Maecenas porttitor congue massa. </w:t>
-      </w:r>
-      <w:r>
-        <w:rPr>
-          <w:rFonts w:ascii="Times New Roman" w:eastAsia="Times New Roman" w:hAnsi="Times New Roman" w:cs="Times New Roman"/>
-        </w:rPr>
-        <w:t>Fusce posuere, magna sed pulvinar ultricies, purus lectus malesuada libero, sit amet commodo magna eros quis urna.Nunc viverra imperdiet enim. Fusce est. Vivamus a tellus.Pellentesque habitant morbi tristique senectus et netus et malesuada fames ac turpis egestas. Proin pharetra nonummy pede. Mauris et orci.Aenean nec lorem. In porttitor. Donec laoreet nonummy augue.Suspendisse dui purus, scelerisque at, vulputate vitae, pretium mattis, nunc. Mauris eget neque at sem venenatis eleifend. Ut nonummy.</w:t>
-      </w:r>
-    </w:p>
-    <w:p>
-      <w:pPr>
-        <w:spacing w:after="160"/>
-        <w:rPr>
-          <w:rFonts w:ascii="Times New Roman" w:eastAsia="Times New Roman" w:hAnsi="Times New Roman" w:cs="Times New Roman"/>
           <w:b/>
           <w:sz w:val="24"/>
           <w:szCs w:val="24"/>
@@ -288,46 +1837,1509 @@
       <w:r>
         <w:rPr>
           <w:rFonts w:ascii="Times New Roman" w:eastAsia="Times New Roman" w:hAnsi="Times New Roman" w:cs="Times New Roman"/>
+        </w:rPr>
+        <w:t xml:space="preserve">    Lorem ipsum dolor sit </w:t>
+      </w:r>
+      <w:proofErr w:type="spellStart"/>
+      <w:r>
+        <w:rPr>
+          <w:rFonts w:ascii="Times New Roman" w:eastAsia="Times New Roman" w:hAnsi="Times New Roman" w:cs="Times New Roman"/>
+        </w:rPr>
+        <w:t>amet</w:t>
+      </w:r>
+      <w:proofErr w:type="spellEnd"/>
+      <w:r>
+        <w:rPr>
+          <w:rFonts w:ascii="Times New Roman" w:eastAsia="Times New Roman" w:hAnsi="Times New Roman" w:cs="Times New Roman"/>
+        </w:rPr>
+        <w:t xml:space="preserve">, </w:t>
+      </w:r>
+      <w:proofErr w:type="spellStart"/>
+      <w:r>
+        <w:rPr>
+          <w:rFonts w:ascii="Times New Roman" w:eastAsia="Times New Roman" w:hAnsi="Times New Roman" w:cs="Times New Roman"/>
+        </w:rPr>
+        <w:t>consectetuer</w:t>
+      </w:r>
+      <w:proofErr w:type="spellEnd"/>
+      <w:r>
+        <w:rPr>
+          <w:rFonts w:ascii="Times New Roman" w:eastAsia="Times New Roman" w:hAnsi="Times New Roman" w:cs="Times New Roman"/>
+        </w:rPr>
+        <w:t xml:space="preserve"> </w:t>
+      </w:r>
+      <w:proofErr w:type="spellStart"/>
+      <w:r>
+        <w:rPr>
+          <w:rFonts w:ascii="Times New Roman" w:eastAsia="Times New Roman" w:hAnsi="Times New Roman" w:cs="Times New Roman"/>
+        </w:rPr>
+        <w:t>adipiscing</w:t>
+      </w:r>
+      <w:proofErr w:type="spellEnd"/>
+      <w:r>
+        <w:rPr>
+          <w:rFonts w:ascii="Times New Roman" w:eastAsia="Times New Roman" w:hAnsi="Times New Roman" w:cs="Times New Roman"/>
+        </w:rPr>
+        <w:t xml:space="preserve"> </w:t>
+      </w:r>
+      <w:proofErr w:type="spellStart"/>
+      <w:r>
+        <w:rPr>
+          <w:rFonts w:ascii="Times New Roman" w:eastAsia="Times New Roman" w:hAnsi="Times New Roman" w:cs="Times New Roman"/>
+        </w:rPr>
+        <w:t>elit</w:t>
+      </w:r>
+      <w:proofErr w:type="spellEnd"/>
+      <w:r>
+        <w:rPr>
+          <w:rFonts w:ascii="Times New Roman" w:eastAsia="Times New Roman" w:hAnsi="Times New Roman" w:cs="Times New Roman"/>
+        </w:rPr>
+        <w:t xml:space="preserve">. Maecenas </w:t>
+      </w:r>
+      <w:proofErr w:type="spellStart"/>
+      <w:r>
+        <w:rPr>
+          <w:rFonts w:ascii="Times New Roman" w:eastAsia="Times New Roman" w:hAnsi="Times New Roman" w:cs="Times New Roman"/>
+        </w:rPr>
+        <w:t>porttitor</w:t>
+      </w:r>
+      <w:proofErr w:type="spellEnd"/>
+      <w:r>
+        <w:rPr>
+          <w:rFonts w:ascii="Times New Roman" w:eastAsia="Times New Roman" w:hAnsi="Times New Roman" w:cs="Times New Roman"/>
+        </w:rPr>
+        <w:t xml:space="preserve"> </w:t>
+      </w:r>
+      <w:proofErr w:type="spellStart"/>
+      <w:r>
+        <w:rPr>
+          <w:rFonts w:ascii="Times New Roman" w:eastAsia="Times New Roman" w:hAnsi="Times New Roman" w:cs="Times New Roman"/>
+        </w:rPr>
+        <w:t>congue</w:t>
+      </w:r>
+      <w:proofErr w:type="spellEnd"/>
+      <w:r>
+        <w:rPr>
+          <w:rFonts w:ascii="Times New Roman" w:eastAsia="Times New Roman" w:hAnsi="Times New Roman" w:cs="Times New Roman"/>
+        </w:rPr>
+        <w:t xml:space="preserve"> </w:t>
+      </w:r>
+      <w:proofErr w:type="spellStart"/>
+      <w:r>
+        <w:rPr>
+          <w:rFonts w:ascii="Times New Roman" w:eastAsia="Times New Roman" w:hAnsi="Times New Roman" w:cs="Times New Roman"/>
+        </w:rPr>
+        <w:t>massa</w:t>
+      </w:r>
+      <w:proofErr w:type="spellEnd"/>
+      <w:r>
+        <w:rPr>
+          <w:rFonts w:ascii="Times New Roman" w:eastAsia="Times New Roman" w:hAnsi="Times New Roman" w:cs="Times New Roman"/>
+        </w:rPr>
+        <w:t xml:space="preserve">. </w:t>
+      </w:r>
+      <w:proofErr w:type="spellStart"/>
+      <w:r>
+        <w:rPr>
+          <w:rFonts w:ascii="Times New Roman" w:eastAsia="Times New Roman" w:hAnsi="Times New Roman" w:cs="Times New Roman"/>
+        </w:rPr>
+        <w:t>Fusce</w:t>
+      </w:r>
+      <w:proofErr w:type="spellEnd"/>
+      <w:r>
+        <w:rPr>
+          <w:rFonts w:ascii="Times New Roman" w:eastAsia="Times New Roman" w:hAnsi="Times New Roman" w:cs="Times New Roman"/>
+        </w:rPr>
+        <w:t xml:space="preserve"> </w:t>
+      </w:r>
+      <w:proofErr w:type="spellStart"/>
+      <w:r>
+        <w:rPr>
+          <w:rFonts w:ascii="Times New Roman" w:eastAsia="Times New Roman" w:hAnsi="Times New Roman" w:cs="Times New Roman"/>
+        </w:rPr>
+        <w:t>posuere</w:t>
+      </w:r>
+      <w:proofErr w:type="spellEnd"/>
+      <w:r>
+        <w:rPr>
+          <w:rFonts w:ascii="Times New Roman" w:eastAsia="Times New Roman" w:hAnsi="Times New Roman" w:cs="Times New Roman"/>
+        </w:rPr>
+        <w:t xml:space="preserve">, magna sed pulvinar </w:t>
+      </w:r>
+      <w:proofErr w:type="spellStart"/>
+      <w:r>
+        <w:rPr>
+          <w:rFonts w:ascii="Times New Roman" w:eastAsia="Times New Roman" w:hAnsi="Times New Roman" w:cs="Times New Roman"/>
+        </w:rPr>
+        <w:t>ultricies</w:t>
+      </w:r>
+      <w:proofErr w:type="spellEnd"/>
+      <w:r>
+        <w:rPr>
+          <w:rFonts w:ascii="Times New Roman" w:eastAsia="Times New Roman" w:hAnsi="Times New Roman" w:cs="Times New Roman"/>
+        </w:rPr>
+        <w:t xml:space="preserve">, </w:t>
+      </w:r>
+      <w:proofErr w:type="spellStart"/>
+      <w:r>
+        <w:rPr>
+          <w:rFonts w:ascii="Times New Roman" w:eastAsia="Times New Roman" w:hAnsi="Times New Roman" w:cs="Times New Roman"/>
+        </w:rPr>
+        <w:t>purus</w:t>
+      </w:r>
+      <w:proofErr w:type="spellEnd"/>
+      <w:r>
+        <w:rPr>
+          <w:rFonts w:ascii="Times New Roman" w:eastAsia="Times New Roman" w:hAnsi="Times New Roman" w:cs="Times New Roman"/>
+        </w:rPr>
+        <w:t xml:space="preserve"> </w:t>
+      </w:r>
+      <w:proofErr w:type="spellStart"/>
+      <w:r>
+        <w:rPr>
+          <w:rFonts w:ascii="Times New Roman" w:eastAsia="Times New Roman" w:hAnsi="Times New Roman" w:cs="Times New Roman"/>
+        </w:rPr>
+        <w:t>lectus</w:t>
+      </w:r>
+      <w:proofErr w:type="spellEnd"/>
+      <w:r>
+        <w:rPr>
+          <w:rFonts w:ascii="Times New Roman" w:eastAsia="Times New Roman" w:hAnsi="Times New Roman" w:cs="Times New Roman"/>
+        </w:rPr>
+        <w:t xml:space="preserve"> </w:t>
+      </w:r>
+      <w:proofErr w:type="spellStart"/>
+      <w:r>
+        <w:rPr>
+          <w:rFonts w:ascii="Times New Roman" w:eastAsia="Times New Roman" w:hAnsi="Times New Roman" w:cs="Times New Roman"/>
+        </w:rPr>
+        <w:t>malesuada</w:t>
+      </w:r>
+      <w:proofErr w:type="spellEnd"/>
+      <w:r>
+        <w:rPr>
+          <w:rFonts w:ascii="Times New Roman" w:eastAsia="Times New Roman" w:hAnsi="Times New Roman" w:cs="Times New Roman"/>
+        </w:rPr>
+        <w:t xml:space="preserve"> libero, sit </w:t>
+      </w:r>
+      <w:proofErr w:type="spellStart"/>
+      <w:r>
+        <w:rPr>
+          <w:rFonts w:ascii="Times New Roman" w:eastAsia="Times New Roman" w:hAnsi="Times New Roman" w:cs="Times New Roman"/>
+        </w:rPr>
+        <w:t>amet</w:t>
+      </w:r>
+      <w:proofErr w:type="spellEnd"/>
+      <w:r>
+        <w:rPr>
+          <w:rFonts w:ascii="Times New Roman" w:eastAsia="Times New Roman" w:hAnsi="Times New Roman" w:cs="Times New Roman"/>
+        </w:rPr>
+        <w:t xml:space="preserve"> </w:t>
+      </w:r>
+      <w:proofErr w:type="spellStart"/>
+      <w:r>
+        <w:rPr>
+          <w:rFonts w:ascii="Times New Roman" w:eastAsia="Times New Roman" w:hAnsi="Times New Roman" w:cs="Times New Roman"/>
+        </w:rPr>
+        <w:t>commodo</w:t>
+      </w:r>
+      <w:proofErr w:type="spellEnd"/>
+      <w:r>
+        <w:rPr>
+          <w:rFonts w:ascii="Times New Roman" w:eastAsia="Times New Roman" w:hAnsi="Times New Roman" w:cs="Times New Roman"/>
+        </w:rPr>
+        <w:t xml:space="preserve"> magna eros </w:t>
+      </w:r>
+      <w:proofErr w:type="spellStart"/>
+      <w:r>
+        <w:rPr>
+          <w:rFonts w:ascii="Times New Roman" w:eastAsia="Times New Roman" w:hAnsi="Times New Roman" w:cs="Times New Roman"/>
+        </w:rPr>
+        <w:t>quis</w:t>
+      </w:r>
+      <w:proofErr w:type="spellEnd"/>
+      <w:r>
+        <w:rPr>
+          <w:rFonts w:ascii="Times New Roman" w:eastAsia="Times New Roman" w:hAnsi="Times New Roman" w:cs="Times New Roman"/>
+        </w:rPr>
+        <w:t xml:space="preserve"> </w:t>
+      </w:r>
+      <w:proofErr w:type="spellStart"/>
+      <w:proofErr w:type="gramStart"/>
+      <w:r>
+        <w:rPr>
+          <w:rFonts w:ascii="Times New Roman" w:eastAsia="Times New Roman" w:hAnsi="Times New Roman" w:cs="Times New Roman"/>
+        </w:rPr>
+        <w:t>urna.Nunc</w:t>
+      </w:r>
+      <w:proofErr w:type="spellEnd"/>
+      <w:proofErr w:type="gramEnd"/>
+      <w:r>
+        <w:rPr>
+          <w:rFonts w:ascii="Times New Roman" w:eastAsia="Times New Roman" w:hAnsi="Times New Roman" w:cs="Times New Roman"/>
+        </w:rPr>
+        <w:t xml:space="preserve"> </w:t>
+      </w:r>
+      <w:proofErr w:type="spellStart"/>
+      <w:r>
+        <w:rPr>
+          <w:rFonts w:ascii="Times New Roman" w:eastAsia="Times New Roman" w:hAnsi="Times New Roman" w:cs="Times New Roman"/>
+        </w:rPr>
+        <w:t>viverra</w:t>
+      </w:r>
+      <w:proofErr w:type="spellEnd"/>
+      <w:r>
+        <w:rPr>
+          <w:rFonts w:ascii="Times New Roman" w:eastAsia="Times New Roman" w:hAnsi="Times New Roman" w:cs="Times New Roman"/>
+        </w:rPr>
+        <w:t xml:space="preserve"> </w:t>
+      </w:r>
+      <w:proofErr w:type="spellStart"/>
+      <w:r>
+        <w:rPr>
+          <w:rFonts w:ascii="Times New Roman" w:eastAsia="Times New Roman" w:hAnsi="Times New Roman" w:cs="Times New Roman"/>
+        </w:rPr>
+        <w:t>imperdiet</w:t>
+      </w:r>
+      <w:proofErr w:type="spellEnd"/>
+      <w:r>
+        <w:rPr>
+          <w:rFonts w:ascii="Times New Roman" w:eastAsia="Times New Roman" w:hAnsi="Times New Roman" w:cs="Times New Roman"/>
+        </w:rPr>
+        <w:t xml:space="preserve"> </w:t>
+      </w:r>
+      <w:proofErr w:type="spellStart"/>
+      <w:r>
+        <w:rPr>
+          <w:rFonts w:ascii="Times New Roman" w:eastAsia="Times New Roman" w:hAnsi="Times New Roman" w:cs="Times New Roman"/>
+        </w:rPr>
+        <w:t>enim</w:t>
+      </w:r>
+      <w:proofErr w:type="spellEnd"/>
+      <w:r>
+        <w:rPr>
+          <w:rFonts w:ascii="Times New Roman" w:eastAsia="Times New Roman" w:hAnsi="Times New Roman" w:cs="Times New Roman"/>
+        </w:rPr>
+        <w:t xml:space="preserve">. </w:t>
+      </w:r>
+      <w:proofErr w:type="spellStart"/>
+      <w:r>
+        <w:rPr>
+          <w:rFonts w:ascii="Times New Roman" w:eastAsia="Times New Roman" w:hAnsi="Times New Roman" w:cs="Times New Roman"/>
+        </w:rPr>
+        <w:t>Fusce</w:t>
+      </w:r>
+      <w:proofErr w:type="spellEnd"/>
+      <w:r>
+        <w:rPr>
+          <w:rFonts w:ascii="Times New Roman" w:eastAsia="Times New Roman" w:hAnsi="Times New Roman" w:cs="Times New Roman"/>
+        </w:rPr>
+        <w:t xml:space="preserve"> est. </w:t>
+      </w:r>
+      <w:proofErr w:type="spellStart"/>
+      <w:r>
+        <w:rPr>
+          <w:rFonts w:ascii="Times New Roman" w:eastAsia="Times New Roman" w:hAnsi="Times New Roman" w:cs="Times New Roman"/>
+        </w:rPr>
+        <w:t>Vivamus</w:t>
+      </w:r>
+      <w:proofErr w:type="spellEnd"/>
+      <w:r>
+        <w:rPr>
+          <w:rFonts w:ascii="Times New Roman" w:eastAsia="Times New Roman" w:hAnsi="Times New Roman" w:cs="Times New Roman"/>
+        </w:rPr>
+        <w:t xml:space="preserve"> a </w:t>
+      </w:r>
+      <w:proofErr w:type="spellStart"/>
+      <w:proofErr w:type="gramStart"/>
+      <w:r>
+        <w:rPr>
+          <w:rFonts w:ascii="Times New Roman" w:eastAsia="Times New Roman" w:hAnsi="Times New Roman" w:cs="Times New Roman"/>
+        </w:rPr>
+        <w:t>tellus.Pellentesque</w:t>
+      </w:r>
+      <w:proofErr w:type="spellEnd"/>
+      <w:proofErr w:type="gramEnd"/>
+      <w:r>
+        <w:rPr>
+          <w:rFonts w:ascii="Times New Roman" w:eastAsia="Times New Roman" w:hAnsi="Times New Roman" w:cs="Times New Roman"/>
+        </w:rPr>
+        <w:t xml:space="preserve"> habitant </w:t>
+      </w:r>
+      <w:proofErr w:type="spellStart"/>
+      <w:r>
+        <w:rPr>
+          <w:rFonts w:ascii="Times New Roman" w:eastAsia="Times New Roman" w:hAnsi="Times New Roman" w:cs="Times New Roman"/>
+        </w:rPr>
+        <w:t>morbi</w:t>
+      </w:r>
+      <w:proofErr w:type="spellEnd"/>
+      <w:r>
+        <w:rPr>
+          <w:rFonts w:ascii="Times New Roman" w:eastAsia="Times New Roman" w:hAnsi="Times New Roman" w:cs="Times New Roman"/>
+        </w:rPr>
+        <w:t xml:space="preserve"> </w:t>
+      </w:r>
+      <w:proofErr w:type="spellStart"/>
+      <w:r>
+        <w:rPr>
+          <w:rFonts w:ascii="Times New Roman" w:eastAsia="Times New Roman" w:hAnsi="Times New Roman" w:cs="Times New Roman"/>
+        </w:rPr>
+        <w:t>tristique</w:t>
+      </w:r>
+      <w:proofErr w:type="spellEnd"/>
+      <w:r>
+        <w:rPr>
+          <w:rFonts w:ascii="Times New Roman" w:eastAsia="Times New Roman" w:hAnsi="Times New Roman" w:cs="Times New Roman"/>
+        </w:rPr>
+        <w:t xml:space="preserve"> </w:t>
+      </w:r>
+      <w:proofErr w:type="spellStart"/>
+      <w:r>
+        <w:rPr>
+          <w:rFonts w:ascii="Times New Roman" w:eastAsia="Times New Roman" w:hAnsi="Times New Roman" w:cs="Times New Roman"/>
+        </w:rPr>
+        <w:t>senectus</w:t>
+      </w:r>
+      <w:proofErr w:type="spellEnd"/>
+      <w:r>
+        <w:rPr>
+          <w:rFonts w:ascii="Times New Roman" w:eastAsia="Times New Roman" w:hAnsi="Times New Roman" w:cs="Times New Roman"/>
+        </w:rPr>
+        <w:t xml:space="preserve"> et </w:t>
+      </w:r>
+      <w:proofErr w:type="spellStart"/>
+      <w:r>
+        <w:rPr>
+          <w:rFonts w:ascii="Times New Roman" w:eastAsia="Times New Roman" w:hAnsi="Times New Roman" w:cs="Times New Roman"/>
+        </w:rPr>
+        <w:t>netus</w:t>
+      </w:r>
+      <w:proofErr w:type="spellEnd"/>
+      <w:r>
+        <w:rPr>
+          <w:rFonts w:ascii="Times New Roman" w:eastAsia="Times New Roman" w:hAnsi="Times New Roman" w:cs="Times New Roman"/>
+        </w:rPr>
+        <w:t xml:space="preserve"> et </w:t>
+      </w:r>
+      <w:proofErr w:type="spellStart"/>
+      <w:r>
+        <w:rPr>
+          <w:rFonts w:ascii="Times New Roman" w:eastAsia="Times New Roman" w:hAnsi="Times New Roman" w:cs="Times New Roman"/>
+        </w:rPr>
+        <w:t>malesuada</w:t>
+      </w:r>
+      <w:proofErr w:type="spellEnd"/>
+      <w:r>
+        <w:rPr>
+          <w:rFonts w:ascii="Times New Roman" w:eastAsia="Times New Roman" w:hAnsi="Times New Roman" w:cs="Times New Roman"/>
+        </w:rPr>
+        <w:t xml:space="preserve"> fames ac </w:t>
+      </w:r>
+      <w:proofErr w:type="spellStart"/>
+      <w:r>
+        <w:rPr>
+          <w:rFonts w:ascii="Times New Roman" w:eastAsia="Times New Roman" w:hAnsi="Times New Roman" w:cs="Times New Roman"/>
+        </w:rPr>
+        <w:t>turpis</w:t>
+      </w:r>
+      <w:proofErr w:type="spellEnd"/>
+      <w:r>
+        <w:rPr>
+          <w:rFonts w:ascii="Times New Roman" w:eastAsia="Times New Roman" w:hAnsi="Times New Roman" w:cs="Times New Roman"/>
+        </w:rPr>
+        <w:t xml:space="preserve"> </w:t>
+      </w:r>
+      <w:proofErr w:type="spellStart"/>
+      <w:r>
+        <w:rPr>
+          <w:rFonts w:ascii="Times New Roman" w:eastAsia="Times New Roman" w:hAnsi="Times New Roman" w:cs="Times New Roman"/>
+        </w:rPr>
+        <w:t>egestas</w:t>
+      </w:r>
+      <w:proofErr w:type="spellEnd"/>
+      <w:r>
+        <w:rPr>
+          <w:rFonts w:ascii="Times New Roman" w:eastAsia="Times New Roman" w:hAnsi="Times New Roman" w:cs="Times New Roman"/>
+        </w:rPr>
+        <w:t xml:space="preserve">. Proin pharetra </w:t>
+      </w:r>
+      <w:proofErr w:type="spellStart"/>
+      <w:r>
+        <w:rPr>
+          <w:rFonts w:ascii="Times New Roman" w:eastAsia="Times New Roman" w:hAnsi="Times New Roman" w:cs="Times New Roman"/>
+        </w:rPr>
+        <w:t>nonummy</w:t>
+      </w:r>
+      <w:proofErr w:type="spellEnd"/>
+      <w:r>
+        <w:rPr>
+          <w:rFonts w:ascii="Times New Roman" w:eastAsia="Times New Roman" w:hAnsi="Times New Roman" w:cs="Times New Roman"/>
+        </w:rPr>
+        <w:t xml:space="preserve"> </w:t>
+      </w:r>
+      <w:proofErr w:type="spellStart"/>
+      <w:r>
+        <w:rPr>
+          <w:rFonts w:ascii="Times New Roman" w:eastAsia="Times New Roman" w:hAnsi="Times New Roman" w:cs="Times New Roman"/>
+        </w:rPr>
+        <w:t>pede</w:t>
+      </w:r>
+      <w:proofErr w:type="spellEnd"/>
+      <w:r>
+        <w:rPr>
+          <w:rFonts w:ascii="Times New Roman" w:eastAsia="Times New Roman" w:hAnsi="Times New Roman" w:cs="Times New Roman"/>
+        </w:rPr>
+        <w:t xml:space="preserve">. </w:t>
+      </w:r>
+      <w:proofErr w:type="spellStart"/>
+      <w:r>
+        <w:rPr>
+          <w:rFonts w:ascii="Times New Roman" w:eastAsia="Times New Roman" w:hAnsi="Times New Roman" w:cs="Times New Roman"/>
+        </w:rPr>
+        <w:t>Mauris</w:t>
+      </w:r>
+      <w:proofErr w:type="spellEnd"/>
+      <w:r>
+        <w:rPr>
+          <w:rFonts w:ascii="Times New Roman" w:eastAsia="Times New Roman" w:hAnsi="Times New Roman" w:cs="Times New Roman"/>
+        </w:rPr>
+        <w:t xml:space="preserve"> et </w:t>
+      </w:r>
+      <w:proofErr w:type="spellStart"/>
+      <w:proofErr w:type="gramStart"/>
+      <w:r>
+        <w:rPr>
+          <w:rFonts w:ascii="Times New Roman" w:eastAsia="Times New Roman" w:hAnsi="Times New Roman" w:cs="Times New Roman"/>
+        </w:rPr>
+        <w:t>orci.Aenean</w:t>
+      </w:r>
+      <w:proofErr w:type="spellEnd"/>
+      <w:proofErr w:type="gramEnd"/>
+      <w:r>
+        <w:rPr>
+          <w:rFonts w:ascii="Times New Roman" w:eastAsia="Times New Roman" w:hAnsi="Times New Roman" w:cs="Times New Roman"/>
+        </w:rPr>
+        <w:t xml:space="preserve"> nec lorem. In </w:t>
+      </w:r>
+      <w:proofErr w:type="spellStart"/>
+      <w:r>
+        <w:rPr>
+          <w:rFonts w:ascii="Times New Roman" w:eastAsia="Times New Roman" w:hAnsi="Times New Roman" w:cs="Times New Roman"/>
+        </w:rPr>
+        <w:t>porttitor</w:t>
+      </w:r>
+      <w:proofErr w:type="spellEnd"/>
+      <w:r>
+        <w:rPr>
+          <w:rFonts w:ascii="Times New Roman" w:eastAsia="Times New Roman" w:hAnsi="Times New Roman" w:cs="Times New Roman"/>
+        </w:rPr>
+        <w:t xml:space="preserve">. Donec </w:t>
+      </w:r>
+      <w:proofErr w:type="spellStart"/>
+      <w:r>
+        <w:rPr>
+          <w:rFonts w:ascii="Times New Roman" w:eastAsia="Times New Roman" w:hAnsi="Times New Roman" w:cs="Times New Roman"/>
+        </w:rPr>
+        <w:t>laoreet</w:t>
+      </w:r>
+      <w:proofErr w:type="spellEnd"/>
+      <w:r>
+        <w:rPr>
+          <w:rFonts w:ascii="Times New Roman" w:eastAsia="Times New Roman" w:hAnsi="Times New Roman" w:cs="Times New Roman"/>
+        </w:rPr>
+        <w:t xml:space="preserve"> </w:t>
+      </w:r>
+      <w:proofErr w:type="spellStart"/>
+      <w:r>
+        <w:rPr>
+          <w:rFonts w:ascii="Times New Roman" w:eastAsia="Times New Roman" w:hAnsi="Times New Roman" w:cs="Times New Roman"/>
+        </w:rPr>
+        <w:t>nonummy</w:t>
+      </w:r>
+      <w:proofErr w:type="spellEnd"/>
+      <w:r>
+        <w:rPr>
+          <w:rFonts w:ascii="Times New Roman" w:eastAsia="Times New Roman" w:hAnsi="Times New Roman" w:cs="Times New Roman"/>
+        </w:rPr>
+        <w:t xml:space="preserve"> </w:t>
+      </w:r>
+      <w:proofErr w:type="spellStart"/>
+      <w:proofErr w:type="gramStart"/>
+      <w:r>
+        <w:rPr>
+          <w:rFonts w:ascii="Times New Roman" w:eastAsia="Times New Roman" w:hAnsi="Times New Roman" w:cs="Times New Roman"/>
+        </w:rPr>
+        <w:t>augue.Suspendisse</w:t>
+      </w:r>
+      <w:proofErr w:type="spellEnd"/>
+      <w:proofErr w:type="gramEnd"/>
+      <w:r>
+        <w:rPr>
+          <w:rFonts w:ascii="Times New Roman" w:eastAsia="Times New Roman" w:hAnsi="Times New Roman" w:cs="Times New Roman"/>
+        </w:rPr>
+        <w:t xml:space="preserve"> dui </w:t>
+      </w:r>
+      <w:proofErr w:type="spellStart"/>
+      <w:r>
+        <w:rPr>
+          <w:rFonts w:ascii="Times New Roman" w:eastAsia="Times New Roman" w:hAnsi="Times New Roman" w:cs="Times New Roman"/>
+        </w:rPr>
+        <w:t>purus</w:t>
+      </w:r>
+      <w:proofErr w:type="spellEnd"/>
+      <w:r>
+        <w:rPr>
+          <w:rFonts w:ascii="Times New Roman" w:eastAsia="Times New Roman" w:hAnsi="Times New Roman" w:cs="Times New Roman"/>
+        </w:rPr>
+        <w:t xml:space="preserve">, </w:t>
+      </w:r>
+      <w:proofErr w:type="spellStart"/>
+      <w:r>
+        <w:rPr>
+          <w:rFonts w:ascii="Times New Roman" w:eastAsia="Times New Roman" w:hAnsi="Times New Roman" w:cs="Times New Roman"/>
+        </w:rPr>
+        <w:t>scelerisque</w:t>
+      </w:r>
+      <w:proofErr w:type="spellEnd"/>
+      <w:r>
+        <w:rPr>
+          <w:rFonts w:ascii="Times New Roman" w:eastAsia="Times New Roman" w:hAnsi="Times New Roman" w:cs="Times New Roman"/>
+        </w:rPr>
+        <w:t xml:space="preserve"> at, </w:t>
+      </w:r>
+      <w:proofErr w:type="spellStart"/>
+      <w:r>
+        <w:rPr>
+          <w:rFonts w:ascii="Times New Roman" w:eastAsia="Times New Roman" w:hAnsi="Times New Roman" w:cs="Times New Roman"/>
+        </w:rPr>
+        <w:t>vulputate</w:t>
+      </w:r>
+      <w:proofErr w:type="spellEnd"/>
+      <w:r>
+        <w:rPr>
+          <w:rFonts w:ascii="Times New Roman" w:eastAsia="Times New Roman" w:hAnsi="Times New Roman" w:cs="Times New Roman"/>
+        </w:rPr>
+        <w:t xml:space="preserve"> vitae, </w:t>
+      </w:r>
+      <w:proofErr w:type="spellStart"/>
+      <w:r>
+        <w:rPr>
+          <w:rFonts w:ascii="Times New Roman" w:eastAsia="Times New Roman" w:hAnsi="Times New Roman" w:cs="Times New Roman"/>
+        </w:rPr>
+        <w:t>pretium</w:t>
+      </w:r>
+      <w:proofErr w:type="spellEnd"/>
+      <w:r>
+        <w:rPr>
+          <w:rFonts w:ascii="Times New Roman" w:eastAsia="Times New Roman" w:hAnsi="Times New Roman" w:cs="Times New Roman"/>
+        </w:rPr>
+        <w:t xml:space="preserve"> </w:t>
+      </w:r>
+      <w:proofErr w:type="spellStart"/>
+      <w:r>
+        <w:rPr>
+          <w:rFonts w:ascii="Times New Roman" w:eastAsia="Times New Roman" w:hAnsi="Times New Roman" w:cs="Times New Roman"/>
+        </w:rPr>
+        <w:t>mattis</w:t>
+      </w:r>
+      <w:proofErr w:type="spellEnd"/>
+      <w:r>
+        <w:rPr>
+          <w:rFonts w:ascii="Times New Roman" w:eastAsia="Times New Roman" w:hAnsi="Times New Roman" w:cs="Times New Roman"/>
+        </w:rPr>
+        <w:t xml:space="preserve">, </w:t>
+      </w:r>
+      <w:proofErr w:type="spellStart"/>
+      <w:r>
+        <w:rPr>
+          <w:rFonts w:ascii="Times New Roman" w:eastAsia="Times New Roman" w:hAnsi="Times New Roman" w:cs="Times New Roman"/>
+        </w:rPr>
+        <w:t>nunc</w:t>
+      </w:r>
+      <w:proofErr w:type="spellEnd"/>
+      <w:r>
+        <w:rPr>
+          <w:rFonts w:ascii="Times New Roman" w:eastAsia="Times New Roman" w:hAnsi="Times New Roman" w:cs="Times New Roman"/>
+        </w:rPr>
+        <w:t xml:space="preserve">. </w:t>
+      </w:r>
+      <w:proofErr w:type="spellStart"/>
+      <w:r>
+        <w:rPr>
+          <w:rFonts w:ascii="Times New Roman" w:eastAsia="Times New Roman" w:hAnsi="Times New Roman" w:cs="Times New Roman"/>
+        </w:rPr>
+        <w:t>Mauris</w:t>
+      </w:r>
+      <w:proofErr w:type="spellEnd"/>
+      <w:r>
+        <w:rPr>
+          <w:rFonts w:ascii="Times New Roman" w:eastAsia="Times New Roman" w:hAnsi="Times New Roman" w:cs="Times New Roman"/>
+        </w:rPr>
+        <w:t xml:space="preserve"> </w:t>
+      </w:r>
+      <w:proofErr w:type="spellStart"/>
+      <w:r>
+        <w:rPr>
+          <w:rFonts w:ascii="Times New Roman" w:eastAsia="Times New Roman" w:hAnsi="Times New Roman" w:cs="Times New Roman"/>
+        </w:rPr>
+        <w:t>eget</w:t>
+      </w:r>
+      <w:proofErr w:type="spellEnd"/>
+      <w:r>
+        <w:rPr>
+          <w:rFonts w:ascii="Times New Roman" w:eastAsia="Times New Roman" w:hAnsi="Times New Roman" w:cs="Times New Roman"/>
+        </w:rPr>
+        <w:t xml:space="preserve"> </w:t>
+      </w:r>
+      <w:proofErr w:type="spellStart"/>
+      <w:r>
+        <w:rPr>
+          <w:rFonts w:ascii="Times New Roman" w:eastAsia="Times New Roman" w:hAnsi="Times New Roman" w:cs="Times New Roman"/>
+        </w:rPr>
+        <w:t>neque</w:t>
+      </w:r>
+      <w:proofErr w:type="spellEnd"/>
+      <w:r>
+        <w:rPr>
+          <w:rFonts w:ascii="Times New Roman" w:eastAsia="Times New Roman" w:hAnsi="Times New Roman" w:cs="Times New Roman"/>
+        </w:rPr>
+        <w:t xml:space="preserve"> at </w:t>
+      </w:r>
+      <w:proofErr w:type="spellStart"/>
+      <w:r>
+        <w:rPr>
+          <w:rFonts w:ascii="Times New Roman" w:eastAsia="Times New Roman" w:hAnsi="Times New Roman" w:cs="Times New Roman"/>
+        </w:rPr>
+        <w:t>sem</w:t>
+      </w:r>
+      <w:proofErr w:type="spellEnd"/>
+      <w:r>
+        <w:rPr>
+          <w:rFonts w:ascii="Times New Roman" w:eastAsia="Times New Roman" w:hAnsi="Times New Roman" w:cs="Times New Roman"/>
+        </w:rPr>
+        <w:t xml:space="preserve"> </w:t>
+      </w:r>
+      <w:proofErr w:type="spellStart"/>
+      <w:r>
+        <w:rPr>
+          <w:rFonts w:ascii="Times New Roman" w:eastAsia="Times New Roman" w:hAnsi="Times New Roman" w:cs="Times New Roman"/>
+        </w:rPr>
+        <w:t>venenatis</w:t>
+      </w:r>
+      <w:proofErr w:type="spellEnd"/>
+      <w:r>
+        <w:rPr>
+          <w:rFonts w:ascii="Times New Roman" w:eastAsia="Times New Roman" w:hAnsi="Times New Roman" w:cs="Times New Roman"/>
+        </w:rPr>
+        <w:t xml:space="preserve"> </w:t>
+      </w:r>
+      <w:proofErr w:type="spellStart"/>
+      <w:r>
+        <w:rPr>
+          <w:rFonts w:ascii="Times New Roman" w:eastAsia="Times New Roman" w:hAnsi="Times New Roman" w:cs="Times New Roman"/>
+        </w:rPr>
+        <w:t>eleifend</w:t>
+      </w:r>
+      <w:proofErr w:type="spellEnd"/>
+      <w:r>
+        <w:rPr>
+          <w:rFonts w:ascii="Times New Roman" w:eastAsia="Times New Roman" w:hAnsi="Times New Roman" w:cs="Times New Roman"/>
+        </w:rPr>
+        <w:t xml:space="preserve">. Ut </w:t>
+      </w:r>
+      <w:proofErr w:type="spellStart"/>
+      <w:r>
+        <w:rPr>
+          <w:rFonts w:ascii="Times New Roman" w:eastAsia="Times New Roman" w:hAnsi="Times New Roman" w:cs="Times New Roman"/>
+        </w:rPr>
+        <w:t>nonummy</w:t>
+      </w:r>
+      <w:proofErr w:type="spellEnd"/>
+      <w:r>
+        <w:rPr>
+          <w:rFonts w:ascii="Times New Roman" w:eastAsia="Times New Roman" w:hAnsi="Times New Roman" w:cs="Times New Roman"/>
+        </w:rPr>
+        <w:t>.</w:t>
+      </w:r>
+    </w:p>
+    <w:p>
+      <w:pPr>
+        <w:spacing w:after="160"/>
+        <w:rPr>
+          <w:rFonts w:ascii="Times New Roman" w:eastAsia="Times New Roman" w:hAnsi="Times New Roman" w:cs="Times New Roman"/>
           <w:b/>
           <w:sz w:val="24"/>
           <w:szCs w:val="24"/>
         </w:rPr>
-        <w:t xml:space="preserve">4   </w:t>
-      </w:r>
-      <w:r>
+      </w:pPr>
+    </w:p>
+    <w:p>
+      <w:pPr>
+        <w:spacing w:after="160"/>
         <w:rPr>
           <w:rFonts w:ascii="Times New Roman" w:eastAsia="Times New Roman" w:hAnsi="Times New Roman" w:cs="Times New Roman"/>
           <w:b/>
           <w:sz w:val="26"/>
           <w:szCs w:val="26"/>
         </w:rPr>
-        <w:t>Data Collection and Preprocessing</w:t>
-      </w:r>
-      <w:r>
+      </w:pPr>
+      <w:r>
+        <w:rPr>
+          <w:rFonts w:ascii="Times New Roman" w:eastAsia="Times New Roman" w:hAnsi="Times New Roman" w:cs="Times New Roman"/>
+          <w:b/>
+          <w:sz w:val="26"/>
+          <w:szCs w:val="26"/>
+        </w:rPr>
+        <w:t>5   Feature Extraction and Engineering</w:t>
+      </w:r>
+    </w:p>
+    <w:p>
+      <w:pPr>
+        <w:spacing w:after="160"/>
         <w:rPr>
           <w:rFonts w:ascii="Times New Roman" w:eastAsia="Times New Roman" w:hAnsi="Times New Roman" w:cs="Times New Roman"/>
           <w:b/>
           <w:sz w:val="24"/>
           <w:szCs w:val="24"/>
         </w:rPr>
-        <w:t xml:space="preserve"> </w:t>
-      </w:r>
-    </w:p>
-    <w:p>
-      <w:pPr>
-        <w:spacing w:after="160"/>
+      </w:pPr>
+      <w:r>
         <w:rPr>
           <w:rFonts w:ascii="Times New Roman" w:eastAsia="Times New Roman" w:hAnsi="Times New Roman" w:cs="Times New Roman"/>
           <w:b/>
           <w:sz w:val="24"/>
           <w:szCs w:val="24"/>
         </w:rPr>
-      </w:pPr>
-      <w:r>
-        <w:rPr>
-          <w:rFonts w:ascii="Times New Roman" w:eastAsia="Times New Roman" w:hAnsi="Times New Roman" w:cs="Times New Roman"/>
-        </w:rPr>
-        <w:t xml:space="preserve">    Lorem ipsum dolor sit amet, consectetuer adipiscing elit. Maecenas porttitor congue massa. Fusce posuere, magna sed pulvinar ultricies, purus lectus malesuada libero, sit amet commodo magna eros quis urna.Nunc viverra imperdiet enim. Fusce est. Vivamus a tellus.Pellentesque habitant morbi tristique senectus et netus et malesuada fames ac turpis egestas. Proin pharetra nonummy pede. Mauris et orci.Aenean nec lorem. In porttitor. Donec laoreet nonummy augue.Suspendisse dui purus, scelerisque at, vulputate vitae, pretium mattis, nunc. Mauris eget neque at sem venenatis eleifend. Ut nonummy.</w:t>
+        <w:t xml:space="preserve">    </w:t>
+      </w:r>
+      <w:r>
+        <w:rPr>
+          <w:rFonts w:ascii="Times New Roman" w:eastAsia="Times New Roman" w:hAnsi="Times New Roman" w:cs="Times New Roman"/>
+        </w:rPr>
+        <w:t xml:space="preserve">Lorem ipsum dolor sit </w:t>
+      </w:r>
+      <w:proofErr w:type="spellStart"/>
+      <w:r>
+        <w:rPr>
+          <w:rFonts w:ascii="Times New Roman" w:eastAsia="Times New Roman" w:hAnsi="Times New Roman" w:cs="Times New Roman"/>
+        </w:rPr>
+        <w:t>amet</w:t>
+      </w:r>
+      <w:proofErr w:type="spellEnd"/>
+      <w:r>
+        <w:rPr>
+          <w:rFonts w:ascii="Times New Roman" w:eastAsia="Times New Roman" w:hAnsi="Times New Roman" w:cs="Times New Roman"/>
+        </w:rPr>
+        <w:t xml:space="preserve">, </w:t>
+      </w:r>
+      <w:proofErr w:type="spellStart"/>
+      <w:r>
+        <w:rPr>
+          <w:rFonts w:ascii="Times New Roman" w:eastAsia="Times New Roman" w:hAnsi="Times New Roman" w:cs="Times New Roman"/>
+        </w:rPr>
+        <w:t>consectetuer</w:t>
+      </w:r>
+      <w:proofErr w:type="spellEnd"/>
+      <w:r>
+        <w:rPr>
+          <w:rFonts w:ascii="Times New Roman" w:eastAsia="Times New Roman" w:hAnsi="Times New Roman" w:cs="Times New Roman"/>
+        </w:rPr>
+        <w:t xml:space="preserve"> </w:t>
+      </w:r>
+      <w:proofErr w:type="spellStart"/>
+      <w:r>
+        <w:rPr>
+          <w:rFonts w:ascii="Times New Roman" w:eastAsia="Times New Roman" w:hAnsi="Times New Roman" w:cs="Times New Roman"/>
+        </w:rPr>
+        <w:t>adipiscing</w:t>
+      </w:r>
+      <w:proofErr w:type="spellEnd"/>
+      <w:r>
+        <w:rPr>
+          <w:rFonts w:ascii="Times New Roman" w:eastAsia="Times New Roman" w:hAnsi="Times New Roman" w:cs="Times New Roman"/>
+        </w:rPr>
+        <w:t xml:space="preserve"> </w:t>
+      </w:r>
+      <w:proofErr w:type="spellStart"/>
+      <w:r>
+        <w:rPr>
+          <w:rFonts w:ascii="Times New Roman" w:eastAsia="Times New Roman" w:hAnsi="Times New Roman" w:cs="Times New Roman"/>
+        </w:rPr>
+        <w:t>elit</w:t>
+      </w:r>
+      <w:proofErr w:type="spellEnd"/>
+      <w:r>
+        <w:rPr>
+          <w:rFonts w:ascii="Times New Roman" w:eastAsia="Times New Roman" w:hAnsi="Times New Roman" w:cs="Times New Roman"/>
+        </w:rPr>
+        <w:t xml:space="preserve">. Maecenas </w:t>
+      </w:r>
+      <w:proofErr w:type="spellStart"/>
+      <w:r>
+        <w:rPr>
+          <w:rFonts w:ascii="Times New Roman" w:eastAsia="Times New Roman" w:hAnsi="Times New Roman" w:cs="Times New Roman"/>
+        </w:rPr>
+        <w:t>porttitor</w:t>
+      </w:r>
+      <w:proofErr w:type="spellEnd"/>
+      <w:r>
+        <w:rPr>
+          <w:rFonts w:ascii="Times New Roman" w:eastAsia="Times New Roman" w:hAnsi="Times New Roman" w:cs="Times New Roman"/>
+        </w:rPr>
+        <w:t xml:space="preserve"> </w:t>
+      </w:r>
+      <w:proofErr w:type="spellStart"/>
+      <w:r>
+        <w:rPr>
+          <w:rFonts w:ascii="Times New Roman" w:eastAsia="Times New Roman" w:hAnsi="Times New Roman" w:cs="Times New Roman"/>
+        </w:rPr>
+        <w:t>congue</w:t>
+      </w:r>
+      <w:proofErr w:type="spellEnd"/>
+      <w:r>
+        <w:rPr>
+          <w:rFonts w:ascii="Times New Roman" w:eastAsia="Times New Roman" w:hAnsi="Times New Roman" w:cs="Times New Roman"/>
+        </w:rPr>
+        <w:t xml:space="preserve"> </w:t>
+      </w:r>
+      <w:proofErr w:type="spellStart"/>
+      <w:r>
+        <w:rPr>
+          <w:rFonts w:ascii="Times New Roman" w:eastAsia="Times New Roman" w:hAnsi="Times New Roman" w:cs="Times New Roman"/>
+        </w:rPr>
+        <w:t>massa</w:t>
+      </w:r>
+      <w:proofErr w:type="spellEnd"/>
+      <w:r>
+        <w:rPr>
+          <w:rFonts w:ascii="Times New Roman" w:eastAsia="Times New Roman" w:hAnsi="Times New Roman" w:cs="Times New Roman"/>
+        </w:rPr>
+        <w:t xml:space="preserve">. </w:t>
+      </w:r>
+      <w:proofErr w:type="spellStart"/>
+      <w:r>
+        <w:rPr>
+          <w:rFonts w:ascii="Times New Roman" w:eastAsia="Times New Roman" w:hAnsi="Times New Roman" w:cs="Times New Roman"/>
+        </w:rPr>
+        <w:t>Fusce</w:t>
+      </w:r>
+      <w:proofErr w:type="spellEnd"/>
+      <w:r>
+        <w:rPr>
+          <w:rFonts w:ascii="Times New Roman" w:eastAsia="Times New Roman" w:hAnsi="Times New Roman" w:cs="Times New Roman"/>
+        </w:rPr>
+        <w:t xml:space="preserve"> </w:t>
+      </w:r>
+      <w:proofErr w:type="spellStart"/>
+      <w:r>
+        <w:rPr>
+          <w:rFonts w:ascii="Times New Roman" w:eastAsia="Times New Roman" w:hAnsi="Times New Roman" w:cs="Times New Roman"/>
+        </w:rPr>
+        <w:t>posuere</w:t>
+      </w:r>
+      <w:proofErr w:type="spellEnd"/>
+      <w:r>
+        <w:rPr>
+          <w:rFonts w:ascii="Times New Roman" w:eastAsia="Times New Roman" w:hAnsi="Times New Roman" w:cs="Times New Roman"/>
+        </w:rPr>
+        <w:t xml:space="preserve">, magna sed pulvinar </w:t>
+      </w:r>
+      <w:proofErr w:type="spellStart"/>
+      <w:r>
+        <w:rPr>
+          <w:rFonts w:ascii="Times New Roman" w:eastAsia="Times New Roman" w:hAnsi="Times New Roman" w:cs="Times New Roman"/>
+        </w:rPr>
+        <w:t>ultricies</w:t>
+      </w:r>
+      <w:proofErr w:type="spellEnd"/>
+      <w:r>
+        <w:rPr>
+          <w:rFonts w:ascii="Times New Roman" w:eastAsia="Times New Roman" w:hAnsi="Times New Roman" w:cs="Times New Roman"/>
+        </w:rPr>
+        <w:t xml:space="preserve">, </w:t>
+      </w:r>
+      <w:proofErr w:type="spellStart"/>
+      <w:r>
+        <w:rPr>
+          <w:rFonts w:ascii="Times New Roman" w:eastAsia="Times New Roman" w:hAnsi="Times New Roman" w:cs="Times New Roman"/>
+        </w:rPr>
+        <w:t>purus</w:t>
+      </w:r>
+      <w:proofErr w:type="spellEnd"/>
+      <w:r>
+        <w:rPr>
+          <w:rFonts w:ascii="Times New Roman" w:eastAsia="Times New Roman" w:hAnsi="Times New Roman" w:cs="Times New Roman"/>
+        </w:rPr>
+        <w:t xml:space="preserve"> </w:t>
+      </w:r>
+      <w:proofErr w:type="spellStart"/>
+      <w:r>
+        <w:rPr>
+          <w:rFonts w:ascii="Times New Roman" w:eastAsia="Times New Roman" w:hAnsi="Times New Roman" w:cs="Times New Roman"/>
+        </w:rPr>
+        <w:t>lectus</w:t>
+      </w:r>
+      <w:proofErr w:type="spellEnd"/>
+      <w:r>
+        <w:rPr>
+          <w:rFonts w:ascii="Times New Roman" w:eastAsia="Times New Roman" w:hAnsi="Times New Roman" w:cs="Times New Roman"/>
+        </w:rPr>
+        <w:t xml:space="preserve"> </w:t>
+      </w:r>
+      <w:proofErr w:type="spellStart"/>
+      <w:r>
+        <w:rPr>
+          <w:rFonts w:ascii="Times New Roman" w:eastAsia="Times New Roman" w:hAnsi="Times New Roman" w:cs="Times New Roman"/>
+        </w:rPr>
+        <w:t>malesuada</w:t>
+      </w:r>
+      <w:proofErr w:type="spellEnd"/>
+      <w:r>
+        <w:rPr>
+          <w:rFonts w:ascii="Times New Roman" w:eastAsia="Times New Roman" w:hAnsi="Times New Roman" w:cs="Times New Roman"/>
+        </w:rPr>
+        <w:t xml:space="preserve"> libero, sit </w:t>
+      </w:r>
+      <w:proofErr w:type="spellStart"/>
+      <w:r>
+        <w:rPr>
+          <w:rFonts w:ascii="Times New Roman" w:eastAsia="Times New Roman" w:hAnsi="Times New Roman" w:cs="Times New Roman"/>
+        </w:rPr>
+        <w:t>amet</w:t>
+      </w:r>
+      <w:proofErr w:type="spellEnd"/>
+      <w:r>
+        <w:rPr>
+          <w:rFonts w:ascii="Times New Roman" w:eastAsia="Times New Roman" w:hAnsi="Times New Roman" w:cs="Times New Roman"/>
+        </w:rPr>
+        <w:t xml:space="preserve"> </w:t>
+      </w:r>
+      <w:proofErr w:type="spellStart"/>
+      <w:r>
+        <w:rPr>
+          <w:rFonts w:ascii="Times New Roman" w:eastAsia="Times New Roman" w:hAnsi="Times New Roman" w:cs="Times New Roman"/>
+        </w:rPr>
+        <w:t>commodo</w:t>
+      </w:r>
+      <w:proofErr w:type="spellEnd"/>
+      <w:r>
+        <w:rPr>
+          <w:rFonts w:ascii="Times New Roman" w:eastAsia="Times New Roman" w:hAnsi="Times New Roman" w:cs="Times New Roman"/>
+        </w:rPr>
+        <w:t xml:space="preserve"> magna eros </w:t>
+      </w:r>
+      <w:proofErr w:type="spellStart"/>
+      <w:r>
+        <w:rPr>
+          <w:rFonts w:ascii="Times New Roman" w:eastAsia="Times New Roman" w:hAnsi="Times New Roman" w:cs="Times New Roman"/>
+        </w:rPr>
+        <w:t>quis</w:t>
+      </w:r>
+      <w:proofErr w:type="spellEnd"/>
+      <w:r>
+        <w:rPr>
+          <w:rFonts w:ascii="Times New Roman" w:eastAsia="Times New Roman" w:hAnsi="Times New Roman" w:cs="Times New Roman"/>
+        </w:rPr>
+        <w:t xml:space="preserve"> </w:t>
+      </w:r>
+      <w:proofErr w:type="spellStart"/>
+      <w:proofErr w:type="gramStart"/>
+      <w:r>
+        <w:rPr>
+          <w:rFonts w:ascii="Times New Roman" w:eastAsia="Times New Roman" w:hAnsi="Times New Roman" w:cs="Times New Roman"/>
+        </w:rPr>
+        <w:t>urna.Nunc</w:t>
+      </w:r>
+      <w:proofErr w:type="spellEnd"/>
+      <w:proofErr w:type="gramEnd"/>
+      <w:r>
+        <w:rPr>
+          <w:rFonts w:ascii="Times New Roman" w:eastAsia="Times New Roman" w:hAnsi="Times New Roman" w:cs="Times New Roman"/>
+        </w:rPr>
+        <w:t xml:space="preserve"> </w:t>
+      </w:r>
+      <w:proofErr w:type="spellStart"/>
+      <w:r>
+        <w:rPr>
+          <w:rFonts w:ascii="Times New Roman" w:eastAsia="Times New Roman" w:hAnsi="Times New Roman" w:cs="Times New Roman"/>
+        </w:rPr>
+        <w:t>viverra</w:t>
+      </w:r>
+      <w:proofErr w:type="spellEnd"/>
+      <w:r>
+        <w:rPr>
+          <w:rFonts w:ascii="Times New Roman" w:eastAsia="Times New Roman" w:hAnsi="Times New Roman" w:cs="Times New Roman"/>
+        </w:rPr>
+        <w:t xml:space="preserve"> </w:t>
+      </w:r>
+      <w:proofErr w:type="spellStart"/>
+      <w:r>
+        <w:rPr>
+          <w:rFonts w:ascii="Times New Roman" w:eastAsia="Times New Roman" w:hAnsi="Times New Roman" w:cs="Times New Roman"/>
+        </w:rPr>
+        <w:t>imperdiet</w:t>
+      </w:r>
+      <w:proofErr w:type="spellEnd"/>
+      <w:r>
+        <w:rPr>
+          <w:rFonts w:ascii="Times New Roman" w:eastAsia="Times New Roman" w:hAnsi="Times New Roman" w:cs="Times New Roman"/>
+        </w:rPr>
+        <w:t xml:space="preserve"> </w:t>
+      </w:r>
+      <w:proofErr w:type="spellStart"/>
+      <w:r>
+        <w:rPr>
+          <w:rFonts w:ascii="Times New Roman" w:eastAsia="Times New Roman" w:hAnsi="Times New Roman" w:cs="Times New Roman"/>
+        </w:rPr>
+        <w:t>enim</w:t>
+      </w:r>
+      <w:proofErr w:type="spellEnd"/>
+      <w:r>
+        <w:rPr>
+          <w:rFonts w:ascii="Times New Roman" w:eastAsia="Times New Roman" w:hAnsi="Times New Roman" w:cs="Times New Roman"/>
+        </w:rPr>
+        <w:t xml:space="preserve">. </w:t>
+      </w:r>
+      <w:proofErr w:type="spellStart"/>
+      <w:r>
+        <w:rPr>
+          <w:rFonts w:ascii="Times New Roman" w:eastAsia="Times New Roman" w:hAnsi="Times New Roman" w:cs="Times New Roman"/>
+        </w:rPr>
+        <w:t>Fusce</w:t>
+      </w:r>
+      <w:proofErr w:type="spellEnd"/>
+      <w:r>
+        <w:rPr>
+          <w:rFonts w:ascii="Times New Roman" w:eastAsia="Times New Roman" w:hAnsi="Times New Roman" w:cs="Times New Roman"/>
+        </w:rPr>
+        <w:t xml:space="preserve"> est. </w:t>
+      </w:r>
+      <w:proofErr w:type="spellStart"/>
+      <w:r>
+        <w:rPr>
+          <w:rFonts w:ascii="Times New Roman" w:eastAsia="Times New Roman" w:hAnsi="Times New Roman" w:cs="Times New Roman"/>
+        </w:rPr>
+        <w:t>Vivamus</w:t>
+      </w:r>
+      <w:proofErr w:type="spellEnd"/>
+      <w:r>
+        <w:rPr>
+          <w:rFonts w:ascii="Times New Roman" w:eastAsia="Times New Roman" w:hAnsi="Times New Roman" w:cs="Times New Roman"/>
+        </w:rPr>
+        <w:t xml:space="preserve"> a </w:t>
+      </w:r>
+      <w:proofErr w:type="spellStart"/>
+      <w:proofErr w:type="gramStart"/>
+      <w:r>
+        <w:rPr>
+          <w:rFonts w:ascii="Times New Roman" w:eastAsia="Times New Roman" w:hAnsi="Times New Roman" w:cs="Times New Roman"/>
+        </w:rPr>
+        <w:t>tellus.Pellentesque</w:t>
+      </w:r>
+      <w:proofErr w:type="spellEnd"/>
+      <w:proofErr w:type="gramEnd"/>
+      <w:r>
+        <w:rPr>
+          <w:rFonts w:ascii="Times New Roman" w:eastAsia="Times New Roman" w:hAnsi="Times New Roman" w:cs="Times New Roman"/>
+        </w:rPr>
+        <w:t xml:space="preserve"> habitant </w:t>
+      </w:r>
+      <w:proofErr w:type="spellStart"/>
+      <w:r>
+        <w:rPr>
+          <w:rFonts w:ascii="Times New Roman" w:eastAsia="Times New Roman" w:hAnsi="Times New Roman" w:cs="Times New Roman"/>
+        </w:rPr>
+        <w:t>morbi</w:t>
+      </w:r>
+      <w:proofErr w:type="spellEnd"/>
+      <w:r>
+        <w:rPr>
+          <w:rFonts w:ascii="Times New Roman" w:eastAsia="Times New Roman" w:hAnsi="Times New Roman" w:cs="Times New Roman"/>
+        </w:rPr>
+        <w:t xml:space="preserve"> </w:t>
+      </w:r>
+      <w:proofErr w:type="spellStart"/>
+      <w:r>
+        <w:rPr>
+          <w:rFonts w:ascii="Times New Roman" w:eastAsia="Times New Roman" w:hAnsi="Times New Roman" w:cs="Times New Roman"/>
+        </w:rPr>
+        <w:t>tristique</w:t>
+      </w:r>
+      <w:proofErr w:type="spellEnd"/>
+      <w:r>
+        <w:rPr>
+          <w:rFonts w:ascii="Times New Roman" w:eastAsia="Times New Roman" w:hAnsi="Times New Roman" w:cs="Times New Roman"/>
+        </w:rPr>
+        <w:t xml:space="preserve"> </w:t>
+      </w:r>
+      <w:proofErr w:type="spellStart"/>
+      <w:r>
+        <w:rPr>
+          <w:rFonts w:ascii="Times New Roman" w:eastAsia="Times New Roman" w:hAnsi="Times New Roman" w:cs="Times New Roman"/>
+        </w:rPr>
+        <w:t>senectus</w:t>
+      </w:r>
+      <w:proofErr w:type="spellEnd"/>
+      <w:r>
+        <w:rPr>
+          <w:rFonts w:ascii="Times New Roman" w:eastAsia="Times New Roman" w:hAnsi="Times New Roman" w:cs="Times New Roman"/>
+        </w:rPr>
+        <w:t xml:space="preserve"> et </w:t>
+      </w:r>
+      <w:proofErr w:type="spellStart"/>
+      <w:r>
+        <w:rPr>
+          <w:rFonts w:ascii="Times New Roman" w:eastAsia="Times New Roman" w:hAnsi="Times New Roman" w:cs="Times New Roman"/>
+        </w:rPr>
+        <w:t>netus</w:t>
+      </w:r>
+      <w:proofErr w:type="spellEnd"/>
+      <w:r>
+        <w:rPr>
+          <w:rFonts w:ascii="Times New Roman" w:eastAsia="Times New Roman" w:hAnsi="Times New Roman" w:cs="Times New Roman"/>
+        </w:rPr>
+        <w:t xml:space="preserve"> et </w:t>
+      </w:r>
+      <w:proofErr w:type="spellStart"/>
+      <w:r>
+        <w:rPr>
+          <w:rFonts w:ascii="Times New Roman" w:eastAsia="Times New Roman" w:hAnsi="Times New Roman" w:cs="Times New Roman"/>
+        </w:rPr>
+        <w:t>malesuada</w:t>
+      </w:r>
+      <w:proofErr w:type="spellEnd"/>
+      <w:r>
+        <w:rPr>
+          <w:rFonts w:ascii="Times New Roman" w:eastAsia="Times New Roman" w:hAnsi="Times New Roman" w:cs="Times New Roman"/>
+        </w:rPr>
+        <w:t xml:space="preserve"> fames ac </w:t>
+      </w:r>
+      <w:proofErr w:type="spellStart"/>
+      <w:r>
+        <w:rPr>
+          <w:rFonts w:ascii="Times New Roman" w:eastAsia="Times New Roman" w:hAnsi="Times New Roman" w:cs="Times New Roman"/>
+        </w:rPr>
+        <w:t>turpis</w:t>
+      </w:r>
+      <w:proofErr w:type="spellEnd"/>
+      <w:r>
+        <w:rPr>
+          <w:rFonts w:ascii="Times New Roman" w:eastAsia="Times New Roman" w:hAnsi="Times New Roman" w:cs="Times New Roman"/>
+        </w:rPr>
+        <w:t xml:space="preserve"> </w:t>
+      </w:r>
+      <w:proofErr w:type="spellStart"/>
+      <w:r>
+        <w:rPr>
+          <w:rFonts w:ascii="Times New Roman" w:eastAsia="Times New Roman" w:hAnsi="Times New Roman" w:cs="Times New Roman"/>
+        </w:rPr>
+        <w:t>egestas</w:t>
+      </w:r>
+      <w:proofErr w:type="spellEnd"/>
+      <w:r>
+        <w:rPr>
+          <w:rFonts w:ascii="Times New Roman" w:eastAsia="Times New Roman" w:hAnsi="Times New Roman" w:cs="Times New Roman"/>
+        </w:rPr>
+        <w:t xml:space="preserve">. Proin pharetra </w:t>
+      </w:r>
+      <w:proofErr w:type="spellStart"/>
+      <w:r>
+        <w:rPr>
+          <w:rFonts w:ascii="Times New Roman" w:eastAsia="Times New Roman" w:hAnsi="Times New Roman" w:cs="Times New Roman"/>
+        </w:rPr>
+        <w:t>nonummy</w:t>
+      </w:r>
+      <w:proofErr w:type="spellEnd"/>
+      <w:r>
+        <w:rPr>
+          <w:rFonts w:ascii="Times New Roman" w:eastAsia="Times New Roman" w:hAnsi="Times New Roman" w:cs="Times New Roman"/>
+        </w:rPr>
+        <w:t xml:space="preserve"> </w:t>
+      </w:r>
+      <w:proofErr w:type="spellStart"/>
+      <w:r>
+        <w:rPr>
+          <w:rFonts w:ascii="Times New Roman" w:eastAsia="Times New Roman" w:hAnsi="Times New Roman" w:cs="Times New Roman"/>
+        </w:rPr>
+        <w:t>pede</w:t>
+      </w:r>
+      <w:proofErr w:type="spellEnd"/>
+      <w:r>
+        <w:rPr>
+          <w:rFonts w:ascii="Times New Roman" w:eastAsia="Times New Roman" w:hAnsi="Times New Roman" w:cs="Times New Roman"/>
+        </w:rPr>
+        <w:t xml:space="preserve">. </w:t>
+      </w:r>
+      <w:proofErr w:type="spellStart"/>
+      <w:r>
+        <w:rPr>
+          <w:rFonts w:ascii="Times New Roman" w:eastAsia="Times New Roman" w:hAnsi="Times New Roman" w:cs="Times New Roman"/>
+        </w:rPr>
+        <w:t>Mauris</w:t>
+      </w:r>
+      <w:proofErr w:type="spellEnd"/>
+      <w:r>
+        <w:rPr>
+          <w:rFonts w:ascii="Times New Roman" w:eastAsia="Times New Roman" w:hAnsi="Times New Roman" w:cs="Times New Roman"/>
+        </w:rPr>
+        <w:t xml:space="preserve"> et </w:t>
+      </w:r>
+      <w:proofErr w:type="spellStart"/>
+      <w:proofErr w:type="gramStart"/>
+      <w:r>
+        <w:rPr>
+          <w:rFonts w:ascii="Times New Roman" w:eastAsia="Times New Roman" w:hAnsi="Times New Roman" w:cs="Times New Roman"/>
+        </w:rPr>
+        <w:t>orci.Aenean</w:t>
+      </w:r>
+      <w:proofErr w:type="spellEnd"/>
+      <w:proofErr w:type="gramEnd"/>
+      <w:r>
+        <w:rPr>
+          <w:rFonts w:ascii="Times New Roman" w:eastAsia="Times New Roman" w:hAnsi="Times New Roman" w:cs="Times New Roman"/>
+        </w:rPr>
+        <w:t xml:space="preserve"> nec lorem. In </w:t>
+      </w:r>
+      <w:proofErr w:type="spellStart"/>
+      <w:r>
+        <w:rPr>
+          <w:rFonts w:ascii="Times New Roman" w:eastAsia="Times New Roman" w:hAnsi="Times New Roman" w:cs="Times New Roman"/>
+        </w:rPr>
+        <w:t>porttitor</w:t>
+      </w:r>
+      <w:proofErr w:type="spellEnd"/>
+      <w:r>
+        <w:rPr>
+          <w:rFonts w:ascii="Times New Roman" w:eastAsia="Times New Roman" w:hAnsi="Times New Roman" w:cs="Times New Roman"/>
+        </w:rPr>
+        <w:t xml:space="preserve">. Donec </w:t>
+      </w:r>
+      <w:proofErr w:type="spellStart"/>
+      <w:r>
+        <w:rPr>
+          <w:rFonts w:ascii="Times New Roman" w:eastAsia="Times New Roman" w:hAnsi="Times New Roman" w:cs="Times New Roman"/>
+        </w:rPr>
+        <w:t>laoreet</w:t>
+      </w:r>
+      <w:proofErr w:type="spellEnd"/>
+      <w:r>
+        <w:rPr>
+          <w:rFonts w:ascii="Times New Roman" w:eastAsia="Times New Roman" w:hAnsi="Times New Roman" w:cs="Times New Roman"/>
+        </w:rPr>
+        <w:t xml:space="preserve"> </w:t>
+      </w:r>
+      <w:proofErr w:type="spellStart"/>
+      <w:r>
+        <w:rPr>
+          <w:rFonts w:ascii="Times New Roman" w:eastAsia="Times New Roman" w:hAnsi="Times New Roman" w:cs="Times New Roman"/>
+        </w:rPr>
+        <w:t>nonummy</w:t>
+      </w:r>
+      <w:proofErr w:type="spellEnd"/>
+      <w:r>
+        <w:rPr>
+          <w:rFonts w:ascii="Times New Roman" w:eastAsia="Times New Roman" w:hAnsi="Times New Roman" w:cs="Times New Roman"/>
+        </w:rPr>
+        <w:t xml:space="preserve"> </w:t>
+      </w:r>
+      <w:proofErr w:type="spellStart"/>
+      <w:proofErr w:type="gramStart"/>
+      <w:r>
+        <w:rPr>
+          <w:rFonts w:ascii="Times New Roman" w:eastAsia="Times New Roman" w:hAnsi="Times New Roman" w:cs="Times New Roman"/>
+        </w:rPr>
+        <w:t>augue.Suspendisse</w:t>
+      </w:r>
+      <w:proofErr w:type="spellEnd"/>
+      <w:proofErr w:type="gramEnd"/>
+      <w:r>
+        <w:rPr>
+          <w:rFonts w:ascii="Times New Roman" w:eastAsia="Times New Roman" w:hAnsi="Times New Roman" w:cs="Times New Roman"/>
+        </w:rPr>
+        <w:t xml:space="preserve"> dui </w:t>
+      </w:r>
+      <w:proofErr w:type="spellStart"/>
+      <w:r>
+        <w:rPr>
+          <w:rFonts w:ascii="Times New Roman" w:eastAsia="Times New Roman" w:hAnsi="Times New Roman" w:cs="Times New Roman"/>
+        </w:rPr>
+        <w:t>purus</w:t>
+      </w:r>
+      <w:proofErr w:type="spellEnd"/>
+      <w:r>
+        <w:rPr>
+          <w:rFonts w:ascii="Times New Roman" w:eastAsia="Times New Roman" w:hAnsi="Times New Roman" w:cs="Times New Roman"/>
+        </w:rPr>
+        <w:t xml:space="preserve">, </w:t>
+      </w:r>
+      <w:proofErr w:type="spellStart"/>
+      <w:r>
+        <w:rPr>
+          <w:rFonts w:ascii="Times New Roman" w:eastAsia="Times New Roman" w:hAnsi="Times New Roman" w:cs="Times New Roman"/>
+        </w:rPr>
+        <w:t>scelerisque</w:t>
+      </w:r>
+      <w:proofErr w:type="spellEnd"/>
+      <w:r>
+        <w:rPr>
+          <w:rFonts w:ascii="Times New Roman" w:eastAsia="Times New Roman" w:hAnsi="Times New Roman" w:cs="Times New Roman"/>
+        </w:rPr>
+        <w:t xml:space="preserve"> at, </w:t>
+      </w:r>
+      <w:proofErr w:type="spellStart"/>
+      <w:r>
+        <w:rPr>
+          <w:rFonts w:ascii="Times New Roman" w:eastAsia="Times New Roman" w:hAnsi="Times New Roman" w:cs="Times New Roman"/>
+        </w:rPr>
+        <w:t>vulputate</w:t>
+      </w:r>
+      <w:proofErr w:type="spellEnd"/>
+      <w:r>
+        <w:rPr>
+          <w:rFonts w:ascii="Times New Roman" w:eastAsia="Times New Roman" w:hAnsi="Times New Roman" w:cs="Times New Roman"/>
+        </w:rPr>
+        <w:t xml:space="preserve"> vitae, </w:t>
+      </w:r>
+      <w:proofErr w:type="spellStart"/>
+      <w:r>
+        <w:rPr>
+          <w:rFonts w:ascii="Times New Roman" w:eastAsia="Times New Roman" w:hAnsi="Times New Roman" w:cs="Times New Roman"/>
+        </w:rPr>
+        <w:t>pretium</w:t>
+      </w:r>
+      <w:proofErr w:type="spellEnd"/>
+      <w:r>
+        <w:rPr>
+          <w:rFonts w:ascii="Times New Roman" w:eastAsia="Times New Roman" w:hAnsi="Times New Roman" w:cs="Times New Roman"/>
+        </w:rPr>
+        <w:t xml:space="preserve"> </w:t>
+      </w:r>
+      <w:proofErr w:type="spellStart"/>
+      <w:r>
+        <w:rPr>
+          <w:rFonts w:ascii="Times New Roman" w:eastAsia="Times New Roman" w:hAnsi="Times New Roman" w:cs="Times New Roman"/>
+        </w:rPr>
+        <w:t>mattis</w:t>
+      </w:r>
+      <w:proofErr w:type="spellEnd"/>
+      <w:r>
+        <w:rPr>
+          <w:rFonts w:ascii="Times New Roman" w:eastAsia="Times New Roman" w:hAnsi="Times New Roman" w:cs="Times New Roman"/>
+        </w:rPr>
+        <w:t xml:space="preserve">, </w:t>
+      </w:r>
+      <w:proofErr w:type="spellStart"/>
+      <w:r>
+        <w:rPr>
+          <w:rFonts w:ascii="Times New Roman" w:eastAsia="Times New Roman" w:hAnsi="Times New Roman" w:cs="Times New Roman"/>
+        </w:rPr>
+        <w:t>nunc</w:t>
+      </w:r>
+      <w:proofErr w:type="spellEnd"/>
+      <w:r>
+        <w:rPr>
+          <w:rFonts w:ascii="Times New Roman" w:eastAsia="Times New Roman" w:hAnsi="Times New Roman" w:cs="Times New Roman"/>
+        </w:rPr>
+        <w:t xml:space="preserve">. </w:t>
+      </w:r>
+      <w:proofErr w:type="spellStart"/>
+      <w:r>
+        <w:rPr>
+          <w:rFonts w:ascii="Times New Roman" w:eastAsia="Times New Roman" w:hAnsi="Times New Roman" w:cs="Times New Roman"/>
+        </w:rPr>
+        <w:t>Mauris</w:t>
+      </w:r>
+      <w:proofErr w:type="spellEnd"/>
+      <w:r>
+        <w:rPr>
+          <w:rFonts w:ascii="Times New Roman" w:eastAsia="Times New Roman" w:hAnsi="Times New Roman" w:cs="Times New Roman"/>
+        </w:rPr>
+        <w:t xml:space="preserve"> </w:t>
+      </w:r>
+      <w:proofErr w:type="spellStart"/>
+      <w:r>
+        <w:rPr>
+          <w:rFonts w:ascii="Times New Roman" w:eastAsia="Times New Roman" w:hAnsi="Times New Roman" w:cs="Times New Roman"/>
+        </w:rPr>
+        <w:t>eget</w:t>
+      </w:r>
+      <w:proofErr w:type="spellEnd"/>
+      <w:r>
+        <w:rPr>
+          <w:rFonts w:ascii="Times New Roman" w:eastAsia="Times New Roman" w:hAnsi="Times New Roman" w:cs="Times New Roman"/>
+        </w:rPr>
+        <w:t xml:space="preserve"> </w:t>
+      </w:r>
+      <w:proofErr w:type="spellStart"/>
+      <w:r>
+        <w:rPr>
+          <w:rFonts w:ascii="Times New Roman" w:eastAsia="Times New Roman" w:hAnsi="Times New Roman" w:cs="Times New Roman"/>
+        </w:rPr>
+        <w:t>neque</w:t>
+      </w:r>
+      <w:proofErr w:type="spellEnd"/>
+      <w:r>
+        <w:rPr>
+          <w:rFonts w:ascii="Times New Roman" w:eastAsia="Times New Roman" w:hAnsi="Times New Roman" w:cs="Times New Roman"/>
+        </w:rPr>
+        <w:t xml:space="preserve"> at </w:t>
+      </w:r>
+      <w:proofErr w:type="spellStart"/>
+      <w:r>
+        <w:rPr>
+          <w:rFonts w:ascii="Times New Roman" w:eastAsia="Times New Roman" w:hAnsi="Times New Roman" w:cs="Times New Roman"/>
+        </w:rPr>
+        <w:t>sem</w:t>
+      </w:r>
+      <w:proofErr w:type="spellEnd"/>
+      <w:r>
+        <w:rPr>
+          <w:rFonts w:ascii="Times New Roman" w:eastAsia="Times New Roman" w:hAnsi="Times New Roman" w:cs="Times New Roman"/>
+        </w:rPr>
+        <w:t xml:space="preserve"> </w:t>
+      </w:r>
+      <w:proofErr w:type="spellStart"/>
+      <w:r>
+        <w:rPr>
+          <w:rFonts w:ascii="Times New Roman" w:eastAsia="Times New Roman" w:hAnsi="Times New Roman" w:cs="Times New Roman"/>
+        </w:rPr>
+        <w:t>venenatis</w:t>
+      </w:r>
+      <w:proofErr w:type="spellEnd"/>
+      <w:r>
+        <w:rPr>
+          <w:rFonts w:ascii="Times New Roman" w:eastAsia="Times New Roman" w:hAnsi="Times New Roman" w:cs="Times New Roman"/>
+        </w:rPr>
+        <w:t xml:space="preserve"> </w:t>
+      </w:r>
+      <w:proofErr w:type="spellStart"/>
+      <w:r>
+        <w:rPr>
+          <w:rFonts w:ascii="Times New Roman" w:eastAsia="Times New Roman" w:hAnsi="Times New Roman" w:cs="Times New Roman"/>
+        </w:rPr>
+        <w:t>eleifend</w:t>
+      </w:r>
+      <w:proofErr w:type="spellEnd"/>
+      <w:r>
+        <w:rPr>
+          <w:rFonts w:ascii="Times New Roman" w:eastAsia="Times New Roman" w:hAnsi="Times New Roman" w:cs="Times New Roman"/>
+        </w:rPr>
+        <w:t xml:space="preserve">. Ut </w:t>
+      </w:r>
+      <w:proofErr w:type="spellStart"/>
+      <w:r>
+        <w:rPr>
+          <w:rFonts w:ascii="Times New Roman" w:eastAsia="Times New Roman" w:hAnsi="Times New Roman" w:cs="Times New Roman"/>
+        </w:rPr>
+        <w:t>nonummy</w:t>
+      </w:r>
+      <w:proofErr w:type="spellEnd"/>
+      <w:r>
+        <w:rPr>
+          <w:rFonts w:ascii="Times New Roman" w:eastAsia="Times New Roman" w:hAnsi="Times New Roman" w:cs="Times New Roman"/>
+        </w:rPr>
+        <w:t>.</w:t>
       </w:r>
     </w:p>
     <w:p>
@@ -340,25 +3352,809 @@
           <w:szCs w:val="24"/>
         </w:rPr>
       </w:pPr>
-    </w:p>
-    <w:p>
-      <w:pPr>
-        <w:spacing w:after="160"/>
+      <w:r>
         <w:rPr>
           <w:rFonts w:ascii="Times New Roman" w:eastAsia="Times New Roman" w:hAnsi="Times New Roman" w:cs="Times New Roman"/>
           <w:b/>
           <w:sz w:val="26"/>
           <w:szCs w:val="26"/>
         </w:rPr>
-      </w:pPr>
-      <w:r>
+        <w:t xml:space="preserve">6   </w:t>
+      </w:r>
+      <w:r>
+        <w:rPr>
+          <w:rFonts w:ascii="Times New Roman" w:eastAsia="Times New Roman" w:hAnsi="Times New Roman" w:cs="Times New Roman"/>
+          <w:b/>
+          <w:sz w:val="24"/>
+          <w:szCs w:val="24"/>
+        </w:rPr>
+        <w:t>Methodology and Model Training</w:t>
+      </w:r>
+    </w:p>
+    <w:p>
+      <w:pPr>
+        <w:spacing w:after="160"/>
+        <w:rPr>
+          <w:rFonts w:ascii="Times New Roman" w:eastAsia="Times New Roman" w:hAnsi="Times New Roman" w:cs="Times New Roman"/>
+          <w:b/>
+          <w:sz w:val="24"/>
+          <w:szCs w:val="24"/>
+        </w:rPr>
+      </w:pPr>
+      <w:r>
+        <w:rPr>
+          <w:rFonts w:ascii="Times New Roman" w:eastAsia="Times New Roman" w:hAnsi="Times New Roman" w:cs="Times New Roman"/>
+          <w:b/>
+          <w:sz w:val="24"/>
+          <w:szCs w:val="24"/>
+        </w:rPr>
+        <w:t xml:space="preserve">    </w:t>
+      </w:r>
+      <w:r>
+        <w:rPr>
+          <w:rFonts w:ascii="Times New Roman" w:eastAsia="Times New Roman" w:hAnsi="Times New Roman" w:cs="Times New Roman"/>
+        </w:rPr>
+        <w:t xml:space="preserve">Lorem ipsum dolor sit </w:t>
+      </w:r>
+      <w:proofErr w:type="spellStart"/>
+      <w:r>
+        <w:rPr>
+          <w:rFonts w:ascii="Times New Roman" w:eastAsia="Times New Roman" w:hAnsi="Times New Roman" w:cs="Times New Roman"/>
+        </w:rPr>
+        <w:t>amet</w:t>
+      </w:r>
+      <w:proofErr w:type="spellEnd"/>
+      <w:r>
+        <w:rPr>
+          <w:rFonts w:ascii="Times New Roman" w:eastAsia="Times New Roman" w:hAnsi="Times New Roman" w:cs="Times New Roman"/>
+        </w:rPr>
+        <w:t xml:space="preserve">, </w:t>
+      </w:r>
+      <w:proofErr w:type="spellStart"/>
+      <w:r>
+        <w:rPr>
+          <w:rFonts w:ascii="Times New Roman" w:eastAsia="Times New Roman" w:hAnsi="Times New Roman" w:cs="Times New Roman"/>
+        </w:rPr>
+        <w:t>consectetuer</w:t>
+      </w:r>
+      <w:proofErr w:type="spellEnd"/>
+      <w:r>
+        <w:rPr>
+          <w:rFonts w:ascii="Times New Roman" w:eastAsia="Times New Roman" w:hAnsi="Times New Roman" w:cs="Times New Roman"/>
+        </w:rPr>
+        <w:t xml:space="preserve"> </w:t>
+      </w:r>
+      <w:proofErr w:type="spellStart"/>
+      <w:r>
+        <w:rPr>
+          <w:rFonts w:ascii="Times New Roman" w:eastAsia="Times New Roman" w:hAnsi="Times New Roman" w:cs="Times New Roman"/>
+        </w:rPr>
+        <w:t>adipiscing</w:t>
+      </w:r>
+      <w:proofErr w:type="spellEnd"/>
+      <w:r>
+        <w:rPr>
+          <w:rFonts w:ascii="Times New Roman" w:eastAsia="Times New Roman" w:hAnsi="Times New Roman" w:cs="Times New Roman"/>
+        </w:rPr>
+        <w:t xml:space="preserve"> </w:t>
+      </w:r>
+      <w:proofErr w:type="spellStart"/>
+      <w:r>
+        <w:rPr>
+          <w:rFonts w:ascii="Times New Roman" w:eastAsia="Times New Roman" w:hAnsi="Times New Roman" w:cs="Times New Roman"/>
+        </w:rPr>
+        <w:t>elit</w:t>
+      </w:r>
+      <w:proofErr w:type="spellEnd"/>
+      <w:r>
+        <w:rPr>
+          <w:rFonts w:ascii="Times New Roman" w:eastAsia="Times New Roman" w:hAnsi="Times New Roman" w:cs="Times New Roman"/>
+        </w:rPr>
+        <w:t xml:space="preserve">. Maecenas </w:t>
+      </w:r>
+      <w:proofErr w:type="spellStart"/>
+      <w:r>
+        <w:rPr>
+          <w:rFonts w:ascii="Times New Roman" w:eastAsia="Times New Roman" w:hAnsi="Times New Roman" w:cs="Times New Roman"/>
+        </w:rPr>
+        <w:t>porttitor</w:t>
+      </w:r>
+      <w:proofErr w:type="spellEnd"/>
+      <w:r>
+        <w:rPr>
+          <w:rFonts w:ascii="Times New Roman" w:eastAsia="Times New Roman" w:hAnsi="Times New Roman" w:cs="Times New Roman"/>
+        </w:rPr>
+        <w:t xml:space="preserve"> </w:t>
+      </w:r>
+      <w:proofErr w:type="spellStart"/>
+      <w:r>
+        <w:rPr>
+          <w:rFonts w:ascii="Times New Roman" w:eastAsia="Times New Roman" w:hAnsi="Times New Roman" w:cs="Times New Roman"/>
+        </w:rPr>
+        <w:t>congue</w:t>
+      </w:r>
+      <w:proofErr w:type="spellEnd"/>
+      <w:r>
+        <w:rPr>
+          <w:rFonts w:ascii="Times New Roman" w:eastAsia="Times New Roman" w:hAnsi="Times New Roman" w:cs="Times New Roman"/>
+        </w:rPr>
+        <w:t xml:space="preserve"> </w:t>
+      </w:r>
+      <w:proofErr w:type="spellStart"/>
+      <w:r>
+        <w:rPr>
+          <w:rFonts w:ascii="Times New Roman" w:eastAsia="Times New Roman" w:hAnsi="Times New Roman" w:cs="Times New Roman"/>
+        </w:rPr>
+        <w:t>massa</w:t>
+      </w:r>
+      <w:proofErr w:type="spellEnd"/>
+      <w:r>
+        <w:rPr>
+          <w:rFonts w:ascii="Times New Roman" w:eastAsia="Times New Roman" w:hAnsi="Times New Roman" w:cs="Times New Roman"/>
+        </w:rPr>
+        <w:t xml:space="preserve">. </w:t>
+      </w:r>
+      <w:proofErr w:type="spellStart"/>
+      <w:r>
+        <w:rPr>
+          <w:rFonts w:ascii="Times New Roman" w:eastAsia="Times New Roman" w:hAnsi="Times New Roman" w:cs="Times New Roman"/>
+        </w:rPr>
+        <w:t>Fusce</w:t>
+      </w:r>
+      <w:proofErr w:type="spellEnd"/>
+      <w:r>
+        <w:rPr>
+          <w:rFonts w:ascii="Times New Roman" w:eastAsia="Times New Roman" w:hAnsi="Times New Roman" w:cs="Times New Roman"/>
+        </w:rPr>
+        <w:t xml:space="preserve"> </w:t>
+      </w:r>
+      <w:proofErr w:type="spellStart"/>
+      <w:r>
+        <w:rPr>
+          <w:rFonts w:ascii="Times New Roman" w:eastAsia="Times New Roman" w:hAnsi="Times New Roman" w:cs="Times New Roman"/>
+        </w:rPr>
+        <w:t>posuere</w:t>
+      </w:r>
+      <w:proofErr w:type="spellEnd"/>
+      <w:r>
+        <w:rPr>
+          <w:rFonts w:ascii="Times New Roman" w:eastAsia="Times New Roman" w:hAnsi="Times New Roman" w:cs="Times New Roman"/>
+        </w:rPr>
+        <w:t xml:space="preserve">, magna sed pulvinar </w:t>
+      </w:r>
+      <w:proofErr w:type="spellStart"/>
+      <w:r>
+        <w:rPr>
+          <w:rFonts w:ascii="Times New Roman" w:eastAsia="Times New Roman" w:hAnsi="Times New Roman" w:cs="Times New Roman"/>
+        </w:rPr>
+        <w:t>ultricies</w:t>
+      </w:r>
+      <w:proofErr w:type="spellEnd"/>
+      <w:r>
+        <w:rPr>
+          <w:rFonts w:ascii="Times New Roman" w:eastAsia="Times New Roman" w:hAnsi="Times New Roman" w:cs="Times New Roman"/>
+        </w:rPr>
+        <w:t xml:space="preserve">, </w:t>
+      </w:r>
+      <w:proofErr w:type="spellStart"/>
+      <w:r>
+        <w:rPr>
+          <w:rFonts w:ascii="Times New Roman" w:eastAsia="Times New Roman" w:hAnsi="Times New Roman" w:cs="Times New Roman"/>
+        </w:rPr>
+        <w:t>purus</w:t>
+      </w:r>
+      <w:proofErr w:type="spellEnd"/>
+      <w:r>
+        <w:rPr>
+          <w:rFonts w:ascii="Times New Roman" w:eastAsia="Times New Roman" w:hAnsi="Times New Roman" w:cs="Times New Roman"/>
+        </w:rPr>
+        <w:t xml:space="preserve"> </w:t>
+      </w:r>
+      <w:proofErr w:type="spellStart"/>
+      <w:r>
+        <w:rPr>
+          <w:rFonts w:ascii="Times New Roman" w:eastAsia="Times New Roman" w:hAnsi="Times New Roman" w:cs="Times New Roman"/>
+        </w:rPr>
+        <w:t>lectus</w:t>
+      </w:r>
+      <w:proofErr w:type="spellEnd"/>
+      <w:r>
+        <w:rPr>
+          <w:rFonts w:ascii="Times New Roman" w:eastAsia="Times New Roman" w:hAnsi="Times New Roman" w:cs="Times New Roman"/>
+        </w:rPr>
+        <w:t xml:space="preserve"> </w:t>
+      </w:r>
+      <w:proofErr w:type="spellStart"/>
+      <w:r>
+        <w:rPr>
+          <w:rFonts w:ascii="Times New Roman" w:eastAsia="Times New Roman" w:hAnsi="Times New Roman" w:cs="Times New Roman"/>
+        </w:rPr>
+        <w:t>malesuada</w:t>
+      </w:r>
+      <w:proofErr w:type="spellEnd"/>
+      <w:r>
+        <w:rPr>
+          <w:rFonts w:ascii="Times New Roman" w:eastAsia="Times New Roman" w:hAnsi="Times New Roman" w:cs="Times New Roman"/>
+        </w:rPr>
+        <w:t xml:space="preserve"> </w:t>
+      </w:r>
+      <w:r>
+        <w:rPr>
+          <w:rFonts w:ascii="Times New Roman" w:eastAsia="Times New Roman" w:hAnsi="Times New Roman" w:cs="Times New Roman"/>
+        </w:rPr>
+        <w:lastRenderedPageBreak/>
+        <w:t xml:space="preserve">libero, sit </w:t>
+      </w:r>
+      <w:proofErr w:type="spellStart"/>
+      <w:r>
+        <w:rPr>
+          <w:rFonts w:ascii="Times New Roman" w:eastAsia="Times New Roman" w:hAnsi="Times New Roman" w:cs="Times New Roman"/>
+        </w:rPr>
+        <w:t>amet</w:t>
+      </w:r>
+      <w:proofErr w:type="spellEnd"/>
+      <w:r>
+        <w:rPr>
+          <w:rFonts w:ascii="Times New Roman" w:eastAsia="Times New Roman" w:hAnsi="Times New Roman" w:cs="Times New Roman"/>
+        </w:rPr>
+        <w:t xml:space="preserve"> </w:t>
+      </w:r>
+      <w:proofErr w:type="spellStart"/>
+      <w:r>
+        <w:rPr>
+          <w:rFonts w:ascii="Times New Roman" w:eastAsia="Times New Roman" w:hAnsi="Times New Roman" w:cs="Times New Roman"/>
+        </w:rPr>
+        <w:t>commodo</w:t>
+      </w:r>
+      <w:proofErr w:type="spellEnd"/>
+      <w:r>
+        <w:rPr>
+          <w:rFonts w:ascii="Times New Roman" w:eastAsia="Times New Roman" w:hAnsi="Times New Roman" w:cs="Times New Roman"/>
+        </w:rPr>
+        <w:t xml:space="preserve"> magna eros </w:t>
+      </w:r>
+      <w:proofErr w:type="spellStart"/>
+      <w:r>
+        <w:rPr>
+          <w:rFonts w:ascii="Times New Roman" w:eastAsia="Times New Roman" w:hAnsi="Times New Roman" w:cs="Times New Roman"/>
+        </w:rPr>
+        <w:t>quis</w:t>
+      </w:r>
+      <w:proofErr w:type="spellEnd"/>
+      <w:r>
+        <w:rPr>
+          <w:rFonts w:ascii="Times New Roman" w:eastAsia="Times New Roman" w:hAnsi="Times New Roman" w:cs="Times New Roman"/>
+        </w:rPr>
+        <w:t xml:space="preserve"> </w:t>
+      </w:r>
+      <w:proofErr w:type="spellStart"/>
+      <w:proofErr w:type="gramStart"/>
+      <w:r>
+        <w:rPr>
+          <w:rFonts w:ascii="Times New Roman" w:eastAsia="Times New Roman" w:hAnsi="Times New Roman" w:cs="Times New Roman"/>
+        </w:rPr>
+        <w:t>urna.Nunc</w:t>
+      </w:r>
+      <w:proofErr w:type="spellEnd"/>
+      <w:proofErr w:type="gramEnd"/>
+      <w:r>
+        <w:rPr>
+          <w:rFonts w:ascii="Times New Roman" w:eastAsia="Times New Roman" w:hAnsi="Times New Roman" w:cs="Times New Roman"/>
+        </w:rPr>
+        <w:t xml:space="preserve"> </w:t>
+      </w:r>
+      <w:proofErr w:type="spellStart"/>
+      <w:r>
+        <w:rPr>
+          <w:rFonts w:ascii="Times New Roman" w:eastAsia="Times New Roman" w:hAnsi="Times New Roman" w:cs="Times New Roman"/>
+        </w:rPr>
+        <w:t>viverra</w:t>
+      </w:r>
+      <w:proofErr w:type="spellEnd"/>
+      <w:r>
+        <w:rPr>
+          <w:rFonts w:ascii="Times New Roman" w:eastAsia="Times New Roman" w:hAnsi="Times New Roman" w:cs="Times New Roman"/>
+        </w:rPr>
+        <w:t xml:space="preserve"> </w:t>
+      </w:r>
+      <w:proofErr w:type="spellStart"/>
+      <w:r>
+        <w:rPr>
+          <w:rFonts w:ascii="Times New Roman" w:eastAsia="Times New Roman" w:hAnsi="Times New Roman" w:cs="Times New Roman"/>
+        </w:rPr>
+        <w:t>imperdiet</w:t>
+      </w:r>
+      <w:proofErr w:type="spellEnd"/>
+      <w:r>
+        <w:rPr>
+          <w:rFonts w:ascii="Times New Roman" w:eastAsia="Times New Roman" w:hAnsi="Times New Roman" w:cs="Times New Roman"/>
+        </w:rPr>
+        <w:t xml:space="preserve"> </w:t>
+      </w:r>
+      <w:proofErr w:type="spellStart"/>
+      <w:r>
+        <w:rPr>
+          <w:rFonts w:ascii="Times New Roman" w:eastAsia="Times New Roman" w:hAnsi="Times New Roman" w:cs="Times New Roman"/>
+        </w:rPr>
+        <w:t>enim</w:t>
+      </w:r>
+      <w:proofErr w:type="spellEnd"/>
+      <w:r>
+        <w:rPr>
+          <w:rFonts w:ascii="Times New Roman" w:eastAsia="Times New Roman" w:hAnsi="Times New Roman" w:cs="Times New Roman"/>
+        </w:rPr>
+        <w:t xml:space="preserve">. </w:t>
+      </w:r>
+      <w:proofErr w:type="spellStart"/>
+      <w:r>
+        <w:rPr>
+          <w:rFonts w:ascii="Times New Roman" w:eastAsia="Times New Roman" w:hAnsi="Times New Roman" w:cs="Times New Roman"/>
+        </w:rPr>
+        <w:t>Fusce</w:t>
+      </w:r>
+      <w:proofErr w:type="spellEnd"/>
+      <w:r>
+        <w:rPr>
+          <w:rFonts w:ascii="Times New Roman" w:eastAsia="Times New Roman" w:hAnsi="Times New Roman" w:cs="Times New Roman"/>
+        </w:rPr>
+        <w:t xml:space="preserve"> est. </w:t>
+      </w:r>
+      <w:proofErr w:type="spellStart"/>
+      <w:r>
+        <w:rPr>
+          <w:rFonts w:ascii="Times New Roman" w:eastAsia="Times New Roman" w:hAnsi="Times New Roman" w:cs="Times New Roman"/>
+        </w:rPr>
+        <w:t>Vivamus</w:t>
+      </w:r>
+      <w:proofErr w:type="spellEnd"/>
+      <w:r>
+        <w:rPr>
+          <w:rFonts w:ascii="Times New Roman" w:eastAsia="Times New Roman" w:hAnsi="Times New Roman" w:cs="Times New Roman"/>
+        </w:rPr>
+        <w:t xml:space="preserve"> a </w:t>
+      </w:r>
+      <w:proofErr w:type="spellStart"/>
+      <w:proofErr w:type="gramStart"/>
+      <w:r>
+        <w:rPr>
+          <w:rFonts w:ascii="Times New Roman" w:eastAsia="Times New Roman" w:hAnsi="Times New Roman" w:cs="Times New Roman"/>
+        </w:rPr>
+        <w:t>tellus.Pellentesque</w:t>
+      </w:r>
+      <w:proofErr w:type="spellEnd"/>
+      <w:proofErr w:type="gramEnd"/>
+      <w:r>
+        <w:rPr>
+          <w:rFonts w:ascii="Times New Roman" w:eastAsia="Times New Roman" w:hAnsi="Times New Roman" w:cs="Times New Roman"/>
+        </w:rPr>
+        <w:t xml:space="preserve"> habitant </w:t>
+      </w:r>
+      <w:proofErr w:type="spellStart"/>
+      <w:r>
+        <w:rPr>
+          <w:rFonts w:ascii="Times New Roman" w:eastAsia="Times New Roman" w:hAnsi="Times New Roman" w:cs="Times New Roman"/>
+        </w:rPr>
+        <w:t>morbi</w:t>
+      </w:r>
+      <w:proofErr w:type="spellEnd"/>
+      <w:r>
+        <w:rPr>
+          <w:rFonts w:ascii="Times New Roman" w:eastAsia="Times New Roman" w:hAnsi="Times New Roman" w:cs="Times New Roman"/>
+        </w:rPr>
+        <w:t xml:space="preserve"> </w:t>
+      </w:r>
+      <w:proofErr w:type="spellStart"/>
+      <w:r>
+        <w:rPr>
+          <w:rFonts w:ascii="Times New Roman" w:eastAsia="Times New Roman" w:hAnsi="Times New Roman" w:cs="Times New Roman"/>
+        </w:rPr>
+        <w:t>tristique</w:t>
+      </w:r>
+      <w:proofErr w:type="spellEnd"/>
+      <w:r>
+        <w:rPr>
+          <w:rFonts w:ascii="Times New Roman" w:eastAsia="Times New Roman" w:hAnsi="Times New Roman" w:cs="Times New Roman"/>
+        </w:rPr>
+        <w:t xml:space="preserve"> </w:t>
+      </w:r>
+      <w:proofErr w:type="spellStart"/>
+      <w:r>
+        <w:rPr>
+          <w:rFonts w:ascii="Times New Roman" w:eastAsia="Times New Roman" w:hAnsi="Times New Roman" w:cs="Times New Roman"/>
+        </w:rPr>
+        <w:t>senectus</w:t>
+      </w:r>
+      <w:proofErr w:type="spellEnd"/>
+      <w:r>
+        <w:rPr>
+          <w:rFonts w:ascii="Times New Roman" w:eastAsia="Times New Roman" w:hAnsi="Times New Roman" w:cs="Times New Roman"/>
+        </w:rPr>
+        <w:t xml:space="preserve"> et </w:t>
+      </w:r>
+      <w:proofErr w:type="spellStart"/>
+      <w:r>
+        <w:rPr>
+          <w:rFonts w:ascii="Times New Roman" w:eastAsia="Times New Roman" w:hAnsi="Times New Roman" w:cs="Times New Roman"/>
+        </w:rPr>
+        <w:t>netus</w:t>
+      </w:r>
+      <w:proofErr w:type="spellEnd"/>
+      <w:r>
+        <w:rPr>
+          <w:rFonts w:ascii="Times New Roman" w:eastAsia="Times New Roman" w:hAnsi="Times New Roman" w:cs="Times New Roman"/>
+        </w:rPr>
+        <w:t xml:space="preserve"> et </w:t>
+      </w:r>
+      <w:proofErr w:type="spellStart"/>
+      <w:r>
+        <w:rPr>
+          <w:rFonts w:ascii="Times New Roman" w:eastAsia="Times New Roman" w:hAnsi="Times New Roman" w:cs="Times New Roman"/>
+        </w:rPr>
+        <w:t>malesuada</w:t>
+      </w:r>
+      <w:proofErr w:type="spellEnd"/>
+      <w:r>
+        <w:rPr>
+          <w:rFonts w:ascii="Times New Roman" w:eastAsia="Times New Roman" w:hAnsi="Times New Roman" w:cs="Times New Roman"/>
+        </w:rPr>
+        <w:t xml:space="preserve"> fames ac </w:t>
+      </w:r>
+      <w:proofErr w:type="spellStart"/>
+      <w:r>
+        <w:rPr>
+          <w:rFonts w:ascii="Times New Roman" w:eastAsia="Times New Roman" w:hAnsi="Times New Roman" w:cs="Times New Roman"/>
+        </w:rPr>
+        <w:t>turpis</w:t>
+      </w:r>
+      <w:proofErr w:type="spellEnd"/>
+      <w:r>
+        <w:rPr>
+          <w:rFonts w:ascii="Times New Roman" w:eastAsia="Times New Roman" w:hAnsi="Times New Roman" w:cs="Times New Roman"/>
+        </w:rPr>
+        <w:t xml:space="preserve"> </w:t>
+      </w:r>
+      <w:proofErr w:type="spellStart"/>
+      <w:r>
+        <w:rPr>
+          <w:rFonts w:ascii="Times New Roman" w:eastAsia="Times New Roman" w:hAnsi="Times New Roman" w:cs="Times New Roman"/>
+        </w:rPr>
+        <w:t>egestas</w:t>
+      </w:r>
+      <w:proofErr w:type="spellEnd"/>
+      <w:r>
+        <w:rPr>
+          <w:rFonts w:ascii="Times New Roman" w:eastAsia="Times New Roman" w:hAnsi="Times New Roman" w:cs="Times New Roman"/>
+        </w:rPr>
+        <w:t xml:space="preserve">. Proin pharetra </w:t>
+      </w:r>
+      <w:proofErr w:type="spellStart"/>
+      <w:r>
+        <w:rPr>
+          <w:rFonts w:ascii="Times New Roman" w:eastAsia="Times New Roman" w:hAnsi="Times New Roman" w:cs="Times New Roman"/>
+        </w:rPr>
+        <w:t>nonummy</w:t>
+      </w:r>
+      <w:proofErr w:type="spellEnd"/>
+      <w:r>
+        <w:rPr>
+          <w:rFonts w:ascii="Times New Roman" w:eastAsia="Times New Roman" w:hAnsi="Times New Roman" w:cs="Times New Roman"/>
+        </w:rPr>
+        <w:t xml:space="preserve"> </w:t>
+      </w:r>
+      <w:proofErr w:type="spellStart"/>
+      <w:r>
+        <w:rPr>
+          <w:rFonts w:ascii="Times New Roman" w:eastAsia="Times New Roman" w:hAnsi="Times New Roman" w:cs="Times New Roman"/>
+        </w:rPr>
+        <w:t>pede</w:t>
+      </w:r>
+      <w:proofErr w:type="spellEnd"/>
+      <w:r>
+        <w:rPr>
+          <w:rFonts w:ascii="Times New Roman" w:eastAsia="Times New Roman" w:hAnsi="Times New Roman" w:cs="Times New Roman"/>
+        </w:rPr>
+        <w:t xml:space="preserve">. </w:t>
+      </w:r>
+      <w:proofErr w:type="spellStart"/>
+      <w:r>
+        <w:rPr>
+          <w:rFonts w:ascii="Times New Roman" w:eastAsia="Times New Roman" w:hAnsi="Times New Roman" w:cs="Times New Roman"/>
+        </w:rPr>
+        <w:t>Mauris</w:t>
+      </w:r>
+      <w:proofErr w:type="spellEnd"/>
+      <w:r>
+        <w:rPr>
+          <w:rFonts w:ascii="Times New Roman" w:eastAsia="Times New Roman" w:hAnsi="Times New Roman" w:cs="Times New Roman"/>
+        </w:rPr>
+        <w:t xml:space="preserve"> et </w:t>
+      </w:r>
+      <w:proofErr w:type="spellStart"/>
+      <w:proofErr w:type="gramStart"/>
+      <w:r>
+        <w:rPr>
+          <w:rFonts w:ascii="Times New Roman" w:eastAsia="Times New Roman" w:hAnsi="Times New Roman" w:cs="Times New Roman"/>
+        </w:rPr>
+        <w:t>orci.Aenean</w:t>
+      </w:r>
+      <w:proofErr w:type="spellEnd"/>
+      <w:proofErr w:type="gramEnd"/>
+      <w:r>
+        <w:rPr>
+          <w:rFonts w:ascii="Times New Roman" w:eastAsia="Times New Roman" w:hAnsi="Times New Roman" w:cs="Times New Roman"/>
+        </w:rPr>
+        <w:t xml:space="preserve"> nec lorem. In </w:t>
+      </w:r>
+      <w:proofErr w:type="spellStart"/>
+      <w:r>
+        <w:rPr>
+          <w:rFonts w:ascii="Times New Roman" w:eastAsia="Times New Roman" w:hAnsi="Times New Roman" w:cs="Times New Roman"/>
+        </w:rPr>
+        <w:t>porttitor</w:t>
+      </w:r>
+      <w:proofErr w:type="spellEnd"/>
+      <w:r>
+        <w:rPr>
+          <w:rFonts w:ascii="Times New Roman" w:eastAsia="Times New Roman" w:hAnsi="Times New Roman" w:cs="Times New Roman"/>
+        </w:rPr>
+        <w:t xml:space="preserve">. Donec </w:t>
+      </w:r>
+      <w:proofErr w:type="spellStart"/>
+      <w:r>
+        <w:rPr>
+          <w:rFonts w:ascii="Times New Roman" w:eastAsia="Times New Roman" w:hAnsi="Times New Roman" w:cs="Times New Roman"/>
+        </w:rPr>
+        <w:t>laoreet</w:t>
+      </w:r>
+      <w:proofErr w:type="spellEnd"/>
+      <w:r>
+        <w:rPr>
+          <w:rFonts w:ascii="Times New Roman" w:eastAsia="Times New Roman" w:hAnsi="Times New Roman" w:cs="Times New Roman"/>
+        </w:rPr>
+        <w:t xml:space="preserve"> </w:t>
+      </w:r>
+      <w:proofErr w:type="spellStart"/>
+      <w:r>
+        <w:rPr>
+          <w:rFonts w:ascii="Times New Roman" w:eastAsia="Times New Roman" w:hAnsi="Times New Roman" w:cs="Times New Roman"/>
+        </w:rPr>
+        <w:t>nonummy</w:t>
+      </w:r>
+      <w:proofErr w:type="spellEnd"/>
+      <w:r>
+        <w:rPr>
+          <w:rFonts w:ascii="Times New Roman" w:eastAsia="Times New Roman" w:hAnsi="Times New Roman" w:cs="Times New Roman"/>
+        </w:rPr>
+        <w:t xml:space="preserve"> </w:t>
+      </w:r>
+      <w:proofErr w:type="spellStart"/>
+      <w:proofErr w:type="gramStart"/>
+      <w:r>
+        <w:rPr>
+          <w:rFonts w:ascii="Times New Roman" w:eastAsia="Times New Roman" w:hAnsi="Times New Roman" w:cs="Times New Roman"/>
+        </w:rPr>
+        <w:t>augue.Suspendisse</w:t>
+      </w:r>
+      <w:proofErr w:type="spellEnd"/>
+      <w:proofErr w:type="gramEnd"/>
+      <w:r>
+        <w:rPr>
+          <w:rFonts w:ascii="Times New Roman" w:eastAsia="Times New Roman" w:hAnsi="Times New Roman" w:cs="Times New Roman"/>
+        </w:rPr>
+        <w:t xml:space="preserve"> dui </w:t>
+      </w:r>
+      <w:proofErr w:type="spellStart"/>
+      <w:r>
+        <w:rPr>
+          <w:rFonts w:ascii="Times New Roman" w:eastAsia="Times New Roman" w:hAnsi="Times New Roman" w:cs="Times New Roman"/>
+        </w:rPr>
+        <w:t>purus</w:t>
+      </w:r>
+      <w:proofErr w:type="spellEnd"/>
+      <w:r>
+        <w:rPr>
+          <w:rFonts w:ascii="Times New Roman" w:eastAsia="Times New Roman" w:hAnsi="Times New Roman" w:cs="Times New Roman"/>
+        </w:rPr>
+        <w:t xml:space="preserve">, </w:t>
+      </w:r>
+      <w:proofErr w:type="spellStart"/>
+      <w:r>
+        <w:rPr>
+          <w:rFonts w:ascii="Times New Roman" w:eastAsia="Times New Roman" w:hAnsi="Times New Roman" w:cs="Times New Roman"/>
+        </w:rPr>
+        <w:t>scelerisque</w:t>
+      </w:r>
+      <w:proofErr w:type="spellEnd"/>
+      <w:r>
+        <w:rPr>
+          <w:rFonts w:ascii="Times New Roman" w:eastAsia="Times New Roman" w:hAnsi="Times New Roman" w:cs="Times New Roman"/>
+        </w:rPr>
+        <w:t xml:space="preserve"> at, </w:t>
+      </w:r>
+      <w:proofErr w:type="spellStart"/>
+      <w:r>
+        <w:rPr>
+          <w:rFonts w:ascii="Times New Roman" w:eastAsia="Times New Roman" w:hAnsi="Times New Roman" w:cs="Times New Roman"/>
+        </w:rPr>
+        <w:t>vulputate</w:t>
+      </w:r>
+      <w:proofErr w:type="spellEnd"/>
+      <w:r>
+        <w:rPr>
+          <w:rFonts w:ascii="Times New Roman" w:eastAsia="Times New Roman" w:hAnsi="Times New Roman" w:cs="Times New Roman"/>
+        </w:rPr>
+        <w:t xml:space="preserve"> vitae, </w:t>
+      </w:r>
+      <w:proofErr w:type="spellStart"/>
+      <w:r>
+        <w:rPr>
+          <w:rFonts w:ascii="Times New Roman" w:eastAsia="Times New Roman" w:hAnsi="Times New Roman" w:cs="Times New Roman"/>
+        </w:rPr>
+        <w:t>pretium</w:t>
+      </w:r>
+      <w:proofErr w:type="spellEnd"/>
+      <w:r>
+        <w:rPr>
+          <w:rFonts w:ascii="Times New Roman" w:eastAsia="Times New Roman" w:hAnsi="Times New Roman" w:cs="Times New Roman"/>
+        </w:rPr>
+        <w:t xml:space="preserve"> </w:t>
+      </w:r>
+      <w:proofErr w:type="spellStart"/>
+      <w:r>
+        <w:rPr>
+          <w:rFonts w:ascii="Times New Roman" w:eastAsia="Times New Roman" w:hAnsi="Times New Roman" w:cs="Times New Roman"/>
+        </w:rPr>
+        <w:t>mattis</w:t>
+      </w:r>
+      <w:proofErr w:type="spellEnd"/>
+      <w:r>
+        <w:rPr>
+          <w:rFonts w:ascii="Times New Roman" w:eastAsia="Times New Roman" w:hAnsi="Times New Roman" w:cs="Times New Roman"/>
+        </w:rPr>
+        <w:t xml:space="preserve">, </w:t>
+      </w:r>
+      <w:proofErr w:type="spellStart"/>
+      <w:r>
+        <w:rPr>
+          <w:rFonts w:ascii="Times New Roman" w:eastAsia="Times New Roman" w:hAnsi="Times New Roman" w:cs="Times New Roman"/>
+        </w:rPr>
+        <w:t>nunc</w:t>
+      </w:r>
+      <w:proofErr w:type="spellEnd"/>
+      <w:r>
+        <w:rPr>
+          <w:rFonts w:ascii="Times New Roman" w:eastAsia="Times New Roman" w:hAnsi="Times New Roman" w:cs="Times New Roman"/>
+        </w:rPr>
+        <w:t xml:space="preserve">. </w:t>
+      </w:r>
+      <w:proofErr w:type="spellStart"/>
+      <w:r>
+        <w:rPr>
+          <w:rFonts w:ascii="Times New Roman" w:eastAsia="Times New Roman" w:hAnsi="Times New Roman" w:cs="Times New Roman"/>
+        </w:rPr>
+        <w:t>Mauris</w:t>
+      </w:r>
+      <w:proofErr w:type="spellEnd"/>
+      <w:r>
+        <w:rPr>
+          <w:rFonts w:ascii="Times New Roman" w:eastAsia="Times New Roman" w:hAnsi="Times New Roman" w:cs="Times New Roman"/>
+        </w:rPr>
+        <w:t xml:space="preserve"> </w:t>
+      </w:r>
+      <w:proofErr w:type="spellStart"/>
+      <w:r>
+        <w:rPr>
+          <w:rFonts w:ascii="Times New Roman" w:eastAsia="Times New Roman" w:hAnsi="Times New Roman" w:cs="Times New Roman"/>
+        </w:rPr>
+        <w:t>eget</w:t>
+      </w:r>
+      <w:proofErr w:type="spellEnd"/>
+      <w:r>
+        <w:rPr>
+          <w:rFonts w:ascii="Times New Roman" w:eastAsia="Times New Roman" w:hAnsi="Times New Roman" w:cs="Times New Roman"/>
+        </w:rPr>
+        <w:t xml:space="preserve"> </w:t>
+      </w:r>
+      <w:proofErr w:type="spellStart"/>
+      <w:r>
+        <w:rPr>
+          <w:rFonts w:ascii="Times New Roman" w:eastAsia="Times New Roman" w:hAnsi="Times New Roman" w:cs="Times New Roman"/>
+        </w:rPr>
+        <w:t>neque</w:t>
+      </w:r>
+      <w:proofErr w:type="spellEnd"/>
+      <w:r>
+        <w:rPr>
+          <w:rFonts w:ascii="Times New Roman" w:eastAsia="Times New Roman" w:hAnsi="Times New Roman" w:cs="Times New Roman"/>
+        </w:rPr>
+        <w:t xml:space="preserve"> at </w:t>
+      </w:r>
+      <w:proofErr w:type="spellStart"/>
+      <w:r>
+        <w:rPr>
+          <w:rFonts w:ascii="Times New Roman" w:eastAsia="Times New Roman" w:hAnsi="Times New Roman" w:cs="Times New Roman"/>
+        </w:rPr>
+        <w:t>sem</w:t>
+      </w:r>
+      <w:proofErr w:type="spellEnd"/>
+      <w:r>
+        <w:rPr>
+          <w:rFonts w:ascii="Times New Roman" w:eastAsia="Times New Roman" w:hAnsi="Times New Roman" w:cs="Times New Roman"/>
+        </w:rPr>
+        <w:t xml:space="preserve"> </w:t>
+      </w:r>
+      <w:proofErr w:type="spellStart"/>
+      <w:r>
+        <w:rPr>
+          <w:rFonts w:ascii="Times New Roman" w:eastAsia="Times New Roman" w:hAnsi="Times New Roman" w:cs="Times New Roman"/>
+        </w:rPr>
+        <w:t>venenatis</w:t>
+      </w:r>
+      <w:proofErr w:type="spellEnd"/>
+      <w:r>
+        <w:rPr>
+          <w:rFonts w:ascii="Times New Roman" w:eastAsia="Times New Roman" w:hAnsi="Times New Roman" w:cs="Times New Roman"/>
+        </w:rPr>
+        <w:t xml:space="preserve"> </w:t>
+      </w:r>
+      <w:proofErr w:type="spellStart"/>
+      <w:r>
+        <w:rPr>
+          <w:rFonts w:ascii="Times New Roman" w:eastAsia="Times New Roman" w:hAnsi="Times New Roman" w:cs="Times New Roman"/>
+        </w:rPr>
+        <w:t>eleifend</w:t>
+      </w:r>
+      <w:proofErr w:type="spellEnd"/>
+      <w:r>
+        <w:rPr>
+          <w:rFonts w:ascii="Times New Roman" w:eastAsia="Times New Roman" w:hAnsi="Times New Roman" w:cs="Times New Roman"/>
+        </w:rPr>
+        <w:t xml:space="preserve">. Ut </w:t>
+      </w:r>
+      <w:proofErr w:type="spellStart"/>
+      <w:r>
+        <w:rPr>
+          <w:rFonts w:ascii="Times New Roman" w:eastAsia="Times New Roman" w:hAnsi="Times New Roman" w:cs="Times New Roman"/>
+        </w:rPr>
+        <w:t>nonummy</w:t>
+      </w:r>
+      <w:proofErr w:type="spellEnd"/>
+      <w:r>
+        <w:rPr>
+          <w:rFonts w:ascii="Times New Roman" w:eastAsia="Times New Roman" w:hAnsi="Times New Roman" w:cs="Times New Roman"/>
+        </w:rPr>
+        <w:t>.</w:t>
+      </w:r>
+    </w:p>
+    <w:p>
+      <w:pPr>
+        <w:spacing w:after="160"/>
         <w:rPr>
           <w:rFonts w:ascii="Times New Roman" w:eastAsia="Times New Roman" w:hAnsi="Times New Roman" w:cs="Times New Roman"/>
           <w:b/>
           <w:sz w:val="26"/>
           <w:szCs w:val="26"/>
         </w:rPr>
-        <w:t>5   Feature Extraction and Engineering</w:t>
+      </w:pPr>
+      <w:proofErr w:type="gramStart"/>
+      <w:r>
+        <w:rPr>
+          <w:rFonts w:ascii="Times New Roman" w:eastAsia="Times New Roman" w:hAnsi="Times New Roman" w:cs="Times New Roman"/>
+          <w:b/>
+          <w:sz w:val="26"/>
+          <w:szCs w:val="26"/>
+        </w:rPr>
+        <w:t>7  Experimental</w:t>
+      </w:r>
+      <w:proofErr w:type="gramEnd"/>
+      <w:r>
+        <w:rPr>
+          <w:rFonts w:ascii="Times New Roman" w:eastAsia="Times New Roman" w:hAnsi="Times New Roman" w:cs="Times New Roman"/>
+          <w:b/>
+          <w:sz w:val="26"/>
+          <w:szCs w:val="26"/>
+        </w:rPr>
+        <w:t xml:space="preserve"> Setup and Evaluation</w:t>
       </w:r>
     </w:p>
     <w:p>
@@ -384,26 +4180,751 @@
         <w:rPr>
           <w:rFonts w:ascii="Times New Roman" w:eastAsia="Times New Roman" w:hAnsi="Times New Roman" w:cs="Times New Roman"/>
         </w:rPr>
-        <w:t xml:space="preserve">Lorem ipsum dolor sit amet, consectetuer adipiscing elit. Maecenas porttitor congue massa. Fusce posuere, magna sed pulvinar ultricies, purus lectus malesuada libero, sit amet commodo magna eros quis urna.Nunc viverra imperdiet enim. Fusce est. Vivamus a tellus.Pellentesque habitant morbi tristique senectus et netus et </w:t>
-      </w:r>
-      <w:r>
-        <w:rPr>
-          <w:rFonts w:ascii="Times New Roman" w:eastAsia="Times New Roman" w:hAnsi="Times New Roman" w:cs="Times New Roman"/>
-        </w:rPr>
-        <w:lastRenderedPageBreak/>
-        <w:t>malesuada fames ac turpis egestas. Proin pharetra nonummy pede. Mauris et orci.Aenean nec lorem. In porttitor. Donec laoreet nonummy augue.Suspendisse dui purus, scelerisque at, vulputate vitae, pretium mattis, nunc. Mauris eget neque at sem venenatis eleifend. Ut nonummy.</w:t>
+        <w:t xml:space="preserve">Lorem ipsum dolor sit </w:t>
+      </w:r>
+      <w:proofErr w:type="spellStart"/>
+      <w:r>
+        <w:rPr>
+          <w:rFonts w:ascii="Times New Roman" w:eastAsia="Times New Roman" w:hAnsi="Times New Roman" w:cs="Times New Roman"/>
+        </w:rPr>
+        <w:t>amet</w:t>
+      </w:r>
+      <w:proofErr w:type="spellEnd"/>
+      <w:r>
+        <w:rPr>
+          <w:rFonts w:ascii="Times New Roman" w:eastAsia="Times New Roman" w:hAnsi="Times New Roman" w:cs="Times New Roman"/>
+        </w:rPr>
+        <w:t xml:space="preserve">, </w:t>
+      </w:r>
+      <w:proofErr w:type="spellStart"/>
+      <w:r>
+        <w:rPr>
+          <w:rFonts w:ascii="Times New Roman" w:eastAsia="Times New Roman" w:hAnsi="Times New Roman" w:cs="Times New Roman"/>
+        </w:rPr>
+        <w:t>consectetuer</w:t>
+      </w:r>
+      <w:proofErr w:type="spellEnd"/>
+      <w:r>
+        <w:rPr>
+          <w:rFonts w:ascii="Times New Roman" w:eastAsia="Times New Roman" w:hAnsi="Times New Roman" w:cs="Times New Roman"/>
+        </w:rPr>
+        <w:t xml:space="preserve"> </w:t>
+      </w:r>
+      <w:proofErr w:type="spellStart"/>
+      <w:r>
+        <w:rPr>
+          <w:rFonts w:ascii="Times New Roman" w:eastAsia="Times New Roman" w:hAnsi="Times New Roman" w:cs="Times New Roman"/>
+        </w:rPr>
+        <w:t>adipiscing</w:t>
+      </w:r>
+      <w:proofErr w:type="spellEnd"/>
+      <w:r>
+        <w:rPr>
+          <w:rFonts w:ascii="Times New Roman" w:eastAsia="Times New Roman" w:hAnsi="Times New Roman" w:cs="Times New Roman"/>
+        </w:rPr>
+        <w:t xml:space="preserve"> </w:t>
+      </w:r>
+      <w:proofErr w:type="spellStart"/>
+      <w:r>
+        <w:rPr>
+          <w:rFonts w:ascii="Times New Roman" w:eastAsia="Times New Roman" w:hAnsi="Times New Roman" w:cs="Times New Roman"/>
+        </w:rPr>
+        <w:t>elit</w:t>
+      </w:r>
+      <w:proofErr w:type="spellEnd"/>
+      <w:r>
+        <w:rPr>
+          <w:rFonts w:ascii="Times New Roman" w:eastAsia="Times New Roman" w:hAnsi="Times New Roman" w:cs="Times New Roman"/>
+        </w:rPr>
+        <w:t xml:space="preserve">. Maecenas </w:t>
+      </w:r>
+      <w:proofErr w:type="spellStart"/>
+      <w:r>
+        <w:rPr>
+          <w:rFonts w:ascii="Times New Roman" w:eastAsia="Times New Roman" w:hAnsi="Times New Roman" w:cs="Times New Roman"/>
+        </w:rPr>
+        <w:t>porttitor</w:t>
+      </w:r>
+      <w:proofErr w:type="spellEnd"/>
+      <w:r>
+        <w:rPr>
+          <w:rFonts w:ascii="Times New Roman" w:eastAsia="Times New Roman" w:hAnsi="Times New Roman" w:cs="Times New Roman"/>
+        </w:rPr>
+        <w:t xml:space="preserve"> </w:t>
+      </w:r>
+      <w:proofErr w:type="spellStart"/>
+      <w:r>
+        <w:rPr>
+          <w:rFonts w:ascii="Times New Roman" w:eastAsia="Times New Roman" w:hAnsi="Times New Roman" w:cs="Times New Roman"/>
+        </w:rPr>
+        <w:t>congue</w:t>
+      </w:r>
+      <w:proofErr w:type="spellEnd"/>
+      <w:r>
+        <w:rPr>
+          <w:rFonts w:ascii="Times New Roman" w:eastAsia="Times New Roman" w:hAnsi="Times New Roman" w:cs="Times New Roman"/>
+        </w:rPr>
+        <w:t xml:space="preserve"> </w:t>
+      </w:r>
+      <w:proofErr w:type="spellStart"/>
+      <w:r>
+        <w:rPr>
+          <w:rFonts w:ascii="Times New Roman" w:eastAsia="Times New Roman" w:hAnsi="Times New Roman" w:cs="Times New Roman"/>
+        </w:rPr>
+        <w:t>massa</w:t>
+      </w:r>
+      <w:proofErr w:type="spellEnd"/>
+      <w:r>
+        <w:rPr>
+          <w:rFonts w:ascii="Times New Roman" w:eastAsia="Times New Roman" w:hAnsi="Times New Roman" w:cs="Times New Roman"/>
+        </w:rPr>
+        <w:t xml:space="preserve">. </w:t>
+      </w:r>
+      <w:proofErr w:type="spellStart"/>
+      <w:r>
+        <w:rPr>
+          <w:rFonts w:ascii="Times New Roman" w:eastAsia="Times New Roman" w:hAnsi="Times New Roman" w:cs="Times New Roman"/>
+        </w:rPr>
+        <w:t>Fusce</w:t>
+      </w:r>
+      <w:proofErr w:type="spellEnd"/>
+      <w:r>
+        <w:rPr>
+          <w:rFonts w:ascii="Times New Roman" w:eastAsia="Times New Roman" w:hAnsi="Times New Roman" w:cs="Times New Roman"/>
+        </w:rPr>
+        <w:t xml:space="preserve"> </w:t>
+      </w:r>
+      <w:proofErr w:type="spellStart"/>
+      <w:r>
+        <w:rPr>
+          <w:rFonts w:ascii="Times New Roman" w:eastAsia="Times New Roman" w:hAnsi="Times New Roman" w:cs="Times New Roman"/>
+        </w:rPr>
+        <w:t>posuere</w:t>
+      </w:r>
+      <w:proofErr w:type="spellEnd"/>
+      <w:r>
+        <w:rPr>
+          <w:rFonts w:ascii="Times New Roman" w:eastAsia="Times New Roman" w:hAnsi="Times New Roman" w:cs="Times New Roman"/>
+        </w:rPr>
+        <w:t xml:space="preserve">, magna sed pulvinar </w:t>
+      </w:r>
+      <w:proofErr w:type="spellStart"/>
+      <w:r>
+        <w:rPr>
+          <w:rFonts w:ascii="Times New Roman" w:eastAsia="Times New Roman" w:hAnsi="Times New Roman" w:cs="Times New Roman"/>
+        </w:rPr>
+        <w:t>ultricies</w:t>
+      </w:r>
+      <w:proofErr w:type="spellEnd"/>
+      <w:r>
+        <w:rPr>
+          <w:rFonts w:ascii="Times New Roman" w:eastAsia="Times New Roman" w:hAnsi="Times New Roman" w:cs="Times New Roman"/>
+        </w:rPr>
+        <w:t xml:space="preserve">, </w:t>
+      </w:r>
+      <w:proofErr w:type="spellStart"/>
+      <w:r>
+        <w:rPr>
+          <w:rFonts w:ascii="Times New Roman" w:eastAsia="Times New Roman" w:hAnsi="Times New Roman" w:cs="Times New Roman"/>
+        </w:rPr>
+        <w:t>purus</w:t>
+      </w:r>
+      <w:proofErr w:type="spellEnd"/>
+      <w:r>
+        <w:rPr>
+          <w:rFonts w:ascii="Times New Roman" w:eastAsia="Times New Roman" w:hAnsi="Times New Roman" w:cs="Times New Roman"/>
+        </w:rPr>
+        <w:t xml:space="preserve"> </w:t>
+      </w:r>
+      <w:proofErr w:type="spellStart"/>
+      <w:r>
+        <w:rPr>
+          <w:rFonts w:ascii="Times New Roman" w:eastAsia="Times New Roman" w:hAnsi="Times New Roman" w:cs="Times New Roman"/>
+        </w:rPr>
+        <w:t>lectus</w:t>
+      </w:r>
+      <w:proofErr w:type="spellEnd"/>
+      <w:r>
+        <w:rPr>
+          <w:rFonts w:ascii="Times New Roman" w:eastAsia="Times New Roman" w:hAnsi="Times New Roman" w:cs="Times New Roman"/>
+        </w:rPr>
+        <w:t xml:space="preserve"> </w:t>
+      </w:r>
+      <w:proofErr w:type="spellStart"/>
+      <w:r>
+        <w:rPr>
+          <w:rFonts w:ascii="Times New Roman" w:eastAsia="Times New Roman" w:hAnsi="Times New Roman" w:cs="Times New Roman"/>
+        </w:rPr>
+        <w:t>malesuada</w:t>
+      </w:r>
+      <w:proofErr w:type="spellEnd"/>
+      <w:r>
+        <w:rPr>
+          <w:rFonts w:ascii="Times New Roman" w:eastAsia="Times New Roman" w:hAnsi="Times New Roman" w:cs="Times New Roman"/>
+        </w:rPr>
+        <w:t xml:space="preserve"> libero, sit </w:t>
+      </w:r>
+      <w:proofErr w:type="spellStart"/>
+      <w:r>
+        <w:rPr>
+          <w:rFonts w:ascii="Times New Roman" w:eastAsia="Times New Roman" w:hAnsi="Times New Roman" w:cs="Times New Roman"/>
+        </w:rPr>
+        <w:t>amet</w:t>
+      </w:r>
+      <w:proofErr w:type="spellEnd"/>
+      <w:r>
+        <w:rPr>
+          <w:rFonts w:ascii="Times New Roman" w:eastAsia="Times New Roman" w:hAnsi="Times New Roman" w:cs="Times New Roman"/>
+        </w:rPr>
+        <w:t xml:space="preserve"> </w:t>
+      </w:r>
+      <w:proofErr w:type="spellStart"/>
+      <w:r>
+        <w:rPr>
+          <w:rFonts w:ascii="Times New Roman" w:eastAsia="Times New Roman" w:hAnsi="Times New Roman" w:cs="Times New Roman"/>
+        </w:rPr>
+        <w:t>commodo</w:t>
+      </w:r>
+      <w:proofErr w:type="spellEnd"/>
+      <w:r>
+        <w:rPr>
+          <w:rFonts w:ascii="Times New Roman" w:eastAsia="Times New Roman" w:hAnsi="Times New Roman" w:cs="Times New Roman"/>
+        </w:rPr>
+        <w:t xml:space="preserve"> magna eros </w:t>
+      </w:r>
+      <w:proofErr w:type="spellStart"/>
+      <w:r>
+        <w:rPr>
+          <w:rFonts w:ascii="Times New Roman" w:eastAsia="Times New Roman" w:hAnsi="Times New Roman" w:cs="Times New Roman"/>
+        </w:rPr>
+        <w:t>quis</w:t>
+      </w:r>
+      <w:proofErr w:type="spellEnd"/>
+      <w:r>
+        <w:rPr>
+          <w:rFonts w:ascii="Times New Roman" w:eastAsia="Times New Roman" w:hAnsi="Times New Roman" w:cs="Times New Roman"/>
+        </w:rPr>
+        <w:t xml:space="preserve"> </w:t>
+      </w:r>
+      <w:proofErr w:type="spellStart"/>
+      <w:proofErr w:type="gramStart"/>
+      <w:r>
+        <w:rPr>
+          <w:rFonts w:ascii="Times New Roman" w:eastAsia="Times New Roman" w:hAnsi="Times New Roman" w:cs="Times New Roman"/>
+        </w:rPr>
+        <w:t>urna.Nunc</w:t>
+      </w:r>
+      <w:proofErr w:type="spellEnd"/>
+      <w:proofErr w:type="gramEnd"/>
+      <w:r>
+        <w:rPr>
+          <w:rFonts w:ascii="Times New Roman" w:eastAsia="Times New Roman" w:hAnsi="Times New Roman" w:cs="Times New Roman"/>
+        </w:rPr>
+        <w:t xml:space="preserve"> </w:t>
+      </w:r>
+      <w:proofErr w:type="spellStart"/>
+      <w:r>
+        <w:rPr>
+          <w:rFonts w:ascii="Times New Roman" w:eastAsia="Times New Roman" w:hAnsi="Times New Roman" w:cs="Times New Roman"/>
+        </w:rPr>
+        <w:t>viverra</w:t>
+      </w:r>
+      <w:proofErr w:type="spellEnd"/>
+      <w:r>
+        <w:rPr>
+          <w:rFonts w:ascii="Times New Roman" w:eastAsia="Times New Roman" w:hAnsi="Times New Roman" w:cs="Times New Roman"/>
+        </w:rPr>
+        <w:t xml:space="preserve"> </w:t>
+      </w:r>
+      <w:proofErr w:type="spellStart"/>
+      <w:r>
+        <w:rPr>
+          <w:rFonts w:ascii="Times New Roman" w:eastAsia="Times New Roman" w:hAnsi="Times New Roman" w:cs="Times New Roman"/>
+        </w:rPr>
+        <w:t>imperdiet</w:t>
+      </w:r>
+      <w:proofErr w:type="spellEnd"/>
+      <w:r>
+        <w:rPr>
+          <w:rFonts w:ascii="Times New Roman" w:eastAsia="Times New Roman" w:hAnsi="Times New Roman" w:cs="Times New Roman"/>
+        </w:rPr>
+        <w:t xml:space="preserve"> </w:t>
+      </w:r>
+      <w:proofErr w:type="spellStart"/>
+      <w:r>
+        <w:rPr>
+          <w:rFonts w:ascii="Times New Roman" w:eastAsia="Times New Roman" w:hAnsi="Times New Roman" w:cs="Times New Roman"/>
+        </w:rPr>
+        <w:t>enim</w:t>
+      </w:r>
+      <w:proofErr w:type="spellEnd"/>
+      <w:r>
+        <w:rPr>
+          <w:rFonts w:ascii="Times New Roman" w:eastAsia="Times New Roman" w:hAnsi="Times New Roman" w:cs="Times New Roman"/>
+        </w:rPr>
+        <w:t xml:space="preserve">. </w:t>
+      </w:r>
+      <w:proofErr w:type="spellStart"/>
+      <w:r>
+        <w:rPr>
+          <w:rFonts w:ascii="Times New Roman" w:eastAsia="Times New Roman" w:hAnsi="Times New Roman" w:cs="Times New Roman"/>
+        </w:rPr>
+        <w:t>Fusce</w:t>
+      </w:r>
+      <w:proofErr w:type="spellEnd"/>
+      <w:r>
+        <w:rPr>
+          <w:rFonts w:ascii="Times New Roman" w:eastAsia="Times New Roman" w:hAnsi="Times New Roman" w:cs="Times New Roman"/>
+        </w:rPr>
+        <w:t xml:space="preserve"> est. </w:t>
+      </w:r>
+      <w:proofErr w:type="spellStart"/>
+      <w:r>
+        <w:rPr>
+          <w:rFonts w:ascii="Times New Roman" w:eastAsia="Times New Roman" w:hAnsi="Times New Roman" w:cs="Times New Roman"/>
+        </w:rPr>
+        <w:t>Vivamus</w:t>
+      </w:r>
+      <w:proofErr w:type="spellEnd"/>
+      <w:r>
+        <w:rPr>
+          <w:rFonts w:ascii="Times New Roman" w:eastAsia="Times New Roman" w:hAnsi="Times New Roman" w:cs="Times New Roman"/>
+        </w:rPr>
+        <w:t xml:space="preserve"> a </w:t>
+      </w:r>
+      <w:proofErr w:type="spellStart"/>
+      <w:proofErr w:type="gramStart"/>
+      <w:r>
+        <w:rPr>
+          <w:rFonts w:ascii="Times New Roman" w:eastAsia="Times New Roman" w:hAnsi="Times New Roman" w:cs="Times New Roman"/>
+        </w:rPr>
+        <w:t>tellus.Pellentesque</w:t>
+      </w:r>
+      <w:proofErr w:type="spellEnd"/>
+      <w:proofErr w:type="gramEnd"/>
+      <w:r>
+        <w:rPr>
+          <w:rFonts w:ascii="Times New Roman" w:eastAsia="Times New Roman" w:hAnsi="Times New Roman" w:cs="Times New Roman"/>
+        </w:rPr>
+        <w:t xml:space="preserve"> habitant </w:t>
+      </w:r>
+      <w:proofErr w:type="spellStart"/>
+      <w:r>
+        <w:rPr>
+          <w:rFonts w:ascii="Times New Roman" w:eastAsia="Times New Roman" w:hAnsi="Times New Roman" w:cs="Times New Roman"/>
+        </w:rPr>
+        <w:t>morbi</w:t>
+      </w:r>
+      <w:proofErr w:type="spellEnd"/>
+      <w:r>
+        <w:rPr>
+          <w:rFonts w:ascii="Times New Roman" w:eastAsia="Times New Roman" w:hAnsi="Times New Roman" w:cs="Times New Roman"/>
+        </w:rPr>
+        <w:t xml:space="preserve"> </w:t>
+      </w:r>
+      <w:proofErr w:type="spellStart"/>
+      <w:r>
+        <w:rPr>
+          <w:rFonts w:ascii="Times New Roman" w:eastAsia="Times New Roman" w:hAnsi="Times New Roman" w:cs="Times New Roman"/>
+        </w:rPr>
+        <w:t>tristique</w:t>
+      </w:r>
+      <w:proofErr w:type="spellEnd"/>
+      <w:r>
+        <w:rPr>
+          <w:rFonts w:ascii="Times New Roman" w:eastAsia="Times New Roman" w:hAnsi="Times New Roman" w:cs="Times New Roman"/>
+        </w:rPr>
+        <w:t xml:space="preserve"> </w:t>
+      </w:r>
+      <w:proofErr w:type="spellStart"/>
+      <w:r>
+        <w:rPr>
+          <w:rFonts w:ascii="Times New Roman" w:eastAsia="Times New Roman" w:hAnsi="Times New Roman" w:cs="Times New Roman"/>
+        </w:rPr>
+        <w:t>senectus</w:t>
+      </w:r>
+      <w:proofErr w:type="spellEnd"/>
+      <w:r>
+        <w:rPr>
+          <w:rFonts w:ascii="Times New Roman" w:eastAsia="Times New Roman" w:hAnsi="Times New Roman" w:cs="Times New Roman"/>
+        </w:rPr>
+        <w:t xml:space="preserve"> et </w:t>
+      </w:r>
+      <w:proofErr w:type="spellStart"/>
+      <w:r>
+        <w:rPr>
+          <w:rFonts w:ascii="Times New Roman" w:eastAsia="Times New Roman" w:hAnsi="Times New Roman" w:cs="Times New Roman"/>
+        </w:rPr>
+        <w:t>netus</w:t>
+      </w:r>
+      <w:proofErr w:type="spellEnd"/>
+      <w:r>
+        <w:rPr>
+          <w:rFonts w:ascii="Times New Roman" w:eastAsia="Times New Roman" w:hAnsi="Times New Roman" w:cs="Times New Roman"/>
+        </w:rPr>
+        <w:t xml:space="preserve"> et </w:t>
+      </w:r>
+      <w:proofErr w:type="spellStart"/>
+      <w:r>
+        <w:rPr>
+          <w:rFonts w:ascii="Times New Roman" w:eastAsia="Times New Roman" w:hAnsi="Times New Roman" w:cs="Times New Roman"/>
+        </w:rPr>
+        <w:t>malesuada</w:t>
+      </w:r>
+      <w:proofErr w:type="spellEnd"/>
+      <w:r>
+        <w:rPr>
+          <w:rFonts w:ascii="Times New Roman" w:eastAsia="Times New Roman" w:hAnsi="Times New Roman" w:cs="Times New Roman"/>
+        </w:rPr>
+        <w:t xml:space="preserve"> fames ac </w:t>
+      </w:r>
+      <w:proofErr w:type="spellStart"/>
+      <w:r>
+        <w:rPr>
+          <w:rFonts w:ascii="Times New Roman" w:eastAsia="Times New Roman" w:hAnsi="Times New Roman" w:cs="Times New Roman"/>
+        </w:rPr>
+        <w:t>turpis</w:t>
+      </w:r>
+      <w:proofErr w:type="spellEnd"/>
+      <w:r>
+        <w:rPr>
+          <w:rFonts w:ascii="Times New Roman" w:eastAsia="Times New Roman" w:hAnsi="Times New Roman" w:cs="Times New Roman"/>
+        </w:rPr>
+        <w:t xml:space="preserve"> </w:t>
+      </w:r>
+      <w:proofErr w:type="spellStart"/>
+      <w:r>
+        <w:rPr>
+          <w:rFonts w:ascii="Times New Roman" w:eastAsia="Times New Roman" w:hAnsi="Times New Roman" w:cs="Times New Roman"/>
+        </w:rPr>
+        <w:t>egestas</w:t>
+      </w:r>
+      <w:proofErr w:type="spellEnd"/>
+      <w:r>
+        <w:rPr>
+          <w:rFonts w:ascii="Times New Roman" w:eastAsia="Times New Roman" w:hAnsi="Times New Roman" w:cs="Times New Roman"/>
+        </w:rPr>
+        <w:t xml:space="preserve">. Proin pharetra </w:t>
+      </w:r>
+      <w:proofErr w:type="spellStart"/>
+      <w:r>
+        <w:rPr>
+          <w:rFonts w:ascii="Times New Roman" w:eastAsia="Times New Roman" w:hAnsi="Times New Roman" w:cs="Times New Roman"/>
+        </w:rPr>
+        <w:t>nonummy</w:t>
+      </w:r>
+      <w:proofErr w:type="spellEnd"/>
+      <w:r>
+        <w:rPr>
+          <w:rFonts w:ascii="Times New Roman" w:eastAsia="Times New Roman" w:hAnsi="Times New Roman" w:cs="Times New Roman"/>
+        </w:rPr>
+        <w:t xml:space="preserve"> </w:t>
+      </w:r>
+      <w:proofErr w:type="spellStart"/>
+      <w:r>
+        <w:rPr>
+          <w:rFonts w:ascii="Times New Roman" w:eastAsia="Times New Roman" w:hAnsi="Times New Roman" w:cs="Times New Roman"/>
+        </w:rPr>
+        <w:t>pede</w:t>
+      </w:r>
+      <w:proofErr w:type="spellEnd"/>
+      <w:r>
+        <w:rPr>
+          <w:rFonts w:ascii="Times New Roman" w:eastAsia="Times New Roman" w:hAnsi="Times New Roman" w:cs="Times New Roman"/>
+        </w:rPr>
+        <w:t xml:space="preserve">. </w:t>
+      </w:r>
+      <w:proofErr w:type="spellStart"/>
+      <w:r>
+        <w:rPr>
+          <w:rFonts w:ascii="Times New Roman" w:eastAsia="Times New Roman" w:hAnsi="Times New Roman" w:cs="Times New Roman"/>
+        </w:rPr>
+        <w:t>Mauris</w:t>
+      </w:r>
+      <w:proofErr w:type="spellEnd"/>
+      <w:r>
+        <w:rPr>
+          <w:rFonts w:ascii="Times New Roman" w:eastAsia="Times New Roman" w:hAnsi="Times New Roman" w:cs="Times New Roman"/>
+        </w:rPr>
+        <w:t xml:space="preserve"> et </w:t>
+      </w:r>
+      <w:proofErr w:type="spellStart"/>
+      <w:proofErr w:type="gramStart"/>
+      <w:r>
+        <w:rPr>
+          <w:rFonts w:ascii="Times New Roman" w:eastAsia="Times New Roman" w:hAnsi="Times New Roman" w:cs="Times New Roman"/>
+        </w:rPr>
+        <w:t>orci.Aenean</w:t>
+      </w:r>
+      <w:proofErr w:type="spellEnd"/>
+      <w:proofErr w:type="gramEnd"/>
+      <w:r>
+        <w:rPr>
+          <w:rFonts w:ascii="Times New Roman" w:eastAsia="Times New Roman" w:hAnsi="Times New Roman" w:cs="Times New Roman"/>
+        </w:rPr>
+        <w:t xml:space="preserve"> nec lorem. In </w:t>
+      </w:r>
+      <w:proofErr w:type="spellStart"/>
+      <w:r>
+        <w:rPr>
+          <w:rFonts w:ascii="Times New Roman" w:eastAsia="Times New Roman" w:hAnsi="Times New Roman" w:cs="Times New Roman"/>
+        </w:rPr>
+        <w:t>porttitor</w:t>
+      </w:r>
+      <w:proofErr w:type="spellEnd"/>
+      <w:r>
+        <w:rPr>
+          <w:rFonts w:ascii="Times New Roman" w:eastAsia="Times New Roman" w:hAnsi="Times New Roman" w:cs="Times New Roman"/>
+        </w:rPr>
+        <w:t xml:space="preserve">. Donec </w:t>
+      </w:r>
+      <w:proofErr w:type="spellStart"/>
+      <w:r>
+        <w:rPr>
+          <w:rFonts w:ascii="Times New Roman" w:eastAsia="Times New Roman" w:hAnsi="Times New Roman" w:cs="Times New Roman"/>
+        </w:rPr>
+        <w:t>laoreet</w:t>
+      </w:r>
+      <w:proofErr w:type="spellEnd"/>
+      <w:r>
+        <w:rPr>
+          <w:rFonts w:ascii="Times New Roman" w:eastAsia="Times New Roman" w:hAnsi="Times New Roman" w:cs="Times New Roman"/>
+        </w:rPr>
+        <w:t xml:space="preserve"> </w:t>
+      </w:r>
+      <w:proofErr w:type="spellStart"/>
+      <w:r>
+        <w:rPr>
+          <w:rFonts w:ascii="Times New Roman" w:eastAsia="Times New Roman" w:hAnsi="Times New Roman" w:cs="Times New Roman"/>
+        </w:rPr>
+        <w:t>nonummy</w:t>
+      </w:r>
+      <w:proofErr w:type="spellEnd"/>
+      <w:r>
+        <w:rPr>
+          <w:rFonts w:ascii="Times New Roman" w:eastAsia="Times New Roman" w:hAnsi="Times New Roman" w:cs="Times New Roman"/>
+        </w:rPr>
+        <w:t xml:space="preserve"> </w:t>
+      </w:r>
+      <w:proofErr w:type="spellStart"/>
+      <w:proofErr w:type="gramStart"/>
+      <w:r>
+        <w:rPr>
+          <w:rFonts w:ascii="Times New Roman" w:eastAsia="Times New Roman" w:hAnsi="Times New Roman" w:cs="Times New Roman"/>
+        </w:rPr>
+        <w:t>augue.Suspendisse</w:t>
+      </w:r>
+      <w:proofErr w:type="spellEnd"/>
+      <w:proofErr w:type="gramEnd"/>
+      <w:r>
+        <w:rPr>
+          <w:rFonts w:ascii="Times New Roman" w:eastAsia="Times New Roman" w:hAnsi="Times New Roman" w:cs="Times New Roman"/>
+        </w:rPr>
+        <w:t xml:space="preserve"> dui </w:t>
+      </w:r>
+      <w:proofErr w:type="spellStart"/>
+      <w:r>
+        <w:rPr>
+          <w:rFonts w:ascii="Times New Roman" w:eastAsia="Times New Roman" w:hAnsi="Times New Roman" w:cs="Times New Roman"/>
+        </w:rPr>
+        <w:t>purus</w:t>
+      </w:r>
+      <w:proofErr w:type="spellEnd"/>
+      <w:r>
+        <w:rPr>
+          <w:rFonts w:ascii="Times New Roman" w:eastAsia="Times New Roman" w:hAnsi="Times New Roman" w:cs="Times New Roman"/>
+        </w:rPr>
+        <w:t xml:space="preserve">, </w:t>
+      </w:r>
+      <w:proofErr w:type="spellStart"/>
+      <w:r>
+        <w:rPr>
+          <w:rFonts w:ascii="Times New Roman" w:eastAsia="Times New Roman" w:hAnsi="Times New Roman" w:cs="Times New Roman"/>
+        </w:rPr>
+        <w:t>scelerisque</w:t>
+      </w:r>
+      <w:proofErr w:type="spellEnd"/>
+      <w:r>
+        <w:rPr>
+          <w:rFonts w:ascii="Times New Roman" w:eastAsia="Times New Roman" w:hAnsi="Times New Roman" w:cs="Times New Roman"/>
+        </w:rPr>
+        <w:t xml:space="preserve"> at, </w:t>
+      </w:r>
+      <w:proofErr w:type="spellStart"/>
+      <w:r>
+        <w:rPr>
+          <w:rFonts w:ascii="Times New Roman" w:eastAsia="Times New Roman" w:hAnsi="Times New Roman" w:cs="Times New Roman"/>
+        </w:rPr>
+        <w:t>vulputate</w:t>
+      </w:r>
+      <w:proofErr w:type="spellEnd"/>
+      <w:r>
+        <w:rPr>
+          <w:rFonts w:ascii="Times New Roman" w:eastAsia="Times New Roman" w:hAnsi="Times New Roman" w:cs="Times New Roman"/>
+        </w:rPr>
+        <w:t xml:space="preserve"> vitae, </w:t>
+      </w:r>
+      <w:proofErr w:type="spellStart"/>
+      <w:r>
+        <w:rPr>
+          <w:rFonts w:ascii="Times New Roman" w:eastAsia="Times New Roman" w:hAnsi="Times New Roman" w:cs="Times New Roman"/>
+        </w:rPr>
+        <w:t>pretium</w:t>
+      </w:r>
+      <w:proofErr w:type="spellEnd"/>
+      <w:r>
+        <w:rPr>
+          <w:rFonts w:ascii="Times New Roman" w:eastAsia="Times New Roman" w:hAnsi="Times New Roman" w:cs="Times New Roman"/>
+        </w:rPr>
+        <w:t xml:space="preserve"> </w:t>
+      </w:r>
+      <w:proofErr w:type="spellStart"/>
+      <w:r>
+        <w:rPr>
+          <w:rFonts w:ascii="Times New Roman" w:eastAsia="Times New Roman" w:hAnsi="Times New Roman" w:cs="Times New Roman"/>
+        </w:rPr>
+        <w:t>mattis</w:t>
+      </w:r>
+      <w:proofErr w:type="spellEnd"/>
+      <w:r>
+        <w:rPr>
+          <w:rFonts w:ascii="Times New Roman" w:eastAsia="Times New Roman" w:hAnsi="Times New Roman" w:cs="Times New Roman"/>
+        </w:rPr>
+        <w:t xml:space="preserve">, </w:t>
+      </w:r>
+      <w:proofErr w:type="spellStart"/>
+      <w:r>
+        <w:rPr>
+          <w:rFonts w:ascii="Times New Roman" w:eastAsia="Times New Roman" w:hAnsi="Times New Roman" w:cs="Times New Roman"/>
+        </w:rPr>
+        <w:t>nunc</w:t>
+      </w:r>
+      <w:proofErr w:type="spellEnd"/>
+      <w:r>
+        <w:rPr>
+          <w:rFonts w:ascii="Times New Roman" w:eastAsia="Times New Roman" w:hAnsi="Times New Roman" w:cs="Times New Roman"/>
+        </w:rPr>
+        <w:t xml:space="preserve">. </w:t>
+      </w:r>
+      <w:proofErr w:type="spellStart"/>
+      <w:r>
+        <w:rPr>
+          <w:rFonts w:ascii="Times New Roman" w:eastAsia="Times New Roman" w:hAnsi="Times New Roman" w:cs="Times New Roman"/>
+        </w:rPr>
+        <w:t>Mauris</w:t>
+      </w:r>
+      <w:proofErr w:type="spellEnd"/>
+      <w:r>
+        <w:rPr>
+          <w:rFonts w:ascii="Times New Roman" w:eastAsia="Times New Roman" w:hAnsi="Times New Roman" w:cs="Times New Roman"/>
+        </w:rPr>
+        <w:t xml:space="preserve"> </w:t>
+      </w:r>
+      <w:proofErr w:type="spellStart"/>
+      <w:r>
+        <w:rPr>
+          <w:rFonts w:ascii="Times New Roman" w:eastAsia="Times New Roman" w:hAnsi="Times New Roman" w:cs="Times New Roman"/>
+        </w:rPr>
+        <w:t>eget</w:t>
+      </w:r>
+      <w:proofErr w:type="spellEnd"/>
+      <w:r>
+        <w:rPr>
+          <w:rFonts w:ascii="Times New Roman" w:eastAsia="Times New Roman" w:hAnsi="Times New Roman" w:cs="Times New Roman"/>
+        </w:rPr>
+        <w:t xml:space="preserve"> </w:t>
+      </w:r>
+      <w:proofErr w:type="spellStart"/>
+      <w:r>
+        <w:rPr>
+          <w:rFonts w:ascii="Times New Roman" w:eastAsia="Times New Roman" w:hAnsi="Times New Roman" w:cs="Times New Roman"/>
+        </w:rPr>
+        <w:t>neque</w:t>
+      </w:r>
+      <w:proofErr w:type="spellEnd"/>
+      <w:r>
+        <w:rPr>
+          <w:rFonts w:ascii="Times New Roman" w:eastAsia="Times New Roman" w:hAnsi="Times New Roman" w:cs="Times New Roman"/>
+        </w:rPr>
+        <w:t xml:space="preserve"> at </w:t>
+      </w:r>
+      <w:proofErr w:type="spellStart"/>
+      <w:r>
+        <w:rPr>
+          <w:rFonts w:ascii="Times New Roman" w:eastAsia="Times New Roman" w:hAnsi="Times New Roman" w:cs="Times New Roman"/>
+        </w:rPr>
+        <w:t>sem</w:t>
+      </w:r>
+      <w:proofErr w:type="spellEnd"/>
+      <w:r>
+        <w:rPr>
+          <w:rFonts w:ascii="Times New Roman" w:eastAsia="Times New Roman" w:hAnsi="Times New Roman" w:cs="Times New Roman"/>
+        </w:rPr>
+        <w:t xml:space="preserve"> </w:t>
+      </w:r>
+      <w:proofErr w:type="spellStart"/>
+      <w:r>
+        <w:rPr>
+          <w:rFonts w:ascii="Times New Roman" w:eastAsia="Times New Roman" w:hAnsi="Times New Roman" w:cs="Times New Roman"/>
+        </w:rPr>
+        <w:t>venenatis</w:t>
+      </w:r>
+      <w:proofErr w:type="spellEnd"/>
+      <w:r>
+        <w:rPr>
+          <w:rFonts w:ascii="Times New Roman" w:eastAsia="Times New Roman" w:hAnsi="Times New Roman" w:cs="Times New Roman"/>
+        </w:rPr>
+        <w:t xml:space="preserve"> </w:t>
+      </w:r>
+      <w:proofErr w:type="spellStart"/>
+      <w:r>
+        <w:rPr>
+          <w:rFonts w:ascii="Times New Roman" w:eastAsia="Times New Roman" w:hAnsi="Times New Roman" w:cs="Times New Roman"/>
+        </w:rPr>
+        <w:t>eleifend</w:t>
+      </w:r>
+      <w:proofErr w:type="spellEnd"/>
+      <w:r>
+        <w:rPr>
+          <w:rFonts w:ascii="Times New Roman" w:eastAsia="Times New Roman" w:hAnsi="Times New Roman" w:cs="Times New Roman"/>
+        </w:rPr>
+        <w:t xml:space="preserve">. Ut </w:t>
+      </w:r>
+      <w:proofErr w:type="spellStart"/>
+      <w:r>
+        <w:rPr>
+          <w:rFonts w:ascii="Times New Roman" w:eastAsia="Times New Roman" w:hAnsi="Times New Roman" w:cs="Times New Roman"/>
+        </w:rPr>
+        <w:t>nonummy</w:t>
+      </w:r>
+      <w:proofErr w:type="spellEnd"/>
+      <w:r>
+        <w:rPr>
+          <w:rFonts w:ascii="Times New Roman" w:eastAsia="Times New Roman" w:hAnsi="Times New Roman" w:cs="Times New Roman"/>
+        </w:rPr>
+        <w:t>.</w:t>
       </w:r>
     </w:p>
     <w:p>
       <w:pPr>
         <w:spacing w:after="160"/>
+        <w:rPr>
+          <w:rFonts w:ascii="Times New Roman" w:eastAsia="Times New Roman" w:hAnsi="Times New Roman" w:cs="Times New Roman"/>
+          <w:b/>
+          <w:sz w:val="26"/>
+          <w:szCs w:val="26"/>
+        </w:rPr>
+      </w:pPr>
+      <w:proofErr w:type="gramStart"/>
+      <w:r>
         <w:rPr>
           <w:rFonts w:ascii="Times New Roman" w:eastAsia="Times New Roman" w:hAnsi="Times New Roman" w:cs="Times New Roman"/>
           <w:b/>
           <w:sz w:val="24"/>
           <w:szCs w:val="24"/>
         </w:rPr>
-      </w:pPr>
+        <w:t xml:space="preserve">8  </w:t>
+      </w:r>
       <w:r>
         <w:rPr>
           <w:rFonts w:ascii="Times New Roman" w:eastAsia="Times New Roman" w:hAnsi="Times New Roman" w:cs="Times New Roman"/>
@@ -411,195 +4932,1662 @@
           <w:sz w:val="26"/>
           <w:szCs w:val="26"/>
         </w:rPr>
-        <w:t xml:space="preserve">6   </w:t>
-      </w:r>
-      <w:r>
+        <w:t>Results</w:t>
+      </w:r>
+      <w:proofErr w:type="gramEnd"/>
+      <w:r>
+        <w:rPr>
+          <w:rFonts w:ascii="Times New Roman" w:eastAsia="Times New Roman" w:hAnsi="Times New Roman" w:cs="Times New Roman"/>
+          <w:b/>
+          <w:sz w:val="26"/>
+          <w:szCs w:val="26"/>
+        </w:rPr>
+        <w:t xml:space="preserve"> and Discussion</w:t>
+      </w:r>
+    </w:p>
+    <w:p>
+      <w:pPr>
+        <w:spacing w:after="160"/>
+        <w:rPr>
+          <w:rFonts w:ascii="Times New Roman" w:eastAsia="Times New Roman" w:hAnsi="Times New Roman" w:cs="Times New Roman"/>
+          <w:b/>
+          <w:sz w:val="26"/>
+          <w:szCs w:val="26"/>
+        </w:rPr>
+      </w:pPr>
+      <w:r>
+        <w:rPr>
+          <w:rFonts w:ascii="Times New Roman" w:eastAsia="Times New Roman" w:hAnsi="Times New Roman" w:cs="Times New Roman"/>
+          <w:b/>
+          <w:sz w:val="26"/>
+          <w:szCs w:val="26"/>
+        </w:rPr>
+        <w:t xml:space="preserve">    </w:t>
+      </w:r>
+      <w:r>
+        <w:rPr>
+          <w:rFonts w:ascii="Times New Roman" w:eastAsia="Times New Roman" w:hAnsi="Times New Roman" w:cs="Times New Roman"/>
+        </w:rPr>
+        <w:t xml:space="preserve">Lorem ipsum dolor sit </w:t>
+      </w:r>
+      <w:proofErr w:type="spellStart"/>
+      <w:r>
+        <w:rPr>
+          <w:rFonts w:ascii="Times New Roman" w:eastAsia="Times New Roman" w:hAnsi="Times New Roman" w:cs="Times New Roman"/>
+        </w:rPr>
+        <w:t>amet</w:t>
+      </w:r>
+      <w:proofErr w:type="spellEnd"/>
+      <w:r>
+        <w:rPr>
+          <w:rFonts w:ascii="Times New Roman" w:eastAsia="Times New Roman" w:hAnsi="Times New Roman" w:cs="Times New Roman"/>
+        </w:rPr>
+        <w:t xml:space="preserve">, </w:t>
+      </w:r>
+      <w:proofErr w:type="spellStart"/>
+      <w:r>
+        <w:rPr>
+          <w:rFonts w:ascii="Times New Roman" w:eastAsia="Times New Roman" w:hAnsi="Times New Roman" w:cs="Times New Roman"/>
+        </w:rPr>
+        <w:t>consectetuer</w:t>
+      </w:r>
+      <w:proofErr w:type="spellEnd"/>
+      <w:r>
+        <w:rPr>
+          <w:rFonts w:ascii="Times New Roman" w:eastAsia="Times New Roman" w:hAnsi="Times New Roman" w:cs="Times New Roman"/>
+        </w:rPr>
+        <w:t xml:space="preserve"> </w:t>
+      </w:r>
+      <w:proofErr w:type="spellStart"/>
+      <w:r>
+        <w:rPr>
+          <w:rFonts w:ascii="Times New Roman" w:eastAsia="Times New Roman" w:hAnsi="Times New Roman" w:cs="Times New Roman"/>
+        </w:rPr>
+        <w:t>adipiscing</w:t>
+      </w:r>
+      <w:proofErr w:type="spellEnd"/>
+      <w:r>
+        <w:rPr>
+          <w:rFonts w:ascii="Times New Roman" w:eastAsia="Times New Roman" w:hAnsi="Times New Roman" w:cs="Times New Roman"/>
+        </w:rPr>
+        <w:t xml:space="preserve"> </w:t>
+      </w:r>
+      <w:proofErr w:type="spellStart"/>
+      <w:r>
+        <w:rPr>
+          <w:rFonts w:ascii="Times New Roman" w:eastAsia="Times New Roman" w:hAnsi="Times New Roman" w:cs="Times New Roman"/>
+        </w:rPr>
+        <w:t>elit</w:t>
+      </w:r>
+      <w:proofErr w:type="spellEnd"/>
+      <w:r>
+        <w:rPr>
+          <w:rFonts w:ascii="Times New Roman" w:eastAsia="Times New Roman" w:hAnsi="Times New Roman" w:cs="Times New Roman"/>
+        </w:rPr>
+        <w:t xml:space="preserve">. Maecenas </w:t>
+      </w:r>
+      <w:proofErr w:type="spellStart"/>
+      <w:r>
+        <w:rPr>
+          <w:rFonts w:ascii="Times New Roman" w:eastAsia="Times New Roman" w:hAnsi="Times New Roman" w:cs="Times New Roman"/>
+        </w:rPr>
+        <w:t>porttitor</w:t>
+      </w:r>
+      <w:proofErr w:type="spellEnd"/>
+      <w:r>
+        <w:rPr>
+          <w:rFonts w:ascii="Times New Roman" w:eastAsia="Times New Roman" w:hAnsi="Times New Roman" w:cs="Times New Roman"/>
+        </w:rPr>
+        <w:t xml:space="preserve"> </w:t>
+      </w:r>
+      <w:proofErr w:type="spellStart"/>
+      <w:r>
+        <w:rPr>
+          <w:rFonts w:ascii="Times New Roman" w:eastAsia="Times New Roman" w:hAnsi="Times New Roman" w:cs="Times New Roman"/>
+        </w:rPr>
+        <w:t>congue</w:t>
+      </w:r>
+      <w:proofErr w:type="spellEnd"/>
+      <w:r>
+        <w:rPr>
+          <w:rFonts w:ascii="Times New Roman" w:eastAsia="Times New Roman" w:hAnsi="Times New Roman" w:cs="Times New Roman"/>
+        </w:rPr>
+        <w:t xml:space="preserve"> </w:t>
+      </w:r>
+      <w:proofErr w:type="spellStart"/>
+      <w:r>
+        <w:rPr>
+          <w:rFonts w:ascii="Times New Roman" w:eastAsia="Times New Roman" w:hAnsi="Times New Roman" w:cs="Times New Roman"/>
+        </w:rPr>
+        <w:t>massa</w:t>
+      </w:r>
+      <w:proofErr w:type="spellEnd"/>
+      <w:r>
+        <w:rPr>
+          <w:rFonts w:ascii="Times New Roman" w:eastAsia="Times New Roman" w:hAnsi="Times New Roman" w:cs="Times New Roman"/>
+        </w:rPr>
+        <w:t xml:space="preserve">. </w:t>
+      </w:r>
+      <w:proofErr w:type="spellStart"/>
+      <w:r>
+        <w:rPr>
+          <w:rFonts w:ascii="Times New Roman" w:eastAsia="Times New Roman" w:hAnsi="Times New Roman" w:cs="Times New Roman"/>
+        </w:rPr>
+        <w:t>Fusce</w:t>
+      </w:r>
+      <w:proofErr w:type="spellEnd"/>
+      <w:r>
+        <w:rPr>
+          <w:rFonts w:ascii="Times New Roman" w:eastAsia="Times New Roman" w:hAnsi="Times New Roman" w:cs="Times New Roman"/>
+        </w:rPr>
+        <w:t xml:space="preserve"> </w:t>
+      </w:r>
+      <w:proofErr w:type="spellStart"/>
+      <w:r>
+        <w:rPr>
+          <w:rFonts w:ascii="Times New Roman" w:eastAsia="Times New Roman" w:hAnsi="Times New Roman" w:cs="Times New Roman"/>
+        </w:rPr>
+        <w:t>posuere</w:t>
+      </w:r>
+      <w:proofErr w:type="spellEnd"/>
+      <w:r>
+        <w:rPr>
+          <w:rFonts w:ascii="Times New Roman" w:eastAsia="Times New Roman" w:hAnsi="Times New Roman" w:cs="Times New Roman"/>
+        </w:rPr>
+        <w:t xml:space="preserve">, magna sed pulvinar </w:t>
+      </w:r>
+      <w:proofErr w:type="spellStart"/>
+      <w:r>
+        <w:rPr>
+          <w:rFonts w:ascii="Times New Roman" w:eastAsia="Times New Roman" w:hAnsi="Times New Roman" w:cs="Times New Roman"/>
+        </w:rPr>
+        <w:t>ultricies</w:t>
+      </w:r>
+      <w:proofErr w:type="spellEnd"/>
+      <w:r>
+        <w:rPr>
+          <w:rFonts w:ascii="Times New Roman" w:eastAsia="Times New Roman" w:hAnsi="Times New Roman" w:cs="Times New Roman"/>
+        </w:rPr>
+        <w:t xml:space="preserve">, </w:t>
+      </w:r>
+      <w:proofErr w:type="spellStart"/>
+      <w:r>
+        <w:rPr>
+          <w:rFonts w:ascii="Times New Roman" w:eastAsia="Times New Roman" w:hAnsi="Times New Roman" w:cs="Times New Roman"/>
+        </w:rPr>
+        <w:t>purus</w:t>
+      </w:r>
+      <w:proofErr w:type="spellEnd"/>
+      <w:r>
+        <w:rPr>
+          <w:rFonts w:ascii="Times New Roman" w:eastAsia="Times New Roman" w:hAnsi="Times New Roman" w:cs="Times New Roman"/>
+        </w:rPr>
+        <w:t xml:space="preserve"> </w:t>
+      </w:r>
+      <w:proofErr w:type="spellStart"/>
+      <w:r>
+        <w:rPr>
+          <w:rFonts w:ascii="Times New Roman" w:eastAsia="Times New Roman" w:hAnsi="Times New Roman" w:cs="Times New Roman"/>
+        </w:rPr>
+        <w:t>lectus</w:t>
+      </w:r>
+      <w:proofErr w:type="spellEnd"/>
+      <w:r>
+        <w:rPr>
+          <w:rFonts w:ascii="Times New Roman" w:eastAsia="Times New Roman" w:hAnsi="Times New Roman" w:cs="Times New Roman"/>
+        </w:rPr>
+        <w:t xml:space="preserve"> </w:t>
+      </w:r>
+      <w:proofErr w:type="spellStart"/>
+      <w:r>
+        <w:rPr>
+          <w:rFonts w:ascii="Times New Roman" w:eastAsia="Times New Roman" w:hAnsi="Times New Roman" w:cs="Times New Roman"/>
+        </w:rPr>
+        <w:t>malesuada</w:t>
+      </w:r>
+      <w:proofErr w:type="spellEnd"/>
+      <w:r>
+        <w:rPr>
+          <w:rFonts w:ascii="Times New Roman" w:eastAsia="Times New Roman" w:hAnsi="Times New Roman" w:cs="Times New Roman"/>
+        </w:rPr>
+        <w:t xml:space="preserve"> libero, sit </w:t>
+      </w:r>
+      <w:proofErr w:type="spellStart"/>
+      <w:r>
+        <w:rPr>
+          <w:rFonts w:ascii="Times New Roman" w:eastAsia="Times New Roman" w:hAnsi="Times New Roman" w:cs="Times New Roman"/>
+        </w:rPr>
+        <w:t>amet</w:t>
+      </w:r>
+      <w:proofErr w:type="spellEnd"/>
+      <w:r>
+        <w:rPr>
+          <w:rFonts w:ascii="Times New Roman" w:eastAsia="Times New Roman" w:hAnsi="Times New Roman" w:cs="Times New Roman"/>
+        </w:rPr>
+        <w:t xml:space="preserve"> </w:t>
+      </w:r>
+      <w:proofErr w:type="spellStart"/>
+      <w:r>
+        <w:rPr>
+          <w:rFonts w:ascii="Times New Roman" w:eastAsia="Times New Roman" w:hAnsi="Times New Roman" w:cs="Times New Roman"/>
+        </w:rPr>
+        <w:t>commodo</w:t>
+      </w:r>
+      <w:proofErr w:type="spellEnd"/>
+      <w:r>
+        <w:rPr>
+          <w:rFonts w:ascii="Times New Roman" w:eastAsia="Times New Roman" w:hAnsi="Times New Roman" w:cs="Times New Roman"/>
+        </w:rPr>
+        <w:t xml:space="preserve"> magna eros </w:t>
+      </w:r>
+      <w:proofErr w:type="spellStart"/>
+      <w:r>
+        <w:rPr>
+          <w:rFonts w:ascii="Times New Roman" w:eastAsia="Times New Roman" w:hAnsi="Times New Roman" w:cs="Times New Roman"/>
+        </w:rPr>
+        <w:t>quis</w:t>
+      </w:r>
+      <w:proofErr w:type="spellEnd"/>
+      <w:r>
+        <w:rPr>
+          <w:rFonts w:ascii="Times New Roman" w:eastAsia="Times New Roman" w:hAnsi="Times New Roman" w:cs="Times New Roman"/>
+        </w:rPr>
+        <w:t xml:space="preserve"> </w:t>
+      </w:r>
+      <w:proofErr w:type="spellStart"/>
+      <w:proofErr w:type="gramStart"/>
+      <w:r>
+        <w:rPr>
+          <w:rFonts w:ascii="Times New Roman" w:eastAsia="Times New Roman" w:hAnsi="Times New Roman" w:cs="Times New Roman"/>
+        </w:rPr>
+        <w:t>urna.Nunc</w:t>
+      </w:r>
+      <w:proofErr w:type="spellEnd"/>
+      <w:proofErr w:type="gramEnd"/>
+      <w:r>
+        <w:rPr>
+          <w:rFonts w:ascii="Times New Roman" w:eastAsia="Times New Roman" w:hAnsi="Times New Roman" w:cs="Times New Roman"/>
+        </w:rPr>
+        <w:t xml:space="preserve"> </w:t>
+      </w:r>
+      <w:proofErr w:type="spellStart"/>
+      <w:r>
+        <w:rPr>
+          <w:rFonts w:ascii="Times New Roman" w:eastAsia="Times New Roman" w:hAnsi="Times New Roman" w:cs="Times New Roman"/>
+        </w:rPr>
+        <w:t>viverra</w:t>
+      </w:r>
+      <w:proofErr w:type="spellEnd"/>
+      <w:r>
+        <w:rPr>
+          <w:rFonts w:ascii="Times New Roman" w:eastAsia="Times New Roman" w:hAnsi="Times New Roman" w:cs="Times New Roman"/>
+        </w:rPr>
+        <w:t xml:space="preserve"> </w:t>
+      </w:r>
+      <w:proofErr w:type="spellStart"/>
+      <w:r>
+        <w:rPr>
+          <w:rFonts w:ascii="Times New Roman" w:eastAsia="Times New Roman" w:hAnsi="Times New Roman" w:cs="Times New Roman"/>
+        </w:rPr>
+        <w:t>imperdiet</w:t>
+      </w:r>
+      <w:proofErr w:type="spellEnd"/>
+      <w:r>
+        <w:rPr>
+          <w:rFonts w:ascii="Times New Roman" w:eastAsia="Times New Roman" w:hAnsi="Times New Roman" w:cs="Times New Roman"/>
+        </w:rPr>
+        <w:t xml:space="preserve"> </w:t>
+      </w:r>
+      <w:proofErr w:type="spellStart"/>
+      <w:r>
+        <w:rPr>
+          <w:rFonts w:ascii="Times New Roman" w:eastAsia="Times New Roman" w:hAnsi="Times New Roman" w:cs="Times New Roman"/>
+        </w:rPr>
+        <w:t>enim</w:t>
+      </w:r>
+      <w:proofErr w:type="spellEnd"/>
+      <w:r>
+        <w:rPr>
+          <w:rFonts w:ascii="Times New Roman" w:eastAsia="Times New Roman" w:hAnsi="Times New Roman" w:cs="Times New Roman"/>
+        </w:rPr>
+        <w:t xml:space="preserve">. </w:t>
+      </w:r>
+      <w:proofErr w:type="spellStart"/>
+      <w:r>
+        <w:rPr>
+          <w:rFonts w:ascii="Times New Roman" w:eastAsia="Times New Roman" w:hAnsi="Times New Roman" w:cs="Times New Roman"/>
+        </w:rPr>
+        <w:t>Fusce</w:t>
+      </w:r>
+      <w:proofErr w:type="spellEnd"/>
+      <w:r>
+        <w:rPr>
+          <w:rFonts w:ascii="Times New Roman" w:eastAsia="Times New Roman" w:hAnsi="Times New Roman" w:cs="Times New Roman"/>
+        </w:rPr>
+        <w:t xml:space="preserve"> est. </w:t>
+      </w:r>
+      <w:proofErr w:type="spellStart"/>
+      <w:r>
+        <w:rPr>
+          <w:rFonts w:ascii="Times New Roman" w:eastAsia="Times New Roman" w:hAnsi="Times New Roman" w:cs="Times New Roman"/>
+        </w:rPr>
+        <w:t>Vivamus</w:t>
+      </w:r>
+      <w:proofErr w:type="spellEnd"/>
+      <w:r>
+        <w:rPr>
+          <w:rFonts w:ascii="Times New Roman" w:eastAsia="Times New Roman" w:hAnsi="Times New Roman" w:cs="Times New Roman"/>
+        </w:rPr>
+        <w:t xml:space="preserve"> a </w:t>
+      </w:r>
+      <w:proofErr w:type="spellStart"/>
+      <w:proofErr w:type="gramStart"/>
+      <w:r>
+        <w:rPr>
+          <w:rFonts w:ascii="Times New Roman" w:eastAsia="Times New Roman" w:hAnsi="Times New Roman" w:cs="Times New Roman"/>
+        </w:rPr>
+        <w:t>tellus.Pellentesque</w:t>
+      </w:r>
+      <w:proofErr w:type="spellEnd"/>
+      <w:proofErr w:type="gramEnd"/>
+      <w:r>
+        <w:rPr>
+          <w:rFonts w:ascii="Times New Roman" w:eastAsia="Times New Roman" w:hAnsi="Times New Roman" w:cs="Times New Roman"/>
+        </w:rPr>
+        <w:t xml:space="preserve"> habitant </w:t>
+      </w:r>
+      <w:proofErr w:type="spellStart"/>
+      <w:r>
+        <w:rPr>
+          <w:rFonts w:ascii="Times New Roman" w:eastAsia="Times New Roman" w:hAnsi="Times New Roman" w:cs="Times New Roman"/>
+        </w:rPr>
+        <w:t>morbi</w:t>
+      </w:r>
+      <w:proofErr w:type="spellEnd"/>
+      <w:r>
+        <w:rPr>
+          <w:rFonts w:ascii="Times New Roman" w:eastAsia="Times New Roman" w:hAnsi="Times New Roman" w:cs="Times New Roman"/>
+        </w:rPr>
+        <w:t xml:space="preserve"> </w:t>
+      </w:r>
+      <w:proofErr w:type="spellStart"/>
+      <w:r>
+        <w:rPr>
+          <w:rFonts w:ascii="Times New Roman" w:eastAsia="Times New Roman" w:hAnsi="Times New Roman" w:cs="Times New Roman"/>
+        </w:rPr>
+        <w:t>tristique</w:t>
+      </w:r>
+      <w:proofErr w:type="spellEnd"/>
+      <w:r>
+        <w:rPr>
+          <w:rFonts w:ascii="Times New Roman" w:eastAsia="Times New Roman" w:hAnsi="Times New Roman" w:cs="Times New Roman"/>
+        </w:rPr>
+        <w:t xml:space="preserve"> </w:t>
+      </w:r>
+      <w:proofErr w:type="spellStart"/>
+      <w:r>
+        <w:rPr>
+          <w:rFonts w:ascii="Times New Roman" w:eastAsia="Times New Roman" w:hAnsi="Times New Roman" w:cs="Times New Roman"/>
+        </w:rPr>
+        <w:t>senectus</w:t>
+      </w:r>
+      <w:proofErr w:type="spellEnd"/>
+      <w:r>
+        <w:rPr>
+          <w:rFonts w:ascii="Times New Roman" w:eastAsia="Times New Roman" w:hAnsi="Times New Roman" w:cs="Times New Roman"/>
+        </w:rPr>
+        <w:t xml:space="preserve"> et </w:t>
+      </w:r>
+      <w:proofErr w:type="spellStart"/>
+      <w:r>
+        <w:rPr>
+          <w:rFonts w:ascii="Times New Roman" w:eastAsia="Times New Roman" w:hAnsi="Times New Roman" w:cs="Times New Roman"/>
+        </w:rPr>
+        <w:t>netus</w:t>
+      </w:r>
+      <w:proofErr w:type="spellEnd"/>
+      <w:r>
+        <w:rPr>
+          <w:rFonts w:ascii="Times New Roman" w:eastAsia="Times New Roman" w:hAnsi="Times New Roman" w:cs="Times New Roman"/>
+        </w:rPr>
+        <w:t xml:space="preserve"> et </w:t>
+      </w:r>
+      <w:proofErr w:type="spellStart"/>
+      <w:r>
+        <w:rPr>
+          <w:rFonts w:ascii="Times New Roman" w:eastAsia="Times New Roman" w:hAnsi="Times New Roman" w:cs="Times New Roman"/>
+        </w:rPr>
+        <w:t>malesuada</w:t>
+      </w:r>
+      <w:proofErr w:type="spellEnd"/>
+      <w:r>
+        <w:rPr>
+          <w:rFonts w:ascii="Times New Roman" w:eastAsia="Times New Roman" w:hAnsi="Times New Roman" w:cs="Times New Roman"/>
+        </w:rPr>
+        <w:t xml:space="preserve"> fames ac </w:t>
+      </w:r>
+      <w:proofErr w:type="spellStart"/>
+      <w:r>
+        <w:rPr>
+          <w:rFonts w:ascii="Times New Roman" w:eastAsia="Times New Roman" w:hAnsi="Times New Roman" w:cs="Times New Roman"/>
+        </w:rPr>
+        <w:t>turpis</w:t>
+      </w:r>
+      <w:proofErr w:type="spellEnd"/>
+      <w:r>
+        <w:rPr>
+          <w:rFonts w:ascii="Times New Roman" w:eastAsia="Times New Roman" w:hAnsi="Times New Roman" w:cs="Times New Roman"/>
+        </w:rPr>
+        <w:t xml:space="preserve"> </w:t>
+      </w:r>
+      <w:proofErr w:type="spellStart"/>
+      <w:r>
+        <w:rPr>
+          <w:rFonts w:ascii="Times New Roman" w:eastAsia="Times New Roman" w:hAnsi="Times New Roman" w:cs="Times New Roman"/>
+        </w:rPr>
+        <w:t>egestas</w:t>
+      </w:r>
+      <w:proofErr w:type="spellEnd"/>
+      <w:r>
+        <w:rPr>
+          <w:rFonts w:ascii="Times New Roman" w:eastAsia="Times New Roman" w:hAnsi="Times New Roman" w:cs="Times New Roman"/>
+        </w:rPr>
+        <w:t xml:space="preserve">. Proin pharetra </w:t>
+      </w:r>
+      <w:proofErr w:type="spellStart"/>
+      <w:r>
+        <w:rPr>
+          <w:rFonts w:ascii="Times New Roman" w:eastAsia="Times New Roman" w:hAnsi="Times New Roman" w:cs="Times New Roman"/>
+        </w:rPr>
+        <w:t>nonummy</w:t>
+      </w:r>
+      <w:proofErr w:type="spellEnd"/>
+      <w:r>
+        <w:rPr>
+          <w:rFonts w:ascii="Times New Roman" w:eastAsia="Times New Roman" w:hAnsi="Times New Roman" w:cs="Times New Roman"/>
+        </w:rPr>
+        <w:t xml:space="preserve"> </w:t>
+      </w:r>
+      <w:proofErr w:type="spellStart"/>
+      <w:r>
+        <w:rPr>
+          <w:rFonts w:ascii="Times New Roman" w:eastAsia="Times New Roman" w:hAnsi="Times New Roman" w:cs="Times New Roman"/>
+        </w:rPr>
+        <w:t>pede</w:t>
+      </w:r>
+      <w:proofErr w:type="spellEnd"/>
+      <w:r>
+        <w:rPr>
+          <w:rFonts w:ascii="Times New Roman" w:eastAsia="Times New Roman" w:hAnsi="Times New Roman" w:cs="Times New Roman"/>
+        </w:rPr>
+        <w:t xml:space="preserve">. </w:t>
+      </w:r>
+      <w:proofErr w:type="spellStart"/>
+      <w:r>
+        <w:rPr>
+          <w:rFonts w:ascii="Times New Roman" w:eastAsia="Times New Roman" w:hAnsi="Times New Roman" w:cs="Times New Roman"/>
+        </w:rPr>
+        <w:t>Mauris</w:t>
+      </w:r>
+      <w:proofErr w:type="spellEnd"/>
+      <w:r>
+        <w:rPr>
+          <w:rFonts w:ascii="Times New Roman" w:eastAsia="Times New Roman" w:hAnsi="Times New Roman" w:cs="Times New Roman"/>
+        </w:rPr>
+        <w:t xml:space="preserve"> et </w:t>
+      </w:r>
+      <w:proofErr w:type="spellStart"/>
+      <w:proofErr w:type="gramStart"/>
+      <w:r>
+        <w:rPr>
+          <w:rFonts w:ascii="Times New Roman" w:eastAsia="Times New Roman" w:hAnsi="Times New Roman" w:cs="Times New Roman"/>
+        </w:rPr>
+        <w:t>orci.Aenean</w:t>
+      </w:r>
+      <w:proofErr w:type="spellEnd"/>
+      <w:proofErr w:type="gramEnd"/>
+      <w:r>
+        <w:rPr>
+          <w:rFonts w:ascii="Times New Roman" w:eastAsia="Times New Roman" w:hAnsi="Times New Roman" w:cs="Times New Roman"/>
+        </w:rPr>
+        <w:t xml:space="preserve"> nec lorem. In </w:t>
+      </w:r>
+      <w:proofErr w:type="spellStart"/>
+      <w:r>
+        <w:rPr>
+          <w:rFonts w:ascii="Times New Roman" w:eastAsia="Times New Roman" w:hAnsi="Times New Roman" w:cs="Times New Roman"/>
+        </w:rPr>
+        <w:t>porttitor</w:t>
+      </w:r>
+      <w:proofErr w:type="spellEnd"/>
+      <w:r>
+        <w:rPr>
+          <w:rFonts w:ascii="Times New Roman" w:eastAsia="Times New Roman" w:hAnsi="Times New Roman" w:cs="Times New Roman"/>
+        </w:rPr>
+        <w:t xml:space="preserve">. Donec </w:t>
+      </w:r>
+      <w:proofErr w:type="spellStart"/>
+      <w:r>
+        <w:rPr>
+          <w:rFonts w:ascii="Times New Roman" w:eastAsia="Times New Roman" w:hAnsi="Times New Roman" w:cs="Times New Roman"/>
+        </w:rPr>
+        <w:t>laoreet</w:t>
+      </w:r>
+      <w:proofErr w:type="spellEnd"/>
+      <w:r>
+        <w:rPr>
+          <w:rFonts w:ascii="Times New Roman" w:eastAsia="Times New Roman" w:hAnsi="Times New Roman" w:cs="Times New Roman"/>
+        </w:rPr>
+        <w:t xml:space="preserve"> </w:t>
+      </w:r>
+      <w:proofErr w:type="spellStart"/>
+      <w:r>
+        <w:rPr>
+          <w:rFonts w:ascii="Times New Roman" w:eastAsia="Times New Roman" w:hAnsi="Times New Roman" w:cs="Times New Roman"/>
+        </w:rPr>
+        <w:t>nonummy</w:t>
+      </w:r>
+      <w:proofErr w:type="spellEnd"/>
+      <w:r>
+        <w:rPr>
+          <w:rFonts w:ascii="Times New Roman" w:eastAsia="Times New Roman" w:hAnsi="Times New Roman" w:cs="Times New Roman"/>
+        </w:rPr>
+        <w:t xml:space="preserve"> </w:t>
+      </w:r>
+      <w:proofErr w:type="spellStart"/>
+      <w:proofErr w:type="gramStart"/>
+      <w:r>
+        <w:rPr>
+          <w:rFonts w:ascii="Times New Roman" w:eastAsia="Times New Roman" w:hAnsi="Times New Roman" w:cs="Times New Roman"/>
+        </w:rPr>
+        <w:t>augue.Suspendisse</w:t>
+      </w:r>
+      <w:proofErr w:type="spellEnd"/>
+      <w:proofErr w:type="gramEnd"/>
+      <w:r>
+        <w:rPr>
+          <w:rFonts w:ascii="Times New Roman" w:eastAsia="Times New Roman" w:hAnsi="Times New Roman" w:cs="Times New Roman"/>
+        </w:rPr>
+        <w:t xml:space="preserve"> dui </w:t>
+      </w:r>
+      <w:proofErr w:type="spellStart"/>
+      <w:r>
+        <w:rPr>
+          <w:rFonts w:ascii="Times New Roman" w:eastAsia="Times New Roman" w:hAnsi="Times New Roman" w:cs="Times New Roman"/>
+        </w:rPr>
+        <w:t>purus</w:t>
+      </w:r>
+      <w:proofErr w:type="spellEnd"/>
+      <w:r>
+        <w:rPr>
+          <w:rFonts w:ascii="Times New Roman" w:eastAsia="Times New Roman" w:hAnsi="Times New Roman" w:cs="Times New Roman"/>
+        </w:rPr>
+        <w:t xml:space="preserve">, </w:t>
+      </w:r>
+      <w:proofErr w:type="spellStart"/>
+      <w:r>
+        <w:rPr>
+          <w:rFonts w:ascii="Times New Roman" w:eastAsia="Times New Roman" w:hAnsi="Times New Roman" w:cs="Times New Roman"/>
+        </w:rPr>
+        <w:t>scelerisque</w:t>
+      </w:r>
+      <w:proofErr w:type="spellEnd"/>
+      <w:r>
+        <w:rPr>
+          <w:rFonts w:ascii="Times New Roman" w:eastAsia="Times New Roman" w:hAnsi="Times New Roman" w:cs="Times New Roman"/>
+        </w:rPr>
+        <w:t xml:space="preserve"> at, </w:t>
+      </w:r>
+      <w:proofErr w:type="spellStart"/>
+      <w:r>
+        <w:rPr>
+          <w:rFonts w:ascii="Times New Roman" w:eastAsia="Times New Roman" w:hAnsi="Times New Roman" w:cs="Times New Roman"/>
+        </w:rPr>
+        <w:t>vulputate</w:t>
+      </w:r>
+      <w:proofErr w:type="spellEnd"/>
+      <w:r>
+        <w:rPr>
+          <w:rFonts w:ascii="Times New Roman" w:eastAsia="Times New Roman" w:hAnsi="Times New Roman" w:cs="Times New Roman"/>
+        </w:rPr>
+        <w:t xml:space="preserve"> vitae, </w:t>
+      </w:r>
+      <w:proofErr w:type="spellStart"/>
+      <w:r>
+        <w:rPr>
+          <w:rFonts w:ascii="Times New Roman" w:eastAsia="Times New Roman" w:hAnsi="Times New Roman" w:cs="Times New Roman"/>
+        </w:rPr>
+        <w:t>pretium</w:t>
+      </w:r>
+      <w:proofErr w:type="spellEnd"/>
+      <w:r>
+        <w:rPr>
+          <w:rFonts w:ascii="Times New Roman" w:eastAsia="Times New Roman" w:hAnsi="Times New Roman" w:cs="Times New Roman"/>
+        </w:rPr>
+        <w:t xml:space="preserve"> </w:t>
+      </w:r>
+      <w:proofErr w:type="spellStart"/>
+      <w:r>
+        <w:rPr>
+          <w:rFonts w:ascii="Times New Roman" w:eastAsia="Times New Roman" w:hAnsi="Times New Roman" w:cs="Times New Roman"/>
+        </w:rPr>
+        <w:t>mattis</w:t>
+      </w:r>
+      <w:proofErr w:type="spellEnd"/>
+      <w:r>
+        <w:rPr>
+          <w:rFonts w:ascii="Times New Roman" w:eastAsia="Times New Roman" w:hAnsi="Times New Roman" w:cs="Times New Roman"/>
+        </w:rPr>
+        <w:t xml:space="preserve">, </w:t>
+      </w:r>
+      <w:proofErr w:type="spellStart"/>
+      <w:r>
+        <w:rPr>
+          <w:rFonts w:ascii="Times New Roman" w:eastAsia="Times New Roman" w:hAnsi="Times New Roman" w:cs="Times New Roman"/>
+        </w:rPr>
+        <w:t>nunc</w:t>
+      </w:r>
+      <w:proofErr w:type="spellEnd"/>
+      <w:r>
+        <w:rPr>
+          <w:rFonts w:ascii="Times New Roman" w:eastAsia="Times New Roman" w:hAnsi="Times New Roman" w:cs="Times New Roman"/>
+        </w:rPr>
+        <w:t xml:space="preserve">. </w:t>
+      </w:r>
+      <w:proofErr w:type="spellStart"/>
+      <w:r>
+        <w:rPr>
+          <w:rFonts w:ascii="Times New Roman" w:eastAsia="Times New Roman" w:hAnsi="Times New Roman" w:cs="Times New Roman"/>
+        </w:rPr>
+        <w:t>Mauris</w:t>
+      </w:r>
+      <w:proofErr w:type="spellEnd"/>
+      <w:r>
+        <w:rPr>
+          <w:rFonts w:ascii="Times New Roman" w:eastAsia="Times New Roman" w:hAnsi="Times New Roman" w:cs="Times New Roman"/>
+        </w:rPr>
+        <w:t xml:space="preserve"> </w:t>
+      </w:r>
+      <w:proofErr w:type="spellStart"/>
+      <w:r>
+        <w:rPr>
+          <w:rFonts w:ascii="Times New Roman" w:eastAsia="Times New Roman" w:hAnsi="Times New Roman" w:cs="Times New Roman"/>
+        </w:rPr>
+        <w:t>eget</w:t>
+      </w:r>
+      <w:proofErr w:type="spellEnd"/>
+      <w:r>
+        <w:rPr>
+          <w:rFonts w:ascii="Times New Roman" w:eastAsia="Times New Roman" w:hAnsi="Times New Roman" w:cs="Times New Roman"/>
+        </w:rPr>
+        <w:t xml:space="preserve"> </w:t>
+      </w:r>
+      <w:proofErr w:type="spellStart"/>
+      <w:r>
+        <w:rPr>
+          <w:rFonts w:ascii="Times New Roman" w:eastAsia="Times New Roman" w:hAnsi="Times New Roman" w:cs="Times New Roman"/>
+        </w:rPr>
+        <w:t>neque</w:t>
+      </w:r>
+      <w:proofErr w:type="spellEnd"/>
+      <w:r>
+        <w:rPr>
+          <w:rFonts w:ascii="Times New Roman" w:eastAsia="Times New Roman" w:hAnsi="Times New Roman" w:cs="Times New Roman"/>
+        </w:rPr>
+        <w:t xml:space="preserve"> at </w:t>
+      </w:r>
+      <w:proofErr w:type="spellStart"/>
+      <w:r>
+        <w:rPr>
+          <w:rFonts w:ascii="Times New Roman" w:eastAsia="Times New Roman" w:hAnsi="Times New Roman" w:cs="Times New Roman"/>
+        </w:rPr>
+        <w:t>sem</w:t>
+      </w:r>
+      <w:proofErr w:type="spellEnd"/>
+      <w:r>
+        <w:rPr>
+          <w:rFonts w:ascii="Times New Roman" w:eastAsia="Times New Roman" w:hAnsi="Times New Roman" w:cs="Times New Roman"/>
+        </w:rPr>
+        <w:t xml:space="preserve"> </w:t>
+      </w:r>
+      <w:proofErr w:type="spellStart"/>
+      <w:r>
+        <w:rPr>
+          <w:rFonts w:ascii="Times New Roman" w:eastAsia="Times New Roman" w:hAnsi="Times New Roman" w:cs="Times New Roman"/>
+        </w:rPr>
+        <w:t>venenatis</w:t>
+      </w:r>
+      <w:proofErr w:type="spellEnd"/>
+      <w:r>
+        <w:rPr>
+          <w:rFonts w:ascii="Times New Roman" w:eastAsia="Times New Roman" w:hAnsi="Times New Roman" w:cs="Times New Roman"/>
+        </w:rPr>
+        <w:t xml:space="preserve"> </w:t>
+      </w:r>
+      <w:proofErr w:type="spellStart"/>
+      <w:r>
+        <w:rPr>
+          <w:rFonts w:ascii="Times New Roman" w:eastAsia="Times New Roman" w:hAnsi="Times New Roman" w:cs="Times New Roman"/>
+        </w:rPr>
+        <w:t>eleifend</w:t>
+      </w:r>
+      <w:proofErr w:type="spellEnd"/>
+      <w:r>
+        <w:rPr>
+          <w:rFonts w:ascii="Times New Roman" w:eastAsia="Times New Roman" w:hAnsi="Times New Roman" w:cs="Times New Roman"/>
+        </w:rPr>
+        <w:t xml:space="preserve">. Ut </w:t>
+      </w:r>
+      <w:proofErr w:type="spellStart"/>
+      <w:r>
+        <w:rPr>
+          <w:rFonts w:ascii="Times New Roman" w:eastAsia="Times New Roman" w:hAnsi="Times New Roman" w:cs="Times New Roman"/>
+        </w:rPr>
+        <w:t>nonummy</w:t>
+      </w:r>
+      <w:proofErr w:type="spellEnd"/>
+      <w:r>
+        <w:rPr>
+          <w:rFonts w:ascii="Times New Roman" w:eastAsia="Times New Roman" w:hAnsi="Times New Roman" w:cs="Times New Roman"/>
+        </w:rPr>
+        <w:t>.</w:t>
+      </w:r>
+    </w:p>
+    <w:p>
+      <w:pPr>
+        <w:spacing w:after="160"/>
+        <w:rPr>
+          <w:rFonts w:ascii="Times New Roman" w:eastAsia="Times New Roman" w:hAnsi="Times New Roman" w:cs="Times New Roman"/>
+          <w:b/>
+          <w:sz w:val="26"/>
+          <w:szCs w:val="26"/>
+        </w:rPr>
+      </w:pPr>
+      <w:proofErr w:type="gramStart"/>
+      <w:r>
+        <w:rPr>
+          <w:rFonts w:ascii="Times New Roman" w:eastAsia="Times New Roman" w:hAnsi="Times New Roman" w:cs="Times New Roman"/>
+          <w:b/>
+          <w:sz w:val="26"/>
+          <w:szCs w:val="26"/>
+        </w:rPr>
+        <w:t>9  Conclusion</w:t>
+      </w:r>
+      <w:proofErr w:type="gramEnd"/>
+      <w:r>
+        <w:rPr>
+          <w:rFonts w:ascii="Times New Roman" w:eastAsia="Times New Roman" w:hAnsi="Times New Roman" w:cs="Times New Roman"/>
+          <w:b/>
+          <w:sz w:val="26"/>
+          <w:szCs w:val="26"/>
+        </w:rPr>
+        <w:t xml:space="preserve"> and Future Work</w:t>
+      </w:r>
+    </w:p>
+    <w:p>
+      <w:pPr>
+        <w:spacing w:after="160"/>
         <w:rPr>
           <w:rFonts w:ascii="Times New Roman" w:eastAsia="Times New Roman" w:hAnsi="Times New Roman" w:cs="Times New Roman"/>
           <w:b/>
           <w:sz w:val="24"/>
           <w:szCs w:val="24"/>
         </w:rPr>
-        <w:t>Methodology and Model Training</w:t>
-      </w:r>
-    </w:p>
-    <w:p>
-      <w:pPr>
-        <w:spacing w:after="160"/>
+      </w:pPr>
+      <w:r>
         <w:rPr>
           <w:rFonts w:ascii="Times New Roman" w:eastAsia="Times New Roman" w:hAnsi="Times New Roman" w:cs="Times New Roman"/>
           <w:b/>
           <w:sz w:val="24"/>
           <w:szCs w:val="24"/>
         </w:rPr>
-      </w:pPr>
-      <w:r>
+        <w:t xml:space="preserve">    </w:t>
+      </w:r>
+      <w:r>
+        <w:rPr>
+          <w:rFonts w:ascii="Times New Roman" w:eastAsia="Times New Roman" w:hAnsi="Times New Roman" w:cs="Times New Roman"/>
+        </w:rPr>
+        <w:t xml:space="preserve">Lorem ipsum dolor sit </w:t>
+      </w:r>
+      <w:proofErr w:type="spellStart"/>
+      <w:r>
+        <w:rPr>
+          <w:rFonts w:ascii="Times New Roman" w:eastAsia="Times New Roman" w:hAnsi="Times New Roman" w:cs="Times New Roman"/>
+        </w:rPr>
+        <w:t>amet</w:t>
+      </w:r>
+      <w:proofErr w:type="spellEnd"/>
+      <w:r>
+        <w:rPr>
+          <w:rFonts w:ascii="Times New Roman" w:eastAsia="Times New Roman" w:hAnsi="Times New Roman" w:cs="Times New Roman"/>
+        </w:rPr>
+        <w:t xml:space="preserve">, </w:t>
+      </w:r>
+      <w:proofErr w:type="spellStart"/>
+      <w:r>
+        <w:rPr>
+          <w:rFonts w:ascii="Times New Roman" w:eastAsia="Times New Roman" w:hAnsi="Times New Roman" w:cs="Times New Roman"/>
+        </w:rPr>
+        <w:t>consectetuer</w:t>
+      </w:r>
+      <w:proofErr w:type="spellEnd"/>
+      <w:r>
+        <w:rPr>
+          <w:rFonts w:ascii="Times New Roman" w:eastAsia="Times New Roman" w:hAnsi="Times New Roman" w:cs="Times New Roman"/>
+        </w:rPr>
+        <w:t xml:space="preserve"> </w:t>
+      </w:r>
+      <w:proofErr w:type="spellStart"/>
+      <w:r>
+        <w:rPr>
+          <w:rFonts w:ascii="Times New Roman" w:eastAsia="Times New Roman" w:hAnsi="Times New Roman" w:cs="Times New Roman"/>
+        </w:rPr>
+        <w:t>adipiscing</w:t>
+      </w:r>
+      <w:proofErr w:type="spellEnd"/>
+      <w:r>
+        <w:rPr>
+          <w:rFonts w:ascii="Times New Roman" w:eastAsia="Times New Roman" w:hAnsi="Times New Roman" w:cs="Times New Roman"/>
+        </w:rPr>
+        <w:t xml:space="preserve"> </w:t>
+      </w:r>
+      <w:proofErr w:type="spellStart"/>
+      <w:r>
+        <w:rPr>
+          <w:rFonts w:ascii="Times New Roman" w:eastAsia="Times New Roman" w:hAnsi="Times New Roman" w:cs="Times New Roman"/>
+        </w:rPr>
+        <w:t>elit</w:t>
+      </w:r>
+      <w:proofErr w:type="spellEnd"/>
+      <w:r>
+        <w:rPr>
+          <w:rFonts w:ascii="Times New Roman" w:eastAsia="Times New Roman" w:hAnsi="Times New Roman" w:cs="Times New Roman"/>
+        </w:rPr>
+        <w:t xml:space="preserve">. Maecenas </w:t>
+      </w:r>
+      <w:proofErr w:type="spellStart"/>
+      <w:r>
+        <w:rPr>
+          <w:rFonts w:ascii="Times New Roman" w:eastAsia="Times New Roman" w:hAnsi="Times New Roman" w:cs="Times New Roman"/>
+        </w:rPr>
+        <w:t>porttitor</w:t>
+      </w:r>
+      <w:proofErr w:type="spellEnd"/>
+      <w:r>
+        <w:rPr>
+          <w:rFonts w:ascii="Times New Roman" w:eastAsia="Times New Roman" w:hAnsi="Times New Roman" w:cs="Times New Roman"/>
+        </w:rPr>
+        <w:t xml:space="preserve"> </w:t>
+      </w:r>
+      <w:proofErr w:type="spellStart"/>
+      <w:r>
+        <w:rPr>
+          <w:rFonts w:ascii="Times New Roman" w:eastAsia="Times New Roman" w:hAnsi="Times New Roman" w:cs="Times New Roman"/>
+        </w:rPr>
+        <w:t>congue</w:t>
+      </w:r>
+      <w:proofErr w:type="spellEnd"/>
+      <w:r>
+        <w:rPr>
+          <w:rFonts w:ascii="Times New Roman" w:eastAsia="Times New Roman" w:hAnsi="Times New Roman" w:cs="Times New Roman"/>
+        </w:rPr>
+        <w:t xml:space="preserve"> </w:t>
+      </w:r>
+      <w:proofErr w:type="spellStart"/>
+      <w:r>
+        <w:rPr>
+          <w:rFonts w:ascii="Times New Roman" w:eastAsia="Times New Roman" w:hAnsi="Times New Roman" w:cs="Times New Roman"/>
+        </w:rPr>
+        <w:t>massa</w:t>
+      </w:r>
+      <w:proofErr w:type="spellEnd"/>
+      <w:r>
+        <w:rPr>
+          <w:rFonts w:ascii="Times New Roman" w:eastAsia="Times New Roman" w:hAnsi="Times New Roman" w:cs="Times New Roman"/>
+        </w:rPr>
+        <w:t xml:space="preserve">. </w:t>
+      </w:r>
+      <w:proofErr w:type="spellStart"/>
+      <w:r>
+        <w:rPr>
+          <w:rFonts w:ascii="Times New Roman" w:eastAsia="Times New Roman" w:hAnsi="Times New Roman" w:cs="Times New Roman"/>
+        </w:rPr>
+        <w:t>Fusce</w:t>
+      </w:r>
+      <w:proofErr w:type="spellEnd"/>
+      <w:r>
+        <w:rPr>
+          <w:rFonts w:ascii="Times New Roman" w:eastAsia="Times New Roman" w:hAnsi="Times New Roman" w:cs="Times New Roman"/>
+        </w:rPr>
+        <w:t xml:space="preserve"> </w:t>
+      </w:r>
+      <w:proofErr w:type="spellStart"/>
+      <w:r>
+        <w:rPr>
+          <w:rFonts w:ascii="Times New Roman" w:eastAsia="Times New Roman" w:hAnsi="Times New Roman" w:cs="Times New Roman"/>
+        </w:rPr>
+        <w:t>posuere</w:t>
+      </w:r>
+      <w:proofErr w:type="spellEnd"/>
+      <w:r>
+        <w:rPr>
+          <w:rFonts w:ascii="Times New Roman" w:eastAsia="Times New Roman" w:hAnsi="Times New Roman" w:cs="Times New Roman"/>
+        </w:rPr>
+        <w:t xml:space="preserve">, magna sed pulvinar </w:t>
+      </w:r>
+      <w:proofErr w:type="spellStart"/>
+      <w:r>
+        <w:rPr>
+          <w:rFonts w:ascii="Times New Roman" w:eastAsia="Times New Roman" w:hAnsi="Times New Roman" w:cs="Times New Roman"/>
+        </w:rPr>
+        <w:t>ultricies</w:t>
+      </w:r>
+      <w:proofErr w:type="spellEnd"/>
+      <w:r>
+        <w:rPr>
+          <w:rFonts w:ascii="Times New Roman" w:eastAsia="Times New Roman" w:hAnsi="Times New Roman" w:cs="Times New Roman"/>
+        </w:rPr>
+        <w:t xml:space="preserve">, </w:t>
+      </w:r>
+      <w:proofErr w:type="spellStart"/>
+      <w:r>
+        <w:rPr>
+          <w:rFonts w:ascii="Times New Roman" w:eastAsia="Times New Roman" w:hAnsi="Times New Roman" w:cs="Times New Roman"/>
+        </w:rPr>
+        <w:t>purus</w:t>
+      </w:r>
+      <w:proofErr w:type="spellEnd"/>
+      <w:r>
+        <w:rPr>
+          <w:rFonts w:ascii="Times New Roman" w:eastAsia="Times New Roman" w:hAnsi="Times New Roman" w:cs="Times New Roman"/>
+        </w:rPr>
+        <w:t xml:space="preserve"> </w:t>
+      </w:r>
+      <w:proofErr w:type="spellStart"/>
+      <w:r>
+        <w:rPr>
+          <w:rFonts w:ascii="Times New Roman" w:eastAsia="Times New Roman" w:hAnsi="Times New Roman" w:cs="Times New Roman"/>
+        </w:rPr>
+        <w:t>lectus</w:t>
+      </w:r>
+      <w:proofErr w:type="spellEnd"/>
+      <w:r>
+        <w:rPr>
+          <w:rFonts w:ascii="Times New Roman" w:eastAsia="Times New Roman" w:hAnsi="Times New Roman" w:cs="Times New Roman"/>
+        </w:rPr>
+        <w:t xml:space="preserve"> </w:t>
+      </w:r>
+      <w:proofErr w:type="spellStart"/>
+      <w:r>
+        <w:rPr>
+          <w:rFonts w:ascii="Times New Roman" w:eastAsia="Times New Roman" w:hAnsi="Times New Roman" w:cs="Times New Roman"/>
+        </w:rPr>
+        <w:t>malesuada</w:t>
+      </w:r>
+      <w:proofErr w:type="spellEnd"/>
+      <w:r>
+        <w:rPr>
+          <w:rFonts w:ascii="Times New Roman" w:eastAsia="Times New Roman" w:hAnsi="Times New Roman" w:cs="Times New Roman"/>
+        </w:rPr>
+        <w:t xml:space="preserve"> </w:t>
+      </w:r>
+      <w:r>
+        <w:rPr>
+          <w:rFonts w:ascii="Times New Roman" w:eastAsia="Times New Roman" w:hAnsi="Times New Roman" w:cs="Times New Roman"/>
+        </w:rPr>
+        <w:t xml:space="preserve">libero, sit </w:t>
+      </w:r>
+      <w:proofErr w:type="spellStart"/>
+      <w:r>
+        <w:rPr>
+          <w:rFonts w:ascii="Times New Roman" w:eastAsia="Times New Roman" w:hAnsi="Times New Roman" w:cs="Times New Roman"/>
+        </w:rPr>
+        <w:t>amet</w:t>
+      </w:r>
+      <w:proofErr w:type="spellEnd"/>
+      <w:r>
+        <w:rPr>
+          <w:rFonts w:ascii="Times New Roman" w:eastAsia="Times New Roman" w:hAnsi="Times New Roman" w:cs="Times New Roman"/>
+        </w:rPr>
+        <w:t xml:space="preserve"> </w:t>
+      </w:r>
+      <w:proofErr w:type="spellStart"/>
+      <w:r>
+        <w:rPr>
+          <w:rFonts w:ascii="Times New Roman" w:eastAsia="Times New Roman" w:hAnsi="Times New Roman" w:cs="Times New Roman"/>
+        </w:rPr>
+        <w:t>commodo</w:t>
+      </w:r>
+      <w:proofErr w:type="spellEnd"/>
+      <w:r>
+        <w:rPr>
+          <w:rFonts w:ascii="Times New Roman" w:eastAsia="Times New Roman" w:hAnsi="Times New Roman" w:cs="Times New Roman"/>
+        </w:rPr>
+        <w:t xml:space="preserve"> magna eros </w:t>
+      </w:r>
+      <w:proofErr w:type="spellStart"/>
+      <w:r>
+        <w:rPr>
+          <w:rFonts w:ascii="Times New Roman" w:eastAsia="Times New Roman" w:hAnsi="Times New Roman" w:cs="Times New Roman"/>
+        </w:rPr>
+        <w:t>quis</w:t>
+      </w:r>
+      <w:proofErr w:type="spellEnd"/>
+      <w:r>
+        <w:rPr>
+          <w:rFonts w:ascii="Times New Roman" w:eastAsia="Times New Roman" w:hAnsi="Times New Roman" w:cs="Times New Roman"/>
+        </w:rPr>
+        <w:t xml:space="preserve"> </w:t>
+      </w:r>
+      <w:proofErr w:type="spellStart"/>
+      <w:proofErr w:type="gramStart"/>
+      <w:r>
+        <w:rPr>
+          <w:rFonts w:ascii="Times New Roman" w:eastAsia="Times New Roman" w:hAnsi="Times New Roman" w:cs="Times New Roman"/>
+        </w:rPr>
+        <w:t>urna.Nunc</w:t>
+      </w:r>
+      <w:proofErr w:type="spellEnd"/>
+      <w:proofErr w:type="gramEnd"/>
+      <w:r>
+        <w:rPr>
+          <w:rFonts w:ascii="Times New Roman" w:eastAsia="Times New Roman" w:hAnsi="Times New Roman" w:cs="Times New Roman"/>
+        </w:rPr>
+        <w:t xml:space="preserve"> </w:t>
+      </w:r>
+      <w:proofErr w:type="spellStart"/>
+      <w:r>
+        <w:rPr>
+          <w:rFonts w:ascii="Times New Roman" w:eastAsia="Times New Roman" w:hAnsi="Times New Roman" w:cs="Times New Roman"/>
+        </w:rPr>
+        <w:t>viverra</w:t>
+      </w:r>
+      <w:proofErr w:type="spellEnd"/>
+      <w:r>
+        <w:rPr>
+          <w:rFonts w:ascii="Times New Roman" w:eastAsia="Times New Roman" w:hAnsi="Times New Roman" w:cs="Times New Roman"/>
+        </w:rPr>
+        <w:t xml:space="preserve"> </w:t>
+      </w:r>
+      <w:proofErr w:type="spellStart"/>
+      <w:r>
+        <w:rPr>
+          <w:rFonts w:ascii="Times New Roman" w:eastAsia="Times New Roman" w:hAnsi="Times New Roman" w:cs="Times New Roman"/>
+        </w:rPr>
+        <w:t>imperdiet</w:t>
+      </w:r>
+      <w:proofErr w:type="spellEnd"/>
+      <w:r>
+        <w:rPr>
+          <w:rFonts w:ascii="Times New Roman" w:eastAsia="Times New Roman" w:hAnsi="Times New Roman" w:cs="Times New Roman"/>
+        </w:rPr>
+        <w:t xml:space="preserve"> </w:t>
+      </w:r>
+      <w:proofErr w:type="spellStart"/>
+      <w:r>
+        <w:rPr>
+          <w:rFonts w:ascii="Times New Roman" w:eastAsia="Times New Roman" w:hAnsi="Times New Roman" w:cs="Times New Roman"/>
+        </w:rPr>
+        <w:t>enim</w:t>
+      </w:r>
+      <w:proofErr w:type="spellEnd"/>
+      <w:r>
+        <w:rPr>
+          <w:rFonts w:ascii="Times New Roman" w:eastAsia="Times New Roman" w:hAnsi="Times New Roman" w:cs="Times New Roman"/>
+        </w:rPr>
+        <w:t xml:space="preserve">. </w:t>
+      </w:r>
+      <w:proofErr w:type="spellStart"/>
+      <w:r>
+        <w:rPr>
+          <w:rFonts w:ascii="Times New Roman" w:eastAsia="Times New Roman" w:hAnsi="Times New Roman" w:cs="Times New Roman"/>
+        </w:rPr>
+        <w:t>Fusce</w:t>
+      </w:r>
+      <w:proofErr w:type="spellEnd"/>
+      <w:r>
+        <w:rPr>
+          <w:rFonts w:ascii="Times New Roman" w:eastAsia="Times New Roman" w:hAnsi="Times New Roman" w:cs="Times New Roman"/>
+        </w:rPr>
+        <w:t xml:space="preserve"> est. </w:t>
+      </w:r>
+      <w:proofErr w:type="spellStart"/>
+      <w:r>
+        <w:rPr>
+          <w:rFonts w:ascii="Times New Roman" w:eastAsia="Times New Roman" w:hAnsi="Times New Roman" w:cs="Times New Roman"/>
+        </w:rPr>
+        <w:t>Vivamus</w:t>
+      </w:r>
+      <w:proofErr w:type="spellEnd"/>
+      <w:r>
+        <w:rPr>
+          <w:rFonts w:ascii="Times New Roman" w:eastAsia="Times New Roman" w:hAnsi="Times New Roman" w:cs="Times New Roman"/>
+        </w:rPr>
+        <w:t xml:space="preserve"> a </w:t>
+      </w:r>
+      <w:proofErr w:type="spellStart"/>
+      <w:proofErr w:type="gramStart"/>
+      <w:r>
+        <w:rPr>
+          <w:rFonts w:ascii="Times New Roman" w:eastAsia="Times New Roman" w:hAnsi="Times New Roman" w:cs="Times New Roman"/>
+        </w:rPr>
+        <w:t>tellus.Pellentesque</w:t>
+      </w:r>
+      <w:proofErr w:type="spellEnd"/>
+      <w:proofErr w:type="gramEnd"/>
+      <w:r>
+        <w:rPr>
+          <w:rFonts w:ascii="Times New Roman" w:eastAsia="Times New Roman" w:hAnsi="Times New Roman" w:cs="Times New Roman"/>
+        </w:rPr>
+        <w:t xml:space="preserve"> habitant </w:t>
+      </w:r>
+      <w:proofErr w:type="spellStart"/>
+      <w:r>
+        <w:rPr>
+          <w:rFonts w:ascii="Times New Roman" w:eastAsia="Times New Roman" w:hAnsi="Times New Roman" w:cs="Times New Roman"/>
+        </w:rPr>
+        <w:t>morbi</w:t>
+      </w:r>
+      <w:proofErr w:type="spellEnd"/>
+      <w:r>
+        <w:rPr>
+          <w:rFonts w:ascii="Times New Roman" w:eastAsia="Times New Roman" w:hAnsi="Times New Roman" w:cs="Times New Roman"/>
+        </w:rPr>
+        <w:t xml:space="preserve"> </w:t>
+      </w:r>
+      <w:proofErr w:type="spellStart"/>
+      <w:r>
+        <w:rPr>
+          <w:rFonts w:ascii="Times New Roman" w:eastAsia="Times New Roman" w:hAnsi="Times New Roman" w:cs="Times New Roman"/>
+        </w:rPr>
+        <w:t>tristique</w:t>
+      </w:r>
+      <w:proofErr w:type="spellEnd"/>
+      <w:r>
+        <w:rPr>
+          <w:rFonts w:ascii="Times New Roman" w:eastAsia="Times New Roman" w:hAnsi="Times New Roman" w:cs="Times New Roman"/>
+        </w:rPr>
+        <w:t xml:space="preserve"> </w:t>
+      </w:r>
+      <w:proofErr w:type="spellStart"/>
+      <w:r>
+        <w:rPr>
+          <w:rFonts w:ascii="Times New Roman" w:eastAsia="Times New Roman" w:hAnsi="Times New Roman" w:cs="Times New Roman"/>
+        </w:rPr>
+        <w:t>senectus</w:t>
+      </w:r>
+      <w:proofErr w:type="spellEnd"/>
+      <w:r>
+        <w:rPr>
+          <w:rFonts w:ascii="Times New Roman" w:eastAsia="Times New Roman" w:hAnsi="Times New Roman" w:cs="Times New Roman"/>
+        </w:rPr>
+        <w:t xml:space="preserve"> et </w:t>
+      </w:r>
+      <w:proofErr w:type="spellStart"/>
+      <w:r>
+        <w:rPr>
+          <w:rFonts w:ascii="Times New Roman" w:eastAsia="Times New Roman" w:hAnsi="Times New Roman" w:cs="Times New Roman"/>
+        </w:rPr>
+        <w:t>netus</w:t>
+      </w:r>
+      <w:proofErr w:type="spellEnd"/>
+      <w:r>
+        <w:rPr>
+          <w:rFonts w:ascii="Times New Roman" w:eastAsia="Times New Roman" w:hAnsi="Times New Roman" w:cs="Times New Roman"/>
+        </w:rPr>
+        <w:t xml:space="preserve"> et </w:t>
+      </w:r>
+      <w:proofErr w:type="spellStart"/>
+      <w:r>
+        <w:rPr>
+          <w:rFonts w:ascii="Times New Roman" w:eastAsia="Times New Roman" w:hAnsi="Times New Roman" w:cs="Times New Roman"/>
+        </w:rPr>
+        <w:t>malesuada</w:t>
+      </w:r>
+      <w:proofErr w:type="spellEnd"/>
+      <w:r>
+        <w:rPr>
+          <w:rFonts w:ascii="Times New Roman" w:eastAsia="Times New Roman" w:hAnsi="Times New Roman" w:cs="Times New Roman"/>
+        </w:rPr>
+        <w:t xml:space="preserve"> fames ac </w:t>
+      </w:r>
+      <w:proofErr w:type="spellStart"/>
+      <w:r>
+        <w:rPr>
+          <w:rFonts w:ascii="Times New Roman" w:eastAsia="Times New Roman" w:hAnsi="Times New Roman" w:cs="Times New Roman"/>
+        </w:rPr>
+        <w:t>turpis</w:t>
+      </w:r>
+      <w:proofErr w:type="spellEnd"/>
+      <w:r>
+        <w:rPr>
+          <w:rFonts w:ascii="Times New Roman" w:eastAsia="Times New Roman" w:hAnsi="Times New Roman" w:cs="Times New Roman"/>
+        </w:rPr>
+        <w:t xml:space="preserve"> </w:t>
+      </w:r>
+      <w:proofErr w:type="spellStart"/>
+      <w:r>
+        <w:rPr>
+          <w:rFonts w:ascii="Times New Roman" w:eastAsia="Times New Roman" w:hAnsi="Times New Roman" w:cs="Times New Roman"/>
+        </w:rPr>
+        <w:t>egestas</w:t>
+      </w:r>
+      <w:proofErr w:type="spellEnd"/>
+      <w:r>
+        <w:rPr>
+          <w:rFonts w:ascii="Times New Roman" w:eastAsia="Times New Roman" w:hAnsi="Times New Roman" w:cs="Times New Roman"/>
+        </w:rPr>
+        <w:t xml:space="preserve">. Proin pharetra </w:t>
+      </w:r>
+      <w:proofErr w:type="spellStart"/>
+      <w:r>
+        <w:rPr>
+          <w:rFonts w:ascii="Times New Roman" w:eastAsia="Times New Roman" w:hAnsi="Times New Roman" w:cs="Times New Roman"/>
+        </w:rPr>
+        <w:t>nonummy</w:t>
+      </w:r>
+      <w:proofErr w:type="spellEnd"/>
+      <w:r>
+        <w:rPr>
+          <w:rFonts w:ascii="Times New Roman" w:eastAsia="Times New Roman" w:hAnsi="Times New Roman" w:cs="Times New Roman"/>
+        </w:rPr>
+        <w:t xml:space="preserve"> </w:t>
+      </w:r>
+      <w:proofErr w:type="spellStart"/>
+      <w:r>
+        <w:rPr>
+          <w:rFonts w:ascii="Times New Roman" w:eastAsia="Times New Roman" w:hAnsi="Times New Roman" w:cs="Times New Roman"/>
+        </w:rPr>
+        <w:t>pede</w:t>
+      </w:r>
+      <w:proofErr w:type="spellEnd"/>
+      <w:r>
+        <w:rPr>
+          <w:rFonts w:ascii="Times New Roman" w:eastAsia="Times New Roman" w:hAnsi="Times New Roman" w:cs="Times New Roman"/>
+        </w:rPr>
+        <w:t xml:space="preserve">. </w:t>
+      </w:r>
+      <w:proofErr w:type="spellStart"/>
+      <w:r>
+        <w:rPr>
+          <w:rFonts w:ascii="Times New Roman" w:eastAsia="Times New Roman" w:hAnsi="Times New Roman" w:cs="Times New Roman"/>
+        </w:rPr>
+        <w:t>Mauris</w:t>
+      </w:r>
+      <w:proofErr w:type="spellEnd"/>
+      <w:r>
+        <w:rPr>
+          <w:rFonts w:ascii="Times New Roman" w:eastAsia="Times New Roman" w:hAnsi="Times New Roman" w:cs="Times New Roman"/>
+        </w:rPr>
+        <w:t xml:space="preserve"> et </w:t>
+      </w:r>
+      <w:proofErr w:type="spellStart"/>
+      <w:proofErr w:type="gramStart"/>
+      <w:r>
+        <w:rPr>
+          <w:rFonts w:ascii="Times New Roman" w:eastAsia="Times New Roman" w:hAnsi="Times New Roman" w:cs="Times New Roman"/>
+        </w:rPr>
+        <w:t>orci.Aenean</w:t>
+      </w:r>
+      <w:proofErr w:type="spellEnd"/>
+      <w:proofErr w:type="gramEnd"/>
+      <w:r>
+        <w:rPr>
+          <w:rFonts w:ascii="Times New Roman" w:eastAsia="Times New Roman" w:hAnsi="Times New Roman" w:cs="Times New Roman"/>
+        </w:rPr>
+        <w:t xml:space="preserve"> nec lorem. In </w:t>
+      </w:r>
+      <w:proofErr w:type="spellStart"/>
+      <w:r>
+        <w:rPr>
+          <w:rFonts w:ascii="Times New Roman" w:eastAsia="Times New Roman" w:hAnsi="Times New Roman" w:cs="Times New Roman"/>
+        </w:rPr>
+        <w:t>porttitor</w:t>
+      </w:r>
+      <w:proofErr w:type="spellEnd"/>
+      <w:r>
+        <w:rPr>
+          <w:rFonts w:ascii="Times New Roman" w:eastAsia="Times New Roman" w:hAnsi="Times New Roman" w:cs="Times New Roman"/>
+        </w:rPr>
+        <w:t xml:space="preserve">. Donec </w:t>
+      </w:r>
+      <w:proofErr w:type="spellStart"/>
+      <w:r>
+        <w:rPr>
+          <w:rFonts w:ascii="Times New Roman" w:eastAsia="Times New Roman" w:hAnsi="Times New Roman" w:cs="Times New Roman"/>
+        </w:rPr>
+        <w:t>laoreet</w:t>
+      </w:r>
+      <w:proofErr w:type="spellEnd"/>
+      <w:r>
+        <w:rPr>
+          <w:rFonts w:ascii="Times New Roman" w:eastAsia="Times New Roman" w:hAnsi="Times New Roman" w:cs="Times New Roman"/>
+        </w:rPr>
+        <w:t xml:space="preserve"> </w:t>
+      </w:r>
+      <w:proofErr w:type="spellStart"/>
+      <w:r>
+        <w:rPr>
+          <w:rFonts w:ascii="Times New Roman" w:eastAsia="Times New Roman" w:hAnsi="Times New Roman" w:cs="Times New Roman"/>
+        </w:rPr>
+        <w:t>nonummy</w:t>
+      </w:r>
+      <w:proofErr w:type="spellEnd"/>
+      <w:r>
+        <w:rPr>
+          <w:rFonts w:ascii="Times New Roman" w:eastAsia="Times New Roman" w:hAnsi="Times New Roman" w:cs="Times New Roman"/>
+        </w:rPr>
+        <w:t xml:space="preserve"> </w:t>
+      </w:r>
+      <w:proofErr w:type="spellStart"/>
+      <w:proofErr w:type="gramStart"/>
+      <w:r>
+        <w:rPr>
+          <w:rFonts w:ascii="Times New Roman" w:eastAsia="Times New Roman" w:hAnsi="Times New Roman" w:cs="Times New Roman"/>
+        </w:rPr>
+        <w:t>augue.Suspendisse</w:t>
+      </w:r>
+      <w:proofErr w:type="spellEnd"/>
+      <w:proofErr w:type="gramEnd"/>
+      <w:r>
+        <w:rPr>
+          <w:rFonts w:ascii="Times New Roman" w:eastAsia="Times New Roman" w:hAnsi="Times New Roman" w:cs="Times New Roman"/>
+        </w:rPr>
+        <w:t xml:space="preserve"> dui </w:t>
+      </w:r>
+      <w:proofErr w:type="spellStart"/>
+      <w:r>
+        <w:rPr>
+          <w:rFonts w:ascii="Times New Roman" w:eastAsia="Times New Roman" w:hAnsi="Times New Roman" w:cs="Times New Roman"/>
+        </w:rPr>
+        <w:t>purus</w:t>
+      </w:r>
+      <w:proofErr w:type="spellEnd"/>
+      <w:r>
+        <w:rPr>
+          <w:rFonts w:ascii="Times New Roman" w:eastAsia="Times New Roman" w:hAnsi="Times New Roman" w:cs="Times New Roman"/>
+        </w:rPr>
+        <w:t xml:space="preserve">, </w:t>
+      </w:r>
+      <w:proofErr w:type="spellStart"/>
+      <w:r>
+        <w:rPr>
+          <w:rFonts w:ascii="Times New Roman" w:eastAsia="Times New Roman" w:hAnsi="Times New Roman" w:cs="Times New Roman"/>
+        </w:rPr>
+        <w:t>scelerisque</w:t>
+      </w:r>
+      <w:proofErr w:type="spellEnd"/>
+      <w:r>
+        <w:rPr>
+          <w:rFonts w:ascii="Times New Roman" w:eastAsia="Times New Roman" w:hAnsi="Times New Roman" w:cs="Times New Roman"/>
+        </w:rPr>
+        <w:t xml:space="preserve"> at, </w:t>
+      </w:r>
+      <w:proofErr w:type="spellStart"/>
+      <w:r>
+        <w:rPr>
+          <w:rFonts w:ascii="Times New Roman" w:eastAsia="Times New Roman" w:hAnsi="Times New Roman" w:cs="Times New Roman"/>
+        </w:rPr>
+        <w:t>vulputate</w:t>
+      </w:r>
+      <w:proofErr w:type="spellEnd"/>
+      <w:r>
+        <w:rPr>
+          <w:rFonts w:ascii="Times New Roman" w:eastAsia="Times New Roman" w:hAnsi="Times New Roman" w:cs="Times New Roman"/>
+        </w:rPr>
+        <w:t xml:space="preserve"> vitae, </w:t>
+      </w:r>
+      <w:proofErr w:type="spellStart"/>
+      <w:r>
+        <w:rPr>
+          <w:rFonts w:ascii="Times New Roman" w:eastAsia="Times New Roman" w:hAnsi="Times New Roman" w:cs="Times New Roman"/>
+        </w:rPr>
+        <w:t>pretium</w:t>
+      </w:r>
+      <w:proofErr w:type="spellEnd"/>
+      <w:r>
+        <w:rPr>
+          <w:rFonts w:ascii="Times New Roman" w:eastAsia="Times New Roman" w:hAnsi="Times New Roman" w:cs="Times New Roman"/>
+        </w:rPr>
+        <w:t xml:space="preserve"> </w:t>
+      </w:r>
+      <w:proofErr w:type="spellStart"/>
+      <w:r>
+        <w:rPr>
+          <w:rFonts w:ascii="Times New Roman" w:eastAsia="Times New Roman" w:hAnsi="Times New Roman" w:cs="Times New Roman"/>
+        </w:rPr>
+        <w:t>mattis</w:t>
+      </w:r>
+      <w:proofErr w:type="spellEnd"/>
+      <w:r>
+        <w:rPr>
+          <w:rFonts w:ascii="Times New Roman" w:eastAsia="Times New Roman" w:hAnsi="Times New Roman" w:cs="Times New Roman"/>
+        </w:rPr>
+        <w:t xml:space="preserve">, </w:t>
+      </w:r>
+      <w:proofErr w:type="spellStart"/>
+      <w:r>
+        <w:rPr>
+          <w:rFonts w:ascii="Times New Roman" w:eastAsia="Times New Roman" w:hAnsi="Times New Roman" w:cs="Times New Roman"/>
+        </w:rPr>
+        <w:t>nunc</w:t>
+      </w:r>
+      <w:proofErr w:type="spellEnd"/>
+      <w:r>
+        <w:rPr>
+          <w:rFonts w:ascii="Times New Roman" w:eastAsia="Times New Roman" w:hAnsi="Times New Roman" w:cs="Times New Roman"/>
+        </w:rPr>
+        <w:t xml:space="preserve">. </w:t>
+      </w:r>
+      <w:proofErr w:type="spellStart"/>
+      <w:r>
+        <w:rPr>
+          <w:rFonts w:ascii="Times New Roman" w:eastAsia="Times New Roman" w:hAnsi="Times New Roman" w:cs="Times New Roman"/>
+        </w:rPr>
+        <w:t>Mauris</w:t>
+      </w:r>
+      <w:proofErr w:type="spellEnd"/>
+      <w:r>
+        <w:rPr>
+          <w:rFonts w:ascii="Times New Roman" w:eastAsia="Times New Roman" w:hAnsi="Times New Roman" w:cs="Times New Roman"/>
+        </w:rPr>
+        <w:t xml:space="preserve"> </w:t>
+      </w:r>
+      <w:proofErr w:type="spellStart"/>
+      <w:r>
+        <w:rPr>
+          <w:rFonts w:ascii="Times New Roman" w:eastAsia="Times New Roman" w:hAnsi="Times New Roman" w:cs="Times New Roman"/>
+        </w:rPr>
+        <w:t>eget</w:t>
+      </w:r>
+      <w:proofErr w:type="spellEnd"/>
+      <w:r>
+        <w:rPr>
+          <w:rFonts w:ascii="Times New Roman" w:eastAsia="Times New Roman" w:hAnsi="Times New Roman" w:cs="Times New Roman"/>
+        </w:rPr>
+        <w:t xml:space="preserve"> </w:t>
+      </w:r>
+      <w:proofErr w:type="spellStart"/>
+      <w:r>
+        <w:rPr>
+          <w:rFonts w:ascii="Times New Roman" w:eastAsia="Times New Roman" w:hAnsi="Times New Roman" w:cs="Times New Roman"/>
+        </w:rPr>
+        <w:t>neque</w:t>
+      </w:r>
+      <w:proofErr w:type="spellEnd"/>
+      <w:r>
+        <w:rPr>
+          <w:rFonts w:ascii="Times New Roman" w:eastAsia="Times New Roman" w:hAnsi="Times New Roman" w:cs="Times New Roman"/>
+        </w:rPr>
+        <w:t xml:space="preserve"> at </w:t>
+      </w:r>
+      <w:proofErr w:type="spellStart"/>
+      <w:r>
+        <w:rPr>
+          <w:rFonts w:ascii="Times New Roman" w:eastAsia="Times New Roman" w:hAnsi="Times New Roman" w:cs="Times New Roman"/>
+        </w:rPr>
+        <w:t>sem</w:t>
+      </w:r>
+      <w:proofErr w:type="spellEnd"/>
+      <w:r>
+        <w:rPr>
+          <w:rFonts w:ascii="Times New Roman" w:eastAsia="Times New Roman" w:hAnsi="Times New Roman" w:cs="Times New Roman"/>
+        </w:rPr>
+        <w:t xml:space="preserve"> </w:t>
+      </w:r>
+      <w:proofErr w:type="spellStart"/>
+      <w:r>
+        <w:rPr>
+          <w:rFonts w:ascii="Times New Roman" w:eastAsia="Times New Roman" w:hAnsi="Times New Roman" w:cs="Times New Roman"/>
+        </w:rPr>
+        <w:t>venenatis</w:t>
+      </w:r>
+      <w:proofErr w:type="spellEnd"/>
+      <w:r>
+        <w:rPr>
+          <w:rFonts w:ascii="Times New Roman" w:eastAsia="Times New Roman" w:hAnsi="Times New Roman" w:cs="Times New Roman"/>
+        </w:rPr>
+        <w:t xml:space="preserve"> </w:t>
+      </w:r>
+      <w:proofErr w:type="spellStart"/>
+      <w:r>
+        <w:rPr>
+          <w:rFonts w:ascii="Times New Roman" w:eastAsia="Times New Roman" w:hAnsi="Times New Roman" w:cs="Times New Roman"/>
+        </w:rPr>
+        <w:t>eleifend</w:t>
+      </w:r>
+      <w:proofErr w:type="spellEnd"/>
+      <w:r>
+        <w:rPr>
+          <w:rFonts w:ascii="Times New Roman" w:eastAsia="Times New Roman" w:hAnsi="Times New Roman" w:cs="Times New Roman"/>
+        </w:rPr>
+        <w:t xml:space="preserve">. Ut </w:t>
+      </w:r>
+      <w:proofErr w:type="spellStart"/>
+      <w:r>
+        <w:rPr>
+          <w:rFonts w:ascii="Times New Roman" w:eastAsia="Times New Roman" w:hAnsi="Times New Roman" w:cs="Times New Roman"/>
+        </w:rPr>
+        <w:t>nonummy</w:t>
+      </w:r>
+      <w:proofErr w:type="spellEnd"/>
+      <w:r>
+        <w:rPr>
+          <w:rFonts w:ascii="Times New Roman" w:eastAsia="Times New Roman" w:hAnsi="Times New Roman" w:cs="Times New Roman"/>
+        </w:rPr>
+        <w:t>.</w:t>
+      </w:r>
+    </w:p>
+    <w:p>
+      <w:pPr>
+        <w:spacing w:before="280" w:after="280"/>
         <w:rPr>
           <w:rFonts w:ascii="Times New Roman" w:eastAsia="Times New Roman" w:hAnsi="Times New Roman" w:cs="Times New Roman"/>
           <w:b/>
           <w:sz w:val="24"/>
           <w:szCs w:val="24"/>
         </w:rPr>
-        <w:t xml:space="preserve">    </w:t>
-      </w:r>
-      <w:r>
-        <w:rPr>
-          <w:rFonts w:ascii="Times New Roman" w:eastAsia="Times New Roman" w:hAnsi="Times New Roman" w:cs="Times New Roman"/>
-        </w:rPr>
-        <w:t>Lorem ipsum dolor sit amet, consectetuer adipiscing elit. Maecenas porttitor congue massa. Fusce posuere, magna sed pulvinar ultricies, purus lectus malesuada libero, sit amet commodo magna eros quis urna.Nunc viverra imperdiet enim. Fusce est. Vivamus a tellus.Pellentesque habitant morbi tristique senectus et netus et malesuada fames ac turpis egestas. Proin pharetra nonummy pede. Mauris et orci.Aenean nec lorem. In porttitor. Donec laoreet nonummy augue.Suspendisse dui purus, scelerisque at, vulputate vitae, pretium mattis, nunc. Mauris eget neque at sem venenatis eleifend. Ut nonummy.</w:t>
-      </w:r>
-    </w:p>
-    <w:p>
-      <w:pPr>
-        <w:spacing w:after="160"/>
-        <w:rPr>
-          <w:rFonts w:ascii="Times New Roman" w:eastAsia="Times New Roman" w:hAnsi="Times New Roman" w:cs="Times New Roman"/>
-          <w:b/>
-          <w:sz w:val="26"/>
-          <w:szCs w:val="26"/>
-        </w:rPr>
-      </w:pPr>
-      <w:r>
-        <w:rPr>
-          <w:rFonts w:ascii="Times New Roman" w:eastAsia="Times New Roman" w:hAnsi="Times New Roman" w:cs="Times New Roman"/>
-          <w:b/>
-          <w:sz w:val="26"/>
-          <w:szCs w:val="26"/>
-        </w:rPr>
-        <w:t>7  Experimental Setup and Evaluation</w:t>
-      </w:r>
-    </w:p>
-    <w:p>
-      <w:pPr>
-        <w:spacing w:after="160"/>
+      </w:pPr>
+      <w:r>
         <w:rPr>
           <w:rFonts w:ascii="Times New Roman" w:eastAsia="Times New Roman" w:hAnsi="Times New Roman" w:cs="Times New Roman"/>
           <w:b/>
           <w:sz w:val="24"/>
           <w:szCs w:val="24"/>
         </w:rPr>
-      </w:pPr>
-      <w:r>
+        <w:t>References</w:t>
+      </w:r>
+    </w:p>
+    <w:p>
+      <w:pPr>
+        <w:spacing w:before="280" w:after="280"/>
         <w:rPr>
           <w:rFonts w:ascii="Times New Roman" w:eastAsia="Times New Roman" w:hAnsi="Times New Roman" w:cs="Times New Roman"/>
           <w:b/>
-          <w:sz w:val="24"/>
-          <w:szCs w:val="24"/>
-        </w:rPr>
-        <w:t xml:space="preserve">    </w:t>
-      </w:r>
-      <w:r>
-        <w:rPr>
-          <w:rFonts w:ascii="Times New Roman" w:eastAsia="Times New Roman" w:hAnsi="Times New Roman" w:cs="Times New Roman"/>
-        </w:rPr>
-        <w:t>Lorem ipsum dolor sit amet, consectetuer adipiscing elit. Maecenas porttitor congue massa. Fusce posuere, magna sed pulvinar ultricies, purus lectus malesuada libero, sit amet commodo magna eros quis urna.Nunc viverra imperdiet enim. Fusce est. Vivamus a tellus.Pellentesque habitant morbi tristique senectus et netus et malesuada fames ac turpis egestas. Proin pharetra nonummy pede. Mauris et orci.Aenean nec lorem. In porttitor. Donec laoreet nonummy augue.Suspendisse dui purus, scelerisque at, vulputate vitae, pretium mattis, nunc. Mauris eget neque at sem venenatis eleifend. Ut nonummy.</w:t>
-      </w:r>
-    </w:p>
-    <w:p>
-      <w:pPr>
-        <w:spacing w:after="160"/>
+        </w:rPr>
+      </w:pPr>
+      <w:r>
+        <w:rPr>
+          <w:rFonts w:ascii="Times New Roman" w:eastAsia="Times New Roman" w:hAnsi="Times New Roman" w:cs="Times New Roman"/>
+        </w:rPr>
+        <w:t>[1]</w:t>
+      </w:r>
+      <w:r>
         <w:rPr>
           <w:rFonts w:ascii="Times New Roman" w:eastAsia="Times New Roman" w:hAnsi="Times New Roman" w:cs="Times New Roman"/>
           <w:b/>
-          <w:sz w:val="26"/>
-          <w:szCs w:val="26"/>
-        </w:rPr>
-      </w:pPr>
-      <w:r>
-        <w:rPr>
-          <w:rFonts w:ascii="Times New Roman" w:eastAsia="Times New Roman" w:hAnsi="Times New Roman" w:cs="Times New Roman"/>
-          <w:b/>
-          <w:sz w:val="24"/>
-          <w:szCs w:val="24"/>
-        </w:rPr>
-        <w:t xml:space="preserve">8  </w:t>
-      </w:r>
-      <w:r>
-        <w:rPr>
-          <w:rFonts w:ascii="Times New Roman" w:eastAsia="Times New Roman" w:hAnsi="Times New Roman" w:cs="Times New Roman"/>
-          <w:b/>
-          <w:sz w:val="26"/>
-          <w:szCs w:val="26"/>
-        </w:rPr>
-        <w:t>Results and Discussion</w:t>
-      </w:r>
-    </w:p>
-    <w:p>
-      <w:pPr>
-        <w:spacing w:after="160"/>
-        <w:rPr>
-          <w:rFonts w:ascii="Times New Roman" w:eastAsia="Times New Roman" w:hAnsi="Times New Roman" w:cs="Times New Roman"/>
-          <w:b/>
-          <w:sz w:val="26"/>
-          <w:szCs w:val="26"/>
-        </w:rPr>
-      </w:pPr>
-      <w:r>
-        <w:rPr>
-          <w:rFonts w:ascii="Times New Roman" w:eastAsia="Times New Roman" w:hAnsi="Times New Roman" w:cs="Times New Roman"/>
-          <w:b/>
-          <w:sz w:val="26"/>
-          <w:szCs w:val="26"/>
-        </w:rPr>
-        <w:t xml:space="preserve">    </w:t>
-      </w:r>
-      <w:r>
-        <w:rPr>
-          <w:rFonts w:ascii="Times New Roman" w:eastAsia="Times New Roman" w:hAnsi="Times New Roman" w:cs="Times New Roman"/>
-        </w:rPr>
-        <w:t xml:space="preserve">Lorem ipsum dolor sit amet, consectetuer adipiscing elit. Maecenas porttitor congue massa. Fusce posuere, magna sed pulvinar ultricies, purus lectus malesuada libero, sit amet commodo </w:t>
-      </w:r>
-      <w:r>
-        <w:rPr>
-          <w:rFonts w:ascii="Times New Roman" w:eastAsia="Times New Roman" w:hAnsi="Times New Roman" w:cs="Times New Roman"/>
-        </w:rPr>
-        <w:t>magna eros quis urna.Nunc viverra imperdiet enim. Fusce est. Vivamus a tellus.Pellentesque habitant morbi tristique senectus et netus et malesuada fames ac turpis egestas. Proin pharetra nonummy pede. Mauris et orci.Aenean nec lorem. In porttitor. Donec laoreet nonummy augue.Suspendisse dui purus, scelerisque at, vulputate vitae, pretium mattis, nunc. Mauris eget neque at sem venenatis eleifend. Ut nonummy.</w:t>
-      </w:r>
-    </w:p>
-    <w:p>
-      <w:pPr>
-        <w:spacing w:after="160"/>
-        <w:rPr>
-          <w:rFonts w:ascii="Times New Roman" w:eastAsia="Times New Roman" w:hAnsi="Times New Roman" w:cs="Times New Roman"/>
-          <w:b/>
-          <w:sz w:val="26"/>
-          <w:szCs w:val="26"/>
-        </w:rPr>
-      </w:pPr>
-      <w:r>
-        <w:rPr>
-          <w:rFonts w:ascii="Times New Roman" w:eastAsia="Times New Roman" w:hAnsi="Times New Roman" w:cs="Times New Roman"/>
-          <w:b/>
-          <w:sz w:val="26"/>
-          <w:szCs w:val="26"/>
-        </w:rPr>
-        <w:t>9  Conclusion and Future Work</w:t>
-      </w:r>
-    </w:p>
-    <w:p>
-      <w:pPr>
-        <w:spacing w:after="160"/>
-        <w:rPr>
-          <w:rFonts w:ascii="Times New Roman" w:eastAsia="Times New Roman" w:hAnsi="Times New Roman" w:cs="Times New Roman"/>
-          <w:b/>
-          <w:sz w:val="24"/>
-          <w:szCs w:val="24"/>
-        </w:rPr>
-      </w:pPr>
-      <w:r>
-        <w:rPr>
-          <w:rFonts w:ascii="Times New Roman" w:eastAsia="Times New Roman" w:hAnsi="Times New Roman" w:cs="Times New Roman"/>
-          <w:b/>
-          <w:sz w:val="24"/>
-          <w:szCs w:val="24"/>
-        </w:rPr>
-        <w:t xml:space="preserve">    </w:t>
-      </w:r>
-      <w:r>
-        <w:rPr>
-          <w:rFonts w:ascii="Times New Roman" w:eastAsia="Times New Roman" w:hAnsi="Times New Roman" w:cs="Times New Roman"/>
-        </w:rPr>
-        <w:t>Lorem ipsum dolor sit amet, consectetuer adipiscing elit. Maecenas porttitor congue massa. Fusce posuere, magna sed pulvinar ultricies, purus lectus malesuada libero, sit amet commodo magna eros quis urna.Nunc viverra imperdiet enim. Fusce est. Vivamus a tellus.Pellentesque habitant morbi tristique senectus et netus et malesuada fames ac turpis egestas. Proin pharetra nonummy pede. Mauris et orci.Aenean nec lorem. In porttitor. Donec laoreet nonummy augue.Suspendisse dui purus, scelerisque at, vulputate vitae, pretium mattis, nunc. Mauris eget neque at sem venenatis eleifend. Ut nonummy.</w:t>
+        </w:rPr>
+        <w:t xml:space="preserve">   </w:t>
+      </w:r>
+      <w:proofErr w:type="spellStart"/>
+      <w:r>
+        <w:rPr>
+          <w:rFonts w:ascii="Times New Roman" w:eastAsia="Times New Roman" w:hAnsi="Times New Roman" w:cs="Times New Roman"/>
+        </w:rPr>
+        <w:t>Chalkidis</w:t>
+      </w:r>
+      <w:proofErr w:type="spellEnd"/>
+      <w:r>
+        <w:rPr>
+          <w:rFonts w:ascii="Times New Roman" w:eastAsia="Times New Roman" w:hAnsi="Times New Roman" w:cs="Times New Roman"/>
+        </w:rPr>
+        <w:t xml:space="preserve">, I., </w:t>
+      </w:r>
+      <w:proofErr w:type="spellStart"/>
+      <w:r>
+        <w:rPr>
+          <w:rFonts w:ascii="Times New Roman" w:eastAsia="Times New Roman" w:hAnsi="Times New Roman" w:cs="Times New Roman"/>
+        </w:rPr>
+        <w:t>Fergadiotis</w:t>
+      </w:r>
+      <w:proofErr w:type="spellEnd"/>
+      <w:r>
+        <w:rPr>
+          <w:rFonts w:ascii="Times New Roman" w:eastAsia="Times New Roman" w:hAnsi="Times New Roman" w:cs="Times New Roman"/>
+        </w:rPr>
+        <w:t xml:space="preserve">, M., </w:t>
+      </w:r>
+      <w:proofErr w:type="spellStart"/>
+      <w:r>
+        <w:rPr>
+          <w:rFonts w:ascii="Times New Roman" w:eastAsia="Times New Roman" w:hAnsi="Times New Roman" w:cs="Times New Roman"/>
+        </w:rPr>
+        <w:t>Malakasiotis</w:t>
+      </w:r>
+      <w:proofErr w:type="spellEnd"/>
+      <w:r>
+        <w:rPr>
+          <w:rFonts w:ascii="Times New Roman" w:eastAsia="Times New Roman" w:hAnsi="Times New Roman" w:cs="Times New Roman"/>
+        </w:rPr>
+        <w:t xml:space="preserve">, P., </w:t>
+      </w:r>
+      <w:proofErr w:type="spellStart"/>
+      <w:r>
+        <w:rPr>
+          <w:rFonts w:ascii="Times New Roman" w:eastAsia="Times New Roman" w:hAnsi="Times New Roman" w:cs="Times New Roman"/>
+        </w:rPr>
+        <w:t>Aletras</w:t>
+      </w:r>
+      <w:proofErr w:type="spellEnd"/>
+      <w:r>
+        <w:rPr>
+          <w:rFonts w:ascii="Times New Roman" w:eastAsia="Times New Roman" w:hAnsi="Times New Roman" w:cs="Times New Roman"/>
+        </w:rPr>
+        <w:t xml:space="preserve">, N., &amp; </w:t>
+      </w:r>
+      <w:proofErr w:type="spellStart"/>
+      <w:r>
+        <w:rPr>
+          <w:rFonts w:ascii="Times New Roman" w:eastAsia="Times New Roman" w:hAnsi="Times New Roman" w:cs="Times New Roman"/>
+        </w:rPr>
+        <w:t>Androutsopoulos</w:t>
+      </w:r>
+      <w:proofErr w:type="spellEnd"/>
+      <w:r>
+        <w:rPr>
+          <w:rFonts w:ascii="Times New Roman" w:eastAsia="Times New Roman" w:hAnsi="Times New Roman" w:cs="Times New Roman"/>
+        </w:rPr>
+        <w:t xml:space="preserve">, I. (2020). LEGAL-BERT: The Muppets straight out of Law School. Findings of the Association for Computational Linguistics: EMNLP 2020, 2898-2904. </w:t>
       </w:r>
     </w:p>
     <w:p>
@@ -607,61 +6595,41 @@
         <w:spacing w:before="280" w:after="280"/>
         <w:rPr>
           <w:rFonts w:ascii="Times New Roman" w:eastAsia="Times New Roman" w:hAnsi="Times New Roman" w:cs="Times New Roman"/>
-          <w:b/>
-          <w:sz w:val="24"/>
-          <w:szCs w:val="24"/>
-        </w:rPr>
-      </w:pPr>
-      <w:r>
-        <w:rPr>
-          <w:rFonts w:ascii="Times New Roman" w:eastAsia="Times New Roman" w:hAnsi="Times New Roman" w:cs="Times New Roman"/>
-          <w:b/>
-          <w:sz w:val="24"/>
-          <w:szCs w:val="24"/>
-        </w:rPr>
-        <w:t>References</w:t>
-      </w:r>
-    </w:p>
-    <w:p>
-      <w:pPr>
-        <w:spacing w:before="280" w:after="280"/>
-        <w:rPr>
-          <w:rFonts w:ascii="Times New Roman" w:eastAsia="Times New Roman" w:hAnsi="Times New Roman" w:cs="Times New Roman"/>
-          <w:b/>
-        </w:rPr>
-      </w:pPr>
-      <w:r>
-        <w:rPr>
-          <w:rFonts w:ascii="Times New Roman" w:eastAsia="Times New Roman" w:hAnsi="Times New Roman" w:cs="Times New Roman"/>
-        </w:rPr>
-        <w:t>[1]</w:t>
-      </w:r>
-      <w:r>
-        <w:rPr>
-          <w:rFonts w:ascii="Times New Roman" w:eastAsia="Times New Roman" w:hAnsi="Times New Roman" w:cs="Times New Roman"/>
-          <w:b/>
-        </w:rPr>
-        <w:t xml:space="preserve">   </w:t>
-      </w:r>
-      <w:r>
-        <w:rPr>
-          <w:rFonts w:ascii="Times New Roman" w:eastAsia="Times New Roman" w:hAnsi="Times New Roman" w:cs="Times New Roman"/>
-        </w:rPr>
-        <w:t xml:space="preserve">Chalkidis, I., Fergadiotis, M., Malakasiotis, P., Aletras, N., &amp; Androutsopoulos, I. (2020). LEGAL-BERT: The Muppets straight out of Law School. Findings of the Association for Computational Linguistics: EMNLP 2020, 2898-2904. </w:t>
-      </w:r>
-    </w:p>
-    <w:p>
-      <w:pPr>
-        <w:spacing w:before="280" w:after="280"/>
-        <w:rPr>
-          <w:rFonts w:ascii="Times New Roman" w:eastAsia="Times New Roman" w:hAnsi="Times New Roman" w:cs="Times New Roman"/>
-        </w:rPr>
-      </w:pPr>
-      <w:r>
-        <w:rPr>
-          <w:rFonts w:ascii="Times New Roman" w:eastAsia="Times New Roman" w:hAnsi="Times New Roman" w:cs="Times New Roman"/>
-        </w:rPr>
-        <w:t>[2]    Zheng, L., Guha, N., Anderson, B. R., Henderson, P., &amp; Ho, D. E. (2021). When Does Pretraining Help? Assessing Self-Supervised Learning for Law and the CaseHOLD Dataset. arXiv preprint arXiv:2104.08671.Engineering Leadership, UC Berkeley.</w:t>
+        </w:rPr>
+      </w:pPr>
+      <w:r>
+        <w:rPr>
+          <w:rFonts w:ascii="Times New Roman" w:eastAsia="Times New Roman" w:hAnsi="Times New Roman" w:cs="Times New Roman"/>
+        </w:rPr>
+        <w:t xml:space="preserve">[2]    Zheng, L., Guha, N., Anderson, B. R., Henderson, P., &amp; Ho, D. E. (2021). When Does Pretraining Help? Assessing Self-Supervised Learning for Law and the </w:t>
+      </w:r>
+      <w:proofErr w:type="spellStart"/>
+      <w:r>
+        <w:rPr>
+          <w:rFonts w:ascii="Times New Roman" w:eastAsia="Times New Roman" w:hAnsi="Times New Roman" w:cs="Times New Roman"/>
+        </w:rPr>
+        <w:t>CaseHOLD</w:t>
+      </w:r>
+      <w:proofErr w:type="spellEnd"/>
+      <w:r>
+        <w:rPr>
+          <w:rFonts w:ascii="Times New Roman" w:eastAsia="Times New Roman" w:hAnsi="Times New Roman" w:cs="Times New Roman"/>
+        </w:rPr>
+        <w:t xml:space="preserve"> Dataset. </w:t>
+      </w:r>
+      <w:proofErr w:type="spellStart"/>
+      <w:r>
+        <w:rPr>
+          <w:rFonts w:ascii="Times New Roman" w:eastAsia="Times New Roman" w:hAnsi="Times New Roman" w:cs="Times New Roman"/>
+        </w:rPr>
+        <w:t>arXiv</w:t>
+      </w:r>
+      <w:proofErr w:type="spellEnd"/>
+      <w:r>
+        <w:rPr>
+          <w:rFonts w:ascii="Times New Roman" w:eastAsia="Times New Roman" w:hAnsi="Times New Roman" w:cs="Times New Roman"/>
+        </w:rPr>
+        <w:t xml:space="preserve"> preprint arXiv:2104.08671.Engineering Leadership, UC Berkeley.</w:t>
       </w:r>
       <w:hyperlink r:id="rId10">
         <w:r>
@@ -684,21 +6652,217 @@
         <w:rPr>
           <w:rFonts w:ascii="Times New Roman" w:eastAsia="Times New Roman" w:hAnsi="Times New Roman" w:cs="Times New Roman"/>
         </w:rPr>
+        <w:t>[3</w:t>
+      </w:r>
+      <w:proofErr w:type="gramStart"/>
+      <w:r>
+        <w:rPr>
+          <w:rFonts w:ascii="Times New Roman" w:eastAsia="Times New Roman" w:hAnsi="Times New Roman" w:cs="Times New Roman"/>
+        </w:rPr>
+        <w:t>]  Doshi</w:t>
+      </w:r>
+      <w:proofErr w:type="gramEnd"/>
+      <w:r>
+        <w:rPr>
+          <w:rFonts w:ascii="Times New Roman" w:eastAsia="Times New Roman" w:hAnsi="Times New Roman" w:cs="Times New Roman"/>
+        </w:rPr>
+        <w:t xml:space="preserve">-Velez, F., &amp; Kim, B. (2017). Towards a Rigorous Science of Interpretable Machine Learning. </w:t>
+      </w:r>
+      <w:proofErr w:type="spellStart"/>
+      <w:r>
+        <w:rPr>
+          <w:rFonts w:ascii="Times New Roman" w:eastAsia="Times New Roman" w:hAnsi="Times New Roman" w:cs="Times New Roman"/>
+          <w:i/>
+        </w:rPr>
+        <w:t>arXiv</w:t>
+      </w:r>
+      <w:proofErr w:type="spellEnd"/>
+      <w:r>
+        <w:rPr>
+          <w:rFonts w:ascii="Times New Roman" w:eastAsia="Times New Roman" w:hAnsi="Times New Roman" w:cs="Times New Roman"/>
+          <w:i/>
+        </w:rPr>
+        <w:t xml:space="preserve"> preprint</w:t>
+      </w:r>
+      <w:r>
+        <w:rPr>
+          <w:rFonts w:ascii="Times New Roman" w:eastAsia="Times New Roman" w:hAnsi="Times New Roman" w:cs="Times New Roman"/>
+        </w:rPr>
+        <w:t xml:space="preserve"> arXiv:1702.08608.</w:t>
+      </w:r>
+    </w:p>
+    <w:p>
+      <w:pPr>
+        <w:spacing w:before="280" w:after="280"/>
+        <w:rPr>
+          <w:rFonts w:ascii="Times New Roman" w:eastAsia="Times New Roman" w:hAnsi="Times New Roman" w:cs="Times New Roman"/>
+        </w:rPr>
+      </w:pPr>
+      <w:r>
+        <w:rPr>
+          <w:rFonts w:ascii="Times New Roman" w:eastAsia="Times New Roman" w:hAnsi="Times New Roman" w:cs="Times New Roman"/>
+        </w:rPr>
+        <w:t xml:space="preserve">[4]   Sundararajan, M., </w:t>
+      </w:r>
+      <w:proofErr w:type="spellStart"/>
+      <w:r>
+        <w:rPr>
+          <w:rFonts w:ascii="Times New Roman" w:eastAsia="Times New Roman" w:hAnsi="Times New Roman" w:cs="Times New Roman"/>
+        </w:rPr>
+        <w:t>Taly</w:t>
+      </w:r>
+      <w:proofErr w:type="spellEnd"/>
+      <w:r>
+        <w:rPr>
+          <w:rFonts w:ascii="Times New Roman" w:eastAsia="Times New Roman" w:hAnsi="Times New Roman" w:cs="Times New Roman"/>
+        </w:rPr>
+        <w:t xml:space="preserve">, A., &amp; Yan, Q. (2017). Axiomatic Attribution for Deep Networks. In </w:t>
+      </w:r>
+      <w:r>
+        <w:rPr>
+          <w:rFonts w:ascii="Times New Roman" w:eastAsia="Times New Roman" w:hAnsi="Times New Roman" w:cs="Times New Roman"/>
+          <w:i/>
+        </w:rPr>
+        <w:t>Proceedings of the 34th International Conference on Machine Learning</w:t>
+      </w:r>
+      <w:r>
+        <w:rPr>
+          <w:rFonts w:ascii="Times New Roman" w:eastAsia="Times New Roman" w:hAnsi="Times New Roman" w:cs="Times New Roman"/>
+        </w:rPr>
+        <w:t xml:space="preserve"> (ICML) (pp. 3319–3328).</w:t>
+      </w:r>
+    </w:p>
+    <w:p>
+      <w:pPr>
+        <w:spacing w:before="280" w:after="280"/>
+        <w:rPr>
+          <w:rFonts w:ascii="Times New Roman" w:eastAsia="Times New Roman" w:hAnsi="Times New Roman" w:cs="Times New Roman"/>
+        </w:rPr>
+      </w:pPr>
+      <w:r>
+        <w:rPr>
+          <w:rFonts w:ascii="Times New Roman" w:eastAsia="Times New Roman" w:hAnsi="Times New Roman" w:cs="Times New Roman"/>
+        </w:rPr>
+        <w:t xml:space="preserve">[5]    Simonyan, K., </w:t>
+      </w:r>
+      <w:proofErr w:type="spellStart"/>
+      <w:r>
+        <w:rPr>
+          <w:rFonts w:ascii="Times New Roman" w:eastAsia="Times New Roman" w:hAnsi="Times New Roman" w:cs="Times New Roman"/>
+        </w:rPr>
+        <w:t>Vedaldi</w:t>
+      </w:r>
+      <w:proofErr w:type="spellEnd"/>
+      <w:r>
+        <w:rPr>
+          <w:rFonts w:ascii="Times New Roman" w:eastAsia="Times New Roman" w:hAnsi="Times New Roman" w:cs="Times New Roman"/>
+        </w:rPr>
+        <w:t xml:space="preserve">, A., &amp; Zisserman, A. (2014). Deep Inside Convolutional Networks: </w:t>
+      </w:r>
+      <w:proofErr w:type="spellStart"/>
+      <w:r>
+        <w:rPr>
+          <w:rFonts w:ascii="Times New Roman" w:eastAsia="Times New Roman" w:hAnsi="Times New Roman" w:cs="Times New Roman"/>
+        </w:rPr>
+        <w:t>Visualising</w:t>
+      </w:r>
+      <w:proofErr w:type="spellEnd"/>
+      <w:r>
+        <w:rPr>
+          <w:rFonts w:ascii="Times New Roman" w:eastAsia="Times New Roman" w:hAnsi="Times New Roman" w:cs="Times New Roman"/>
+        </w:rPr>
+        <w:t xml:space="preserve"> Image Classification Models and Saliency Maps. </w:t>
+      </w:r>
+      <w:proofErr w:type="spellStart"/>
+      <w:r>
+        <w:rPr>
+          <w:rFonts w:ascii="Times New Roman" w:eastAsia="Times New Roman" w:hAnsi="Times New Roman" w:cs="Times New Roman"/>
+          <w:i/>
+        </w:rPr>
+        <w:t>arXiv</w:t>
+      </w:r>
+      <w:proofErr w:type="spellEnd"/>
+      <w:r>
+        <w:rPr>
+          <w:rFonts w:ascii="Times New Roman" w:eastAsia="Times New Roman" w:hAnsi="Times New Roman" w:cs="Times New Roman"/>
+          <w:i/>
+        </w:rPr>
+        <w:t xml:space="preserve"> preprint</w:t>
+      </w:r>
+      <w:r>
+        <w:rPr>
+          <w:rFonts w:ascii="Times New Roman" w:eastAsia="Times New Roman" w:hAnsi="Times New Roman" w:cs="Times New Roman"/>
+        </w:rPr>
+        <w:t xml:space="preserve"> arXiv:1312.6034. </w:t>
+      </w:r>
+    </w:p>
+    <w:p>
+      <w:pPr>
+        <w:spacing w:before="280" w:after="280"/>
+        <w:rPr>
+          <w:rFonts w:ascii="Times New Roman" w:eastAsia="Times New Roman" w:hAnsi="Times New Roman" w:cs="Times New Roman"/>
+        </w:rPr>
+      </w:pPr>
+      <w:r>
+        <w:rPr>
+          <w:rFonts w:ascii="Times New Roman" w:eastAsia="Times New Roman" w:hAnsi="Times New Roman" w:cs="Times New Roman"/>
+        </w:rPr>
+        <w:t xml:space="preserve">[6]   </w:t>
+      </w:r>
+      <w:proofErr w:type="spellStart"/>
+      <w:r>
+        <w:rPr>
+          <w:rFonts w:ascii="Times New Roman" w:eastAsia="Times New Roman" w:hAnsi="Times New Roman" w:cs="Times New Roman"/>
+        </w:rPr>
+        <w:t>Montavon</w:t>
+      </w:r>
+      <w:proofErr w:type="spellEnd"/>
+      <w:r>
+        <w:rPr>
+          <w:rFonts w:ascii="Times New Roman" w:eastAsia="Times New Roman" w:hAnsi="Times New Roman" w:cs="Times New Roman"/>
+        </w:rPr>
+        <w:t xml:space="preserve">, G., Samek, W., &amp; Müller, K. R. (2018). Methods for Interpreting and Understanding Deep Neural Networks. </w:t>
+      </w:r>
+      <w:r>
+        <w:rPr>
+          <w:rFonts w:ascii="Times New Roman" w:eastAsia="Times New Roman" w:hAnsi="Times New Roman" w:cs="Times New Roman"/>
+          <w:i/>
+        </w:rPr>
+        <w:t>Digital Signal Processing</w:t>
+      </w:r>
+      <w:r>
+        <w:rPr>
+          <w:rFonts w:ascii="Times New Roman" w:eastAsia="Times New Roman" w:hAnsi="Times New Roman" w:cs="Times New Roman"/>
+        </w:rPr>
+        <w:t xml:space="preserve">, 73, 1–15. </w:t>
+      </w:r>
+    </w:p>
+    <w:p>
+      <w:pPr>
+        <w:spacing w:before="280" w:after="280"/>
+        <w:rPr>
+          <w:rFonts w:ascii="Times New Roman" w:eastAsia="Times New Roman" w:hAnsi="Times New Roman" w:cs="Times New Roman"/>
+        </w:rPr>
+      </w:pPr>
+      <w:r>
+        <w:rPr>
+          <w:rFonts w:ascii="Times New Roman" w:eastAsia="Times New Roman" w:hAnsi="Times New Roman" w:cs="Times New Roman"/>
+        </w:rPr>
         <w:lastRenderedPageBreak/>
-        <w:t xml:space="preserve">[3]  Doshi-Velez, F., &amp; Kim, B. (2017). Towards a Rigorous Science of Interpretable Machine Learning. </w:t>
+        <w:t xml:space="preserve">[7]   Arrieta, A. B., Díaz-Rodríguez, N., Del Ser, J., et al. (2020). Explainable Artificial Intelligence (XAI): Concepts, Taxonomies, Opportunities and Challenges toward Responsible AI. </w:t>
       </w:r>
       <w:r>
         <w:rPr>
           <w:rFonts w:ascii="Times New Roman" w:eastAsia="Times New Roman" w:hAnsi="Times New Roman" w:cs="Times New Roman"/>
           <w:i/>
         </w:rPr>
-        <w:t>arXiv preprint</w:t>
-      </w:r>
-      <w:r>
-        <w:rPr>
-          <w:rFonts w:ascii="Times New Roman" w:eastAsia="Times New Roman" w:hAnsi="Times New Roman" w:cs="Times New Roman"/>
-        </w:rPr>
-        <w:t xml:space="preserve"> arXiv:1702.08608.</w:t>
+        <w:t>Information Fusion</w:t>
+      </w:r>
+      <w:r>
+        <w:rPr>
+          <w:rFonts w:ascii="Times New Roman" w:eastAsia="Times New Roman" w:hAnsi="Times New Roman" w:cs="Times New Roman"/>
+        </w:rPr>
+        <w:t>, 58, 82–115.</w:t>
       </w:r>
     </w:p>
     <w:p>
@@ -712,115 +6876,21 @@
         <w:rPr>
           <w:rFonts w:ascii="Times New Roman" w:eastAsia="Times New Roman" w:hAnsi="Times New Roman" w:cs="Times New Roman"/>
         </w:rPr>
-        <w:t xml:space="preserve">[4]   Sundararajan, M., Taly, A., &amp; Yan, Q. (2017). Axiomatic Attribution for Deep Networks. In </w:t>
-      </w:r>
-      <w:r>
-        <w:rPr>
-          <w:rFonts w:ascii="Times New Roman" w:eastAsia="Times New Roman" w:hAnsi="Times New Roman" w:cs="Times New Roman"/>
-          <w:i/>
-        </w:rPr>
-        <w:t>Proceedings of the 34th International Conference on Machine Learning</w:t>
-      </w:r>
-      <w:r>
-        <w:rPr>
-          <w:rFonts w:ascii="Times New Roman" w:eastAsia="Times New Roman" w:hAnsi="Times New Roman" w:cs="Times New Roman"/>
-        </w:rPr>
-        <w:t xml:space="preserve"> (ICML) (pp. 3319–3328).</w:t>
-      </w:r>
-    </w:p>
-    <w:p>
-      <w:pPr>
-        <w:spacing w:before="280" w:after="280"/>
-        <w:rPr>
-          <w:rFonts w:ascii="Times New Roman" w:eastAsia="Times New Roman" w:hAnsi="Times New Roman" w:cs="Times New Roman"/>
-        </w:rPr>
-      </w:pPr>
-      <w:r>
-        <w:rPr>
-          <w:rFonts w:ascii="Times New Roman" w:eastAsia="Times New Roman" w:hAnsi="Times New Roman" w:cs="Times New Roman"/>
-        </w:rPr>
-        <w:t xml:space="preserve">[5]    Simonyan, K., Vedaldi, A., &amp; Zisserman, A. (2014). Deep Inside Convolutional Networks: Visualising Image Classification Models and Saliency Maps. </w:t>
-      </w:r>
-      <w:r>
-        <w:rPr>
-          <w:rFonts w:ascii="Times New Roman" w:eastAsia="Times New Roman" w:hAnsi="Times New Roman" w:cs="Times New Roman"/>
-          <w:i/>
-        </w:rPr>
-        <w:t>arXiv preprint</w:t>
-      </w:r>
-      <w:r>
-        <w:rPr>
-          <w:rFonts w:ascii="Times New Roman" w:eastAsia="Times New Roman" w:hAnsi="Times New Roman" w:cs="Times New Roman"/>
-        </w:rPr>
-        <w:t xml:space="preserve"> arXiv:1312.6034. </w:t>
-      </w:r>
-    </w:p>
-    <w:p>
-      <w:pPr>
-        <w:spacing w:before="280" w:after="280"/>
-        <w:rPr>
-          <w:rFonts w:ascii="Times New Roman" w:eastAsia="Times New Roman" w:hAnsi="Times New Roman" w:cs="Times New Roman"/>
-        </w:rPr>
-      </w:pPr>
-      <w:r>
-        <w:rPr>
-          <w:rFonts w:ascii="Times New Roman" w:eastAsia="Times New Roman" w:hAnsi="Times New Roman" w:cs="Times New Roman"/>
-        </w:rPr>
-        <w:t xml:space="preserve">[6]   Montavon, G., Samek, W., &amp; Müller, K. R. (2018). Methods for Interpreting and Understanding Deep Neural Networks. </w:t>
-      </w:r>
-      <w:r>
-        <w:rPr>
-          <w:rFonts w:ascii="Times New Roman" w:eastAsia="Times New Roman" w:hAnsi="Times New Roman" w:cs="Times New Roman"/>
-          <w:i/>
-        </w:rPr>
-        <w:t>Digital Signal Processing</w:t>
-      </w:r>
-      <w:r>
-        <w:rPr>
-          <w:rFonts w:ascii="Times New Roman" w:eastAsia="Times New Roman" w:hAnsi="Times New Roman" w:cs="Times New Roman"/>
-        </w:rPr>
-        <w:t xml:space="preserve">, 73, 1–15. </w:t>
-      </w:r>
-    </w:p>
-    <w:p>
-      <w:pPr>
-        <w:spacing w:before="280" w:after="280"/>
-        <w:rPr>
-          <w:rFonts w:ascii="Times New Roman" w:eastAsia="Times New Roman" w:hAnsi="Times New Roman" w:cs="Times New Roman"/>
-        </w:rPr>
-      </w:pPr>
-      <w:r>
-        <w:rPr>
-          <w:rFonts w:ascii="Times New Roman" w:eastAsia="Times New Roman" w:hAnsi="Times New Roman" w:cs="Times New Roman"/>
-        </w:rPr>
-        <w:t xml:space="preserve">[7]   Arrieta, A. B., Díaz-Rodríguez, N., Del Ser, J., et al. (2020). Explainable Artificial Intelligence (XAI): Concepts, Taxonomies, Opportunities and Challenges toward Responsible AI. </w:t>
-      </w:r>
-      <w:r>
-        <w:rPr>
-          <w:rFonts w:ascii="Times New Roman" w:eastAsia="Times New Roman" w:hAnsi="Times New Roman" w:cs="Times New Roman"/>
-          <w:i/>
-        </w:rPr>
-        <w:t>Information Fusion</w:t>
-      </w:r>
-      <w:r>
-        <w:rPr>
-          <w:rFonts w:ascii="Times New Roman" w:eastAsia="Times New Roman" w:hAnsi="Times New Roman" w:cs="Times New Roman"/>
-        </w:rPr>
-        <w:t>, 58, 82–115.</w:t>
-      </w:r>
-    </w:p>
-    <w:p>
-      <w:pPr>
-        <w:spacing w:before="280" w:after="280"/>
-        <w:rPr>
-          <w:rFonts w:ascii="Times New Roman" w:eastAsia="Times New Roman" w:hAnsi="Times New Roman" w:cs="Times New Roman"/>
-        </w:rPr>
-      </w:pPr>
-      <w:r>
-        <w:rPr>
-          <w:rFonts w:ascii="Times New Roman" w:eastAsia="Times New Roman" w:hAnsi="Times New Roman" w:cs="Times New Roman"/>
-        </w:rPr>
-        <w:t>[8] Libgober, B. (2023). A comprehensive dataset of U.S. federal laws [Data set]. OSF. https://doi.org/10.17605/OSF.IO/MRGHC</w:t>
+        <w:t xml:space="preserve">[8] </w:t>
+      </w:r>
+      <w:proofErr w:type="spellStart"/>
+      <w:r>
+        <w:rPr>
+          <w:rFonts w:ascii="Times New Roman" w:eastAsia="Times New Roman" w:hAnsi="Times New Roman" w:cs="Times New Roman"/>
+        </w:rPr>
+        <w:t>Libgober</w:t>
+      </w:r>
+      <w:proofErr w:type="spellEnd"/>
+      <w:r>
+        <w:rPr>
+          <w:rFonts w:ascii="Times New Roman" w:eastAsia="Times New Roman" w:hAnsi="Times New Roman" w:cs="Times New Roman"/>
+        </w:rPr>
+        <w:t>, B. (2023). A comprehensive dataset of U.S. federal laws [Data set]. OSF. https://doi.org/10.17605/OSF.IO/MRGHC</w:t>
       </w:r>
     </w:p>
     <w:p>
@@ -919,6 +6989,14 @@
       <w:pPr>
         <w:spacing w:after="160"/>
         <w:jc w:val="center"/>
+      </w:pPr>
+      <w:r>
+        <w:br w:type="page"/>
+      </w:r>
+    </w:p>
+    <w:p>
+      <w:pPr>
+        <w:spacing w:after="160" w:line="240" w:lineRule="auto"/>
         <w:rPr>
           <w:rFonts w:ascii="Times New Roman" w:eastAsia="Times New Roman" w:hAnsi="Times New Roman" w:cs="Times New Roman"/>
           <w:sz w:val="24"/>
@@ -926,30 +7004,7 @@
         </w:rPr>
       </w:pPr>
       <w:r>
-        <w:br w:type="page"/>
-      </w:r>
-    </w:p>
-    <w:p>
-      <w:pPr>
-        <w:spacing w:after="160"/>
-        <w:jc w:val="center"/>
-        <w:rPr>
-          <w:rFonts w:ascii="Times New Roman" w:eastAsia="Times New Roman" w:hAnsi="Times New Roman" w:cs="Times New Roman"/>
-          <w:sz w:val="24"/>
-          <w:szCs w:val="24"/>
-        </w:rPr>
-      </w:pPr>
-    </w:p>
-    <w:p>
-      <w:pPr>
-        <w:spacing w:after="160" w:line="240" w:lineRule="auto"/>
-        <w:rPr>
-          <w:rFonts w:ascii="Times New Roman" w:eastAsia="Times New Roman" w:hAnsi="Times New Roman" w:cs="Times New Roman"/>
-          <w:sz w:val="24"/>
-          <w:szCs w:val="24"/>
-        </w:rPr>
-      </w:pPr>
-      <w:r>
+        <w:lastRenderedPageBreak/>
         <w:br w:type="page"/>
       </w:r>
       <w:r>
@@ -1072,8 +7127,18 @@
           <w:sz w:val="24"/>
           <w:szCs w:val="24"/>
         </w:rPr>
-        <w:t>Details of Fine-Tuning LegalBERT</w:t>
-      </w:r>
+        <w:t xml:space="preserve">Details of Fine-Tuning </w:t>
+      </w:r>
+      <w:proofErr w:type="spellStart"/>
+      <w:r>
+        <w:rPr>
+          <w:rFonts w:ascii="Times New Roman" w:eastAsia="Times New Roman" w:hAnsi="Times New Roman" w:cs="Times New Roman"/>
+          <w:sz w:val="24"/>
+          <w:szCs w:val="24"/>
+        </w:rPr>
+        <w:t>LegalBERT</w:t>
+      </w:r>
+      <w:proofErr w:type="spellEnd"/>
     </w:p>
     <w:p>
       <w:pPr>
@@ -2125,10 +8190,10 @@
     <w:sectPr>
       <w:type w:val="continuous"/>
       <w:pgSz w:w="12240" w:h="15840"/>
-      <w:pgMar w:top="1440" w:right="1152" w:bottom="1800" w:left="1152" w:header="720" w:footer="720" w:gutter="0"/>
+      <w:pgMar w:top="1440" w:right="576" w:bottom="1800" w:left="576" w:header="720" w:footer="720" w:gutter="0"/>
       <w:cols w:num="2" w:space="720" w:equalWidth="0">
-        <w:col w:w="4435" w:space="720"/>
-        <w:col w:w="4435" w:space="0"/>
+        <w:col w:w="5011" w:space="720"/>
+        <w:col w:w="5011" w:space="0"/>
       </w:cols>
     </w:sectPr>
   </w:body>
@@ -2253,7 +8318,6 @@
               <v:path gradientshapeok="t" o:connecttype="rect"/>
             </v:shapetype>
             <v:shape id="Text Box 2" o:spid="_x0000_s1026" type="#_x0000_t202" alt="Non-Public" style="position:absolute;margin-left:0;margin-top:0;width:64.55pt;height:29.05pt;z-index:251659264;visibility:visible;mso-wrap-style:none;mso-wrap-distance-left:0;mso-wrap-distance-top:0;mso-wrap-distance-right:0;mso-wrap-distance-bottom:0;mso-position-horizontal:left;mso-position-horizontal-relative:page;mso-position-vertical:bottom;mso-position-vertical-relative:page;v-text-anchor:bottom" o:gfxdata="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" filled="f" stroked="f">
-              <v:fill o:detectmouseclick="t"/>
               <v:textbox style="mso-fit-shape-to-text:t" inset="20pt,0,0,15pt">
                 <w:txbxContent>
                   <w:p>
@@ -2382,7 +8446,6 @@
               <v:path gradientshapeok="t" o:connecttype="rect"/>
             </v:shapetype>
             <v:shape id="Text Box 3" o:spid="_x0000_s1027" type="#_x0000_t202" alt="Non-Public" style="position:absolute;margin-left:0;margin-top:0;width:64.55pt;height:29.05pt;z-index:251660288;visibility:visible;mso-wrap-style:none;mso-wrap-distance-left:0;mso-wrap-distance-top:0;mso-wrap-distance-right:0;mso-wrap-distance-bottom:0;mso-position-horizontal:left;mso-position-horizontal-relative:page;mso-position-vertical:bottom;mso-position-vertical-relative:page;v-text-anchor:bottom" o:gfxdata="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" filled="f" stroked="f">
-              <v:fill o:detectmouseclick="t"/>
               <v:textbox style="mso-fit-shape-to-text:t" inset="20pt,0,0,15pt">
                 <w:txbxContent>
                   <w:p>
@@ -2511,7 +8574,6 @@
               <v:path gradientshapeok="t" o:connecttype="rect"/>
             </v:shapetype>
             <v:shape id="Text Box 1" o:spid="_x0000_s1028" type="#_x0000_t202" alt="Non-Public" style="position:absolute;margin-left:0;margin-top:0;width:64.55pt;height:29.05pt;z-index:251658240;visibility:visible;mso-wrap-style:none;mso-wrap-distance-left:0;mso-wrap-distance-top:0;mso-wrap-distance-right:0;mso-wrap-distance-bottom:0;mso-position-horizontal:left;mso-position-horizontal-relative:page;mso-position-vertical:bottom;mso-position-vertical-relative:page;v-text-anchor:bottom" o:gfxdata="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" filled="f" stroked="f">
-              <v:fill o:detectmouseclick="t"/>
               <v:textbox style="mso-fit-shape-to-text:t" inset="20pt,0,0,15pt">
                 <w:txbxContent>
                   <w:p>
@@ -3878,6 +9940,31 @@
     <w:uiPriority w:val="99"/>
     <w:rsid w:val="00464983"/>
   </w:style>
+  <w:style w:type="paragraph" w:customStyle="1" w:styleId="whitespace-normal">
+    <w:name w:val="whitespace-normal"/>
+    <w:basedOn w:val="Normal"/>
+    <w:rsid w:val="00D461DF"/>
+    <w:pPr>
+      <w:spacing w:before="100" w:beforeAutospacing="1" w:after="100" w:afterAutospacing="1" w:line="240" w:lineRule="auto"/>
+    </w:pPr>
+    <w:rPr>
+      <w:rFonts w:ascii="Times New Roman" w:eastAsia="Times New Roman" w:hAnsi="Times New Roman" w:cs="Times New Roman"/>
+      <w:sz w:val="24"/>
+      <w:szCs w:val="24"/>
+      <w:lang w:val="en-US"/>
+    </w:rPr>
+  </w:style>
+  <w:style w:type="character" w:styleId="Strong">
+    <w:name w:val="Strong"/>
+    <w:basedOn w:val="DefaultParagraphFont"/>
+    <w:uiPriority w:val="22"/>
+    <w:qFormat/>
+    <w:rsid w:val="00B118EA"/>
+    <w:rPr>
+      <w:b/>
+      <w:bCs/>
+    </w:rPr>
+  </w:style>
 </w:styles>
 </file>
 
